--- a/TPI.docx
+++ b/TPI.docx
@@ -150,6 +150,1184 @@
           <w:lang w:val="es-ES"/>
         </w:rPr>
       </w:pPr>
+      <w:r>
+        <w:rPr>
+          <w:noProof/>
+          <w:sz w:val="32"/>
+          <w:szCs w:val="32"/>
+          <w:lang w:val="es-ES"/>
+        </w:rPr>
+        <mc:AlternateContent>
+          <mc:Choice Requires="wps">
+            <w:drawing>
+              <wp:anchor distT="45720" distB="45720" distL="114300" distR="114300" simplePos="0" relativeHeight="251675648" behindDoc="1" locked="0" layoutInCell="1" allowOverlap="1" wp14:anchorId="6A6E57E7" wp14:editId="39276415">
+                <wp:simplePos x="0" y="0"/>
+                <wp:positionH relativeFrom="margin">
+                  <wp:posOffset>3285186</wp:posOffset>
+                </wp:positionH>
+                <wp:positionV relativeFrom="paragraph">
+                  <wp:posOffset>2602616</wp:posOffset>
+                </wp:positionV>
+                <wp:extent cx="476885" cy="1404620"/>
+                <wp:effectExtent l="0" t="0" r="0" b="0"/>
+                <wp:wrapNone/>
+                <wp:docPr id="9" name="Cuadro de texto 2"/>
+                <wp:cNvGraphicFramePr>
+                  <a:graphicFrameLocks xmlns:a="http://schemas.openxmlformats.org/drawingml/2006/main"/>
+                </wp:cNvGraphicFramePr>
+                <a:graphic xmlns:a="http://schemas.openxmlformats.org/drawingml/2006/main">
+                  <a:graphicData uri="http://schemas.microsoft.com/office/word/2010/wordprocessingShape">
+                    <wps:wsp>
+                      <wps:cNvSpPr txBox="1">
+                        <a:spLocks noChangeArrowheads="1"/>
+                      </wps:cNvSpPr>
+                      <wps:spPr bwMode="auto">
+                        <a:xfrm>
+                          <a:off x="0" y="0"/>
+                          <a:ext cx="476885" cy="1404620"/>
+                        </a:xfrm>
+                        <a:prstGeom prst="rect">
+                          <a:avLst/>
+                        </a:prstGeom>
+                        <a:noFill/>
+                        <a:ln w="9525">
+                          <a:noFill/>
+                          <a:miter lim="800000"/>
+                          <a:headEnd/>
+                          <a:tailEnd/>
+                        </a:ln>
+                      </wps:spPr>
+                      <wps:txbx>
+                        <w:txbxContent>
+                          <w:p>
+                            <w:pPr>
+                              <w:rPr>
+                                <w:b/>
+                                <w:bCs/>
+                                <w:sz w:val="44"/>
+                                <w:szCs w:val="44"/>
+                                <w:lang w:val="es-ES"/>
+                              </w:rPr>
+                            </w:pPr>
+                            <w:r>
+                              <w:rPr>
+                                <w:b/>
+                                <w:bCs/>
+                                <w:sz w:val="44"/>
+                                <w:szCs w:val="44"/>
+                                <w:lang w:val="es-ES"/>
+                              </w:rPr>
+                              <w:t>C</w:t>
+                            </w:r>
+                          </w:p>
+                        </w:txbxContent>
+                      </wps:txbx>
+                      <wps:bodyPr rot="0" vert="horz" wrap="square" lIns="91440" tIns="45720" rIns="91440" bIns="45720" anchor="t" anchorCtr="0">
+                        <a:spAutoFit/>
+                      </wps:bodyPr>
+                    </wps:wsp>
+                  </a:graphicData>
+                </a:graphic>
+                <wp14:sizeRelH relativeFrom="margin">
+                  <wp14:pctWidth>0</wp14:pctWidth>
+                </wp14:sizeRelH>
+                <wp14:sizeRelV relativeFrom="margin">
+                  <wp14:pctHeight>20000</wp14:pctHeight>
+                </wp14:sizeRelV>
+              </wp:anchor>
+            </w:drawing>
+          </mc:Choice>
+          <mc:Fallback>
+            <w:pict>
+              <v:shapetype w14:anchorId="6A6E57E7" id="_x0000_t202" coordsize="21600,21600" o:spt="202" path="m,l,21600r21600,l21600,xe">
+                <v:stroke joinstyle="miter"/>
+                <v:path gradientshapeok="t" o:connecttype="rect"/>
+              </v:shapetype>
+              <v:shape id="Cuadro de texto 2" o:spid="_x0000_s1026" type="#_x0000_t202" style="position:absolute;margin-left:258.7pt;margin-top:204.95pt;width:37.55pt;height:110.6pt;z-index:-251640832;visibility:visible;mso-wrap-style:square;mso-width-percent:0;mso-height-percent:200;mso-wrap-distance-left:9pt;mso-wrap-distance-top:3.6pt;mso-wrap-distance-right:9pt;mso-wrap-distance-bottom:3.6pt;mso-position-horizontal:absolute;mso-position-horizontal-relative:margin;mso-position-vertical:absolute;mso-position-vertical-relative:text;mso-width-percent:0;mso-height-percent:200;mso-width-relative:margin;mso-height-relative:margin;v-text-anchor:top" o:gfxdata="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" filled="f" stroked="f">
+                <v:textbox style="mso-fit-shape-to-text:t">
+                  <w:txbxContent>
+                    <w:p>
+                      <w:pPr>
+                        <w:rPr>
+                          <w:b/>
+                          <w:bCs/>
+                          <w:sz w:val="44"/>
+                          <w:szCs w:val="44"/>
+                          <w:lang w:val="es-ES"/>
+                        </w:rPr>
+                      </w:pPr>
+                      <w:r>
+                        <w:rPr>
+                          <w:b/>
+                          <w:bCs/>
+                          <w:sz w:val="44"/>
+                          <w:szCs w:val="44"/>
+                          <w:lang w:val="es-ES"/>
+                        </w:rPr>
+                        <w:t>C</w:t>
+                      </w:r>
+                    </w:p>
+                  </w:txbxContent>
+                </v:textbox>
+                <w10:wrap anchorx="margin"/>
+              </v:shape>
+            </w:pict>
+          </mc:Fallback>
+        </mc:AlternateContent>
+      </w:r>
+      <w:r>
+        <w:rPr>
+          <w:noProof/>
+          <w:sz w:val="32"/>
+          <w:szCs w:val="32"/>
+          <w:lang w:val="es-ES"/>
+        </w:rPr>
+        <mc:AlternateContent>
+          <mc:Choice Requires="wps">
+            <w:drawing>
+              <wp:anchor distT="45720" distB="45720" distL="114300" distR="114300" simplePos="0" relativeHeight="251673600" behindDoc="1" locked="0" layoutInCell="1" allowOverlap="1" wp14:anchorId="1D236FF5" wp14:editId="20D0EDCC">
+                <wp:simplePos x="0" y="0"/>
+                <wp:positionH relativeFrom="margin">
+                  <wp:posOffset>3929242</wp:posOffset>
+                </wp:positionH>
+                <wp:positionV relativeFrom="paragraph">
+                  <wp:posOffset>11899</wp:posOffset>
+                </wp:positionV>
+                <wp:extent cx="476885" cy="1404620"/>
+                <wp:effectExtent l="0" t="0" r="0" b="0"/>
+                <wp:wrapNone/>
+                <wp:docPr id="8" name="Cuadro de texto 2"/>
+                <wp:cNvGraphicFramePr>
+                  <a:graphicFrameLocks xmlns:a="http://schemas.openxmlformats.org/drawingml/2006/main"/>
+                </wp:cNvGraphicFramePr>
+                <a:graphic xmlns:a="http://schemas.openxmlformats.org/drawingml/2006/main">
+                  <a:graphicData uri="http://schemas.microsoft.com/office/word/2010/wordprocessingShape">
+                    <wps:wsp>
+                      <wps:cNvSpPr txBox="1">
+                        <a:spLocks noChangeArrowheads="1"/>
+                      </wps:cNvSpPr>
+                      <wps:spPr bwMode="auto">
+                        <a:xfrm>
+                          <a:off x="0" y="0"/>
+                          <a:ext cx="476885" cy="1404620"/>
+                        </a:xfrm>
+                        <a:prstGeom prst="rect">
+                          <a:avLst/>
+                        </a:prstGeom>
+                        <a:noFill/>
+                        <a:ln w="9525">
+                          <a:noFill/>
+                          <a:miter lim="800000"/>
+                          <a:headEnd/>
+                          <a:tailEnd/>
+                        </a:ln>
+                      </wps:spPr>
+                      <wps:txbx>
+                        <w:txbxContent>
+                          <w:p>
+                            <w:pPr>
+                              <w:rPr>
+                                <w:b/>
+                                <w:bCs/>
+                                <w:sz w:val="44"/>
+                                <w:szCs w:val="44"/>
+                                <w:lang w:val="es-ES"/>
+                              </w:rPr>
+                            </w:pPr>
+                            <w:r>
+                              <w:rPr>
+                                <w:b/>
+                                <w:bCs/>
+                                <w:sz w:val="44"/>
+                                <w:szCs w:val="44"/>
+                                <w:lang w:val="es-ES"/>
+                              </w:rPr>
+                              <w:t>B</w:t>
+                            </w:r>
+                          </w:p>
+                        </w:txbxContent>
+                      </wps:txbx>
+                      <wps:bodyPr rot="0" vert="horz" wrap="square" lIns="91440" tIns="45720" rIns="91440" bIns="45720" anchor="t" anchorCtr="0">
+                        <a:spAutoFit/>
+                      </wps:bodyPr>
+                    </wps:wsp>
+                  </a:graphicData>
+                </a:graphic>
+                <wp14:sizeRelH relativeFrom="margin">
+                  <wp14:pctWidth>0</wp14:pctWidth>
+                </wp14:sizeRelH>
+                <wp14:sizeRelV relativeFrom="margin">
+                  <wp14:pctHeight>20000</wp14:pctHeight>
+                </wp14:sizeRelV>
+              </wp:anchor>
+            </w:drawing>
+          </mc:Choice>
+          <mc:Fallback>
+            <w:pict>
+              <v:shape w14:anchorId="1D236FF5" id="_x0000_s1027" type="#_x0000_t202" style="position:absolute;margin-left:309.4pt;margin-top:.95pt;width:37.55pt;height:110.6pt;z-index:-251642880;visibility:visible;mso-wrap-style:square;mso-width-percent:0;mso-height-percent:200;mso-wrap-distance-left:9pt;mso-wrap-distance-top:3.6pt;mso-wrap-distance-right:9pt;mso-wrap-distance-bottom:3.6pt;mso-position-horizontal:absolute;mso-position-horizontal-relative:margin;mso-position-vertical:absolute;mso-position-vertical-relative:text;mso-width-percent:0;mso-height-percent:200;mso-width-relative:margin;mso-height-relative:margin;v-text-anchor:top" o:gfxdata="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" filled="f" stroked="f">
+                <v:textbox style="mso-fit-shape-to-text:t">
+                  <w:txbxContent>
+                    <w:p>
+                      <w:pPr>
+                        <w:rPr>
+                          <w:b/>
+                          <w:bCs/>
+                          <w:sz w:val="44"/>
+                          <w:szCs w:val="44"/>
+                          <w:lang w:val="es-ES"/>
+                        </w:rPr>
+                      </w:pPr>
+                      <w:r>
+                        <w:rPr>
+                          <w:b/>
+                          <w:bCs/>
+                          <w:sz w:val="44"/>
+                          <w:szCs w:val="44"/>
+                          <w:lang w:val="es-ES"/>
+                        </w:rPr>
+                        <w:t>B</w:t>
+                      </w:r>
+                    </w:p>
+                  </w:txbxContent>
+                </v:textbox>
+                <w10:wrap anchorx="margin"/>
+              </v:shape>
+            </w:pict>
+          </mc:Fallback>
+        </mc:AlternateContent>
+      </w:r>
+      <w:r>
+        <w:rPr>
+          <w:noProof/>
+          <w:sz w:val="32"/>
+          <w:szCs w:val="32"/>
+          <w:lang w:val="es-ES"/>
+        </w:rPr>
+        <mc:AlternateContent>
+          <mc:Choice Requires="wps">
+            <w:drawing>
+              <wp:anchor distT="45720" distB="45720" distL="114300" distR="114300" simplePos="0" relativeHeight="251671552" behindDoc="1" locked="0" layoutInCell="1" allowOverlap="1" wp14:anchorId="25B67047" wp14:editId="027E6AEF">
+                <wp:simplePos x="0" y="0"/>
+                <wp:positionH relativeFrom="column">
+                  <wp:posOffset>978701</wp:posOffset>
+                </wp:positionH>
+                <wp:positionV relativeFrom="paragraph">
+                  <wp:posOffset>25842</wp:posOffset>
+                </wp:positionV>
+                <wp:extent cx="476885" cy="1404620"/>
+                <wp:effectExtent l="0" t="0" r="0" b="0"/>
+                <wp:wrapNone/>
+                <wp:docPr id="7" name="Cuadro de texto 2"/>
+                <wp:cNvGraphicFramePr>
+                  <a:graphicFrameLocks xmlns:a="http://schemas.openxmlformats.org/drawingml/2006/main"/>
+                </wp:cNvGraphicFramePr>
+                <a:graphic xmlns:a="http://schemas.openxmlformats.org/drawingml/2006/main">
+                  <a:graphicData uri="http://schemas.microsoft.com/office/word/2010/wordprocessingShape">
+                    <wps:wsp>
+                      <wps:cNvSpPr txBox="1">
+                        <a:spLocks noChangeArrowheads="1"/>
+                      </wps:cNvSpPr>
+                      <wps:spPr bwMode="auto">
+                        <a:xfrm>
+                          <a:off x="0" y="0"/>
+                          <a:ext cx="476885" cy="1404620"/>
+                        </a:xfrm>
+                        <a:prstGeom prst="rect">
+                          <a:avLst/>
+                        </a:prstGeom>
+                        <a:noFill/>
+                        <a:ln w="9525">
+                          <a:noFill/>
+                          <a:miter lim="800000"/>
+                          <a:headEnd/>
+                          <a:tailEnd/>
+                        </a:ln>
+                      </wps:spPr>
+                      <wps:txbx>
+                        <w:txbxContent>
+                          <w:p>
+                            <w:pPr>
+                              <w:rPr>
+                                <w:b/>
+                                <w:bCs/>
+                                <w:sz w:val="44"/>
+                                <w:szCs w:val="44"/>
+                              </w:rPr>
+                            </w:pPr>
+                            <w:r>
+                              <w:rPr>
+                                <w:b/>
+                                <w:bCs/>
+                                <w:sz w:val="44"/>
+                                <w:szCs w:val="44"/>
+                              </w:rPr>
+                              <w:t>A</w:t>
+                            </w:r>
+                          </w:p>
+                        </w:txbxContent>
+                      </wps:txbx>
+                      <wps:bodyPr rot="0" vert="horz" wrap="square" lIns="91440" tIns="45720" rIns="91440" bIns="45720" anchor="t" anchorCtr="0">
+                        <a:spAutoFit/>
+                      </wps:bodyPr>
+                    </wps:wsp>
+                  </a:graphicData>
+                </a:graphic>
+                <wp14:sizeRelH relativeFrom="margin">
+                  <wp14:pctWidth>0</wp14:pctWidth>
+                </wp14:sizeRelH>
+                <wp14:sizeRelV relativeFrom="margin">
+                  <wp14:pctHeight>20000</wp14:pctHeight>
+                </wp14:sizeRelV>
+              </wp:anchor>
+            </w:drawing>
+          </mc:Choice>
+          <mc:Fallback>
+            <w:pict>
+              <v:shape w14:anchorId="25B67047" id="_x0000_s1028" type="#_x0000_t202" style="position:absolute;margin-left:77.05pt;margin-top:2.05pt;width:37.55pt;height:110.6pt;z-index:-251644928;visibility:visible;mso-wrap-style:square;mso-width-percent:0;mso-height-percent:200;mso-wrap-distance-left:9pt;mso-wrap-distance-top:3.6pt;mso-wrap-distance-right:9pt;mso-wrap-distance-bottom:3.6pt;mso-position-horizontal:absolute;mso-position-horizontal-relative:text;mso-position-vertical:absolute;mso-position-vertical-relative:text;mso-width-percent:0;mso-height-percent:200;mso-width-relative:margin;mso-height-relative:margin;v-text-anchor:top" o:gfxdata="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" filled="f" stroked="f">
+                <v:textbox style="mso-fit-shape-to-text:t">
+                  <w:txbxContent>
+                    <w:p>
+                      <w:pPr>
+                        <w:rPr>
+                          <w:b/>
+                          <w:bCs/>
+                          <w:sz w:val="44"/>
+                          <w:szCs w:val="44"/>
+                        </w:rPr>
+                      </w:pPr>
+                      <w:r>
+                        <w:rPr>
+                          <w:b/>
+                          <w:bCs/>
+                          <w:sz w:val="44"/>
+                          <w:szCs w:val="44"/>
+                        </w:rPr>
+                        <w:t>A</w:t>
+                      </w:r>
+                    </w:p>
+                  </w:txbxContent>
+                </v:textbox>
+              </v:shape>
+            </w:pict>
+          </mc:Fallback>
+        </mc:AlternateContent>
+      </w:r>
+      <w:r>
+        <w:rPr>
+          <w:noProof/>
+          <w:sz w:val="32"/>
+          <w:szCs w:val="32"/>
+          <w:lang w:val="es-ES"/>
+        </w:rPr>
+        <mc:AlternateContent>
+          <mc:Choice Requires="wps">
+            <w:drawing>
+              <wp:anchor distT="45720" distB="45720" distL="114300" distR="114300" simplePos="0" relativeHeight="251669504" behindDoc="1" locked="0" layoutInCell="1" allowOverlap="1" wp14:anchorId="550C9035" wp14:editId="05B453EC">
+                <wp:simplePos x="0" y="0"/>
+                <wp:positionH relativeFrom="margin">
+                  <wp:posOffset>2434287</wp:posOffset>
+                </wp:positionH>
+                <wp:positionV relativeFrom="paragraph">
+                  <wp:posOffset>1242364</wp:posOffset>
+                </wp:positionV>
+                <wp:extent cx="723265" cy="1404620"/>
+                <wp:effectExtent l="0" t="0" r="0" b="1905"/>
+                <wp:wrapNone/>
+                <wp:docPr id="6" name="Cuadro de texto 2"/>
+                <wp:cNvGraphicFramePr>
+                  <a:graphicFrameLocks xmlns:a="http://schemas.openxmlformats.org/drawingml/2006/main"/>
+                </wp:cNvGraphicFramePr>
+                <a:graphic xmlns:a="http://schemas.openxmlformats.org/drawingml/2006/main">
+                  <a:graphicData uri="http://schemas.microsoft.com/office/word/2010/wordprocessingShape">
+                    <wps:wsp>
+                      <wps:cNvSpPr txBox="1">
+                        <a:spLocks noChangeArrowheads="1"/>
+                      </wps:cNvSpPr>
+                      <wps:spPr bwMode="auto">
+                        <a:xfrm>
+                          <a:off x="0" y="0"/>
+                          <a:ext cx="723265" cy="1404620"/>
+                        </a:xfrm>
+                        <a:prstGeom prst="rect">
+                          <a:avLst/>
+                        </a:prstGeom>
+                        <a:noFill/>
+                        <a:ln w="9525">
+                          <a:noFill/>
+                          <a:miter lim="800000"/>
+                          <a:headEnd/>
+                          <a:tailEnd/>
+                        </a:ln>
+                      </wps:spPr>
+                      <wps:txbx>
+                        <w:txbxContent>
+                          <w:p>
+                            <w:pPr>
+                              <w:rPr>
+                                <w:b/>
+                                <w:bCs/>
+                              </w:rPr>
+                            </w:pPr>
+                            <w:r>
+                              <w:rPr>
+                                <w:b/>
+                                <w:bCs/>
+                              </w:rPr>
+                              <w:t>105</w:t>
+                            </w:r>
+                          </w:p>
+                        </w:txbxContent>
+                      </wps:txbx>
+                      <wps:bodyPr rot="0" vert="horz" wrap="square" lIns="91440" tIns="45720" rIns="91440" bIns="45720" anchor="t" anchorCtr="0">
+                        <a:spAutoFit/>
+                      </wps:bodyPr>
+                    </wps:wsp>
+                  </a:graphicData>
+                </a:graphic>
+                <wp14:sizeRelH relativeFrom="margin">
+                  <wp14:pctWidth>0</wp14:pctWidth>
+                </wp14:sizeRelH>
+                <wp14:sizeRelV relativeFrom="margin">
+                  <wp14:pctHeight>20000</wp14:pctHeight>
+                </wp14:sizeRelV>
+              </wp:anchor>
+            </w:drawing>
+          </mc:Choice>
+          <mc:Fallback>
+            <w:pict>
+              <v:shape w14:anchorId="550C9035" id="_x0000_s1029" type="#_x0000_t202" style="position:absolute;margin-left:191.7pt;margin-top:97.8pt;width:56.95pt;height:110.6pt;z-index:-251646976;visibility:visible;mso-wrap-style:square;mso-width-percent:0;mso-height-percent:200;mso-wrap-distance-left:9pt;mso-wrap-distance-top:3.6pt;mso-wrap-distance-right:9pt;mso-wrap-distance-bottom:3.6pt;mso-position-horizontal:absolute;mso-position-horizontal-relative:margin;mso-position-vertical:absolute;mso-position-vertical-relative:text;mso-width-percent:0;mso-height-percent:200;mso-width-relative:margin;mso-height-relative:margin;v-text-anchor:top" o:gfxdata="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" filled="f" stroked="f">
+                <v:textbox style="mso-fit-shape-to-text:t">
+                  <w:txbxContent>
+                    <w:p>
+                      <w:pPr>
+                        <w:rPr>
+                          <w:b/>
+                          <w:bCs/>
+                        </w:rPr>
+                      </w:pPr>
+                      <w:r>
+                        <w:rPr>
+                          <w:b/>
+                          <w:bCs/>
+                        </w:rPr>
+                        <w:t>105</w:t>
+                      </w:r>
+                    </w:p>
+                  </w:txbxContent>
+                </v:textbox>
+                <w10:wrap anchorx="margin"/>
+              </v:shape>
+            </w:pict>
+          </mc:Fallback>
+        </mc:AlternateContent>
+      </w:r>
+      <w:r>
+        <w:rPr>
+          <w:noProof/>
+          <w:sz w:val="32"/>
+          <w:szCs w:val="32"/>
+          <w:lang w:val="es-ES"/>
+        </w:rPr>
+        <mc:AlternateContent>
+          <mc:Choice Requires="wps">
+            <w:drawing>
+              <wp:anchor distT="45720" distB="45720" distL="114300" distR="114300" simplePos="0" relativeHeight="251667456" behindDoc="1" locked="0" layoutInCell="1" allowOverlap="1" wp14:anchorId="5D82987F" wp14:editId="1DFA2B2B">
+                <wp:simplePos x="0" y="0"/>
+                <wp:positionH relativeFrom="column">
+                  <wp:posOffset>2426086</wp:posOffset>
+                </wp:positionH>
+                <wp:positionV relativeFrom="paragraph">
+                  <wp:posOffset>598143</wp:posOffset>
+                </wp:positionV>
+                <wp:extent cx="914400" cy="1404620"/>
+                <wp:effectExtent l="0" t="0" r="0" b="0"/>
+                <wp:wrapNone/>
+                <wp:docPr id="5" name="Cuadro de texto 2"/>
+                <wp:cNvGraphicFramePr>
+                  <a:graphicFrameLocks xmlns:a="http://schemas.openxmlformats.org/drawingml/2006/main"/>
+                </wp:cNvGraphicFramePr>
+                <a:graphic xmlns:a="http://schemas.openxmlformats.org/drawingml/2006/main">
+                  <a:graphicData uri="http://schemas.microsoft.com/office/word/2010/wordprocessingShape">
+                    <wps:wsp>
+                      <wps:cNvSpPr txBox="1">
+                        <a:spLocks noChangeArrowheads="1"/>
+                      </wps:cNvSpPr>
+                      <wps:spPr bwMode="auto">
+                        <a:xfrm>
+                          <a:off x="0" y="0"/>
+                          <a:ext cx="914400" cy="1404620"/>
+                        </a:xfrm>
+                        <a:prstGeom prst="rect">
+                          <a:avLst/>
+                        </a:prstGeom>
+                        <a:noFill/>
+                        <a:ln w="9525">
+                          <a:noFill/>
+                          <a:miter lim="800000"/>
+                          <a:headEnd/>
+                          <a:tailEnd/>
+                        </a:ln>
+                      </wps:spPr>
+                      <wps:txbx>
+                        <w:txbxContent>
+                          <w:p>
+                            <w:pPr>
+                              <w:rPr>
+                                <w:b/>
+                                <w:bCs/>
+                              </w:rPr>
+                            </w:pPr>
+                            <w:r>
+                              <w:rPr>
+                                <w:b/>
+                                <w:bCs/>
+                              </w:rPr>
+                              <w:t>104</w:t>
+                            </w:r>
+                          </w:p>
+                          <w:p>
+                            <w:pPr>
+                              <w:rPr>
+                                <w:b/>
+                                <w:bCs/>
+                              </w:rPr>
+                            </w:pPr>
+                            <w:r>
+                              <w:rPr>
+                                <w:b/>
+                                <w:bCs/>
+                              </w:rPr>
+                              <w:t>106</w:t>
+                            </w:r>
+                          </w:p>
+                        </w:txbxContent>
+                      </wps:txbx>
+                      <wps:bodyPr rot="0" vert="horz" wrap="square" lIns="91440" tIns="45720" rIns="91440" bIns="45720" anchor="t" anchorCtr="0">
+                        <a:spAutoFit/>
+                      </wps:bodyPr>
+                    </wps:wsp>
+                  </a:graphicData>
+                </a:graphic>
+                <wp14:sizeRelH relativeFrom="margin">
+                  <wp14:pctWidth>0</wp14:pctWidth>
+                </wp14:sizeRelH>
+                <wp14:sizeRelV relativeFrom="margin">
+                  <wp14:pctHeight>20000</wp14:pctHeight>
+                </wp14:sizeRelV>
+              </wp:anchor>
+            </w:drawing>
+          </mc:Choice>
+          <mc:Fallback>
+            <w:pict>
+              <v:shape w14:anchorId="5D82987F" id="_x0000_s1030" type="#_x0000_t202" style="position:absolute;margin-left:191.05pt;margin-top:47.1pt;width:1in;height:110.6pt;z-index:-251649024;visibility:visible;mso-wrap-style:square;mso-width-percent:0;mso-height-percent:200;mso-wrap-distance-left:9pt;mso-wrap-distance-top:3.6pt;mso-wrap-distance-right:9pt;mso-wrap-distance-bottom:3.6pt;mso-position-horizontal:absolute;mso-position-horizontal-relative:text;mso-position-vertical:absolute;mso-position-vertical-relative:text;mso-width-percent:0;mso-height-percent:200;mso-width-relative:margin;mso-height-relative:margin;v-text-anchor:top" o:gfxdata="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" filled="f" stroked="f">
+                <v:textbox style="mso-fit-shape-to-text:t">
+                  <w:txbxContent>
+                    <w:p>
+                      <w:pPr>
+                        <w:rPr>
+                          <w:b/>
+                          <w:bCs/>
+                        </w:rPr>
+                      </w:pPr>
+                      <w:r>
+                        <w:rPr>
+                          <w:b/>
+                          <w:bCs/>
+                        </w:rPr>
+                        <w:t>104</w:t>
+                      </w:r>
+                    </w:p>
+                    <w:p>
+                      <w:pPr>
+                        <w:rPr>
+                          <w:b/>
+                          <w:bCs/>
+                        </w:rPr>
+                      </w:pPr>
+                      <w:r>
+                        <w:rPr>
+                          <w:b/>
+                          <w:bCs/>
+                        </w:rPr>
+                        <w:t>106</w:t>
+                      </w:r>
+                    </w:p>
+                  </w:txbxContent>
+                </v:textbox>
+              </v:shape>
+            </w:pict>
+          </mc:Fallback>
+        </mc:AlternateContent>
+      </w:r>
+      <w:r>
+        <w:rPr>
+          <w:noProof/>
+          <w:sz w:val="32"/>
+          <w:szCs w:val="32"/>
+          <w:lang w:val="es-ES"/>
+        </w:rPr>
+        <mc:AlternateContent>
+          <mc:Choice Requires="wps">
+            <w:drawing>
+              <wp:anchor distT="45720" distB="45720" distL="114300" distR="114300" simplePos="0" relativeHeight="251665408" behindDoc="1" locked="0" layoutInCell="1" allowOverlap="1" wp14:anchorId="5220C9AA" wp14:editId="66C46469">
+                <wp:simplePos x="0" y="0"/>
+                <wp:positionH relativeFrom="column">
+                  <wp:posOffset>2314657</wp:posOffset>
+                </wp:positionH>
+                <wp:positionV relativeFrom="paragraph">
+                  <wp:posOffset>2093346</wp:posOffset>
+                </wp:positionV>
+                <wp:extent cx="612140" cy="1404620"/>
+                <wp:effectExtent l="0" t="0" r="0" b="1905"/>
+                <wp:wrapNone/>
+                <wp:docPr id="4" name="Cuadro de texto 2"/>
+                <wp:cNvGraphicFramePr>
+                  <a:graphicFrameLocks xmlns:a="http://schemas.openxmlformats.org/drawingml/2006/main"/>
+                </wp:cNvGraphicFramePr>
+                <a:graphic xmlns:a="http://schemas.openxmlformats.org/drawingml/2006/main">
+                  <a:graphicData uri="http://schemas.microsoft.com/office/word/2010/wordprocessingShape">
+                    <wps:wsp>
+                      <wps:cNvSpPr txBox="1">
+                        <a:spLocks noChangeArrowheads="1"/>
+                      </wps:cNvSpPr>
+                      <wps:spPr bwMode="auto">
+                        <a:xfrm>
+                          <a:off x="0" y="0"/>
+                          <a:ext cx="612140" cy="1404620"/>
+                        </a:xfrm>
+                        <a:prstGeom prst="rect">
+                          <a:avLst/>
+                        </a:prstGeom>
+                        <a:noFill/>
+                        <a:ln w="9525">
+                          <a:noFill/>
+                          <a:miter lim="800000"/>
+                          <a:headEnd/>
+                          <a:tailEnd/>
+                        </a:ln>
+                      </wps:spPr>
+                      <wps:txbx>
+                        <w:txbxContent>
+                          <w:p>
+                            <w:pPr>
+                              <w:rPr>
+                                <w:b/>
+                                <w:bCs/>
+                                <w:sz w:val="32"/>
+                                <w:szCs w:val="32"/>
+                              </w:rPr>
+                            </w:pPr>
+                            <w:r>
+                              <w:rPr>
+                                <w:b/>
+                                <w:bCs/>
+                                <w:sz w:val="32"/>
+                                <w:szCs w:val="32"/>
+                              </w:rPr>
+                              <w:t>109</w:t>
+                            </w:r>
+                          </w:p>
+                        </w:txbxContent>
+                      </wps:txbx>
+                      <wps:bodyPr rot="0" vert="horz" wrap="square" lIns="91440" tIns="45720" rIns="91440" bIns="45720" anchor="t" anchorCtr="0">
+                        <a:spAutoFit/>
+                      </wps:bodyPr>
+                    </wps:wsp>
+                  </a:graphicData>
+                </a:graphic>
+                <wp14:sizeRelH relativeFrom="margin">
+                  <wp14:pctWidth>0</wp14:pctWidth>
+                </wp14:sizeRelH>
+                <wp14:sizeRelV relativeFrom="margin">
+                  <wp14:pctHeight>20000</wp14:pctHeight>
+                </wp14:sizeRelV>
+              </wp:anchor>
+            </w:drawing>
+          </mc:Choice>
+          <mc:Fallback>
+            <w:pict>
+              <v:shape w14:anchorId="5220C9AA" id="_x0000_s1031" type="#_x0000_t202" style="position:absolute;margin-left:182.25pt;margin-top:164.85pt;width:48.2pt;height:110.6pt;z-index:-251651072;visibility:visible;mso-wrap-style:square;mso-width-percent:0;mso-height-percent:200;mso-wrap-distance-left:9pt;mso-wrap-distance-top:3.6pt;mso-wrap-distance-right:9pt;mso-wrap-distance-bottom:3.6pt;mso-position-horizontal:absolute;mso-position-horizontal-relative:text;mso-position-vertical:absolute;mso-position-vertical-relative:text;mso-width-percent:0;mso-height-percent:200;mso-width-relative:margin;mso-height-relative:margin;v-text-anchor:top" o:gfxdata="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" filled="f" stroked="f">
+                <v:textbox style="mso-fit-shape-to-text:t">
+                  <w:txbxContent>
+                    <w:p>
+                      <w:pPr>
+                        <w:rPr>
+                          <w:b/>
+                          <w:bCs/>
+                          <w:sz w:val="32"/>
+                          <w:szCs w:val="32"/>
+                        </w:rPr>
+                      </w:pPr>
+                      <w:r>
+                        <w:rPr>
+                          <w:b/>
+                          <w:bCs/>
+                          <w:sz w:val="32"/>
+                          <w:szCs w:val="32"/>
+                        </w:rPr>
+                        <w:t>109</w:t>
+                      </w:r>
+                    </w:p>
+                  </w:txbxContent>
+                </v:textbox>
+              </v:shape>
+            </w:pict>
+          </mc:Fallback>
+        </mc:AlternateContent>
+      </w:r>
+      <w:r>
+        <w:rPr>
+          <w:noProof/>
+          <w:sz w:val="32"/>
+          <w:szCs w:val="32"/>
+          <w:lang w:val="es-ES"/>
+        </w:rPr>
+        <mc:AlternateContent>
+          <mc:Choice Requires="wps">
+            <w:drawing>
+              <wp:anchor distT="45720" distB="45720" distL="114300" distR="114300" simplePos="0" relativeHeight="251659264" behindDoc="0" locked="0" layoutInCell="1" allowOverlap="1" wp14:anchorId="7DBEB98C" wp14:editId="301D0CB9">
+                <wp:simplePos x="0" y="0"/>
+                <wp:positionH relativeFrom="column">
+                  <wp:posOffset>1532780</wp:posOffset>
+                </wp:positionH>
+                <wp:positionV relativeFrom="paragraph">
+                  <wp:posOffset>602312</wp:posOffset>
+                </wp:positionV>
+                <wp:extent cx="685800" cy="819150"/>
+                <wp:effectExtent l="0" t="0" r="0" b="0"/>
+                <wp:wrapNone/>
+                <wp:docPr id="217" name="Cuadro de texto 2"/>
+                <wp:cNvGraphicFramePr>
+                  <a:graphicFrameLocks xmlns:a="http://schemas.openxmlformats.org/drawingml/2006/main"/>
+                </wp:cNvGraphicFramePr>
+                <a:graphic xmlns:a="http://schemas.openxmlformats.org/drawingml/2006/main">
+                  <a:graphicData uri="http://schemas.microsoft.com/office/word/2010/wordprocessingShape">
+                    <wps:wsp>
+                      <wps:cNvSpPr txBox="1">
+                        <a:spLocks noChangeArrowheads="1"/>
+                      </wps:cNvSpPr>
+                      <wps:spPr bwMode="auto">
+                        <a:xfrm>
+                          <a:off x="0" y="0"/>
+                          <a:ext cx="685800" cy="819150"/>
+                        </a:xfrm>
+                        <a:prstGeom prst="rect">
+                          <a:avLst/>
+                        </a:prstGeom>
+                        <a:noFill/>
+                        <a:ln w="9525">
+                          <a:noFill/>
+                          <a:miter lim="800000"/>
+                          <a:headEnd/>
+                          <a:tailEnd/>
+                        </a:ln>
+                      </wps:spPr>
+                      <wps:txbx>
+                        <w:txbxContent>
+                          <w:p>
+                            <w:pPr>
+                              <w:rPr>
+                                <w:b/>
+                                <w:bCs/>
+                                <w:sz w:val="36"/>
+                                <w:szCs w:val="36"/>
+                              </w:rPr>
+                            </w:pPr>
+                            <w:r>
+                              <w:rPr>
+                                <w:b/>
+                                <w:bCs/>
+                                <w:sz w:val="36"/>
+                                <w:szCs w:val="36"/>
+                              </w:rPr>
+                              <w:t>101</w:t>
+                            </w:r>
+                          </w:p>
+                          <w:p>
+                            <w:pPr>
+                              <w:rPr>
+                                <w:b/>
+                                <w:bCs/>
+                                <w:sz w:val="36"/>
+                                <w:szCs w:val="36"/>
+                              </w:rPr>
+                            </w:pPr>
+                            <w:r>
+                              <w:rPr>
+                                <w:b/>
+                                <w:bCs/>
+                                <w:sz w:val="36"/>
+                                <w:szCs w:val="36"/>
+                              </w:rPr>
+                              <w:t>103</w:t>
+                            </w:r>
+                          </w:p>
+                        </w:txbxContent>
+                      </wps:txbx>
+                      <wps:bodyPr rot="0" vert="horz" wrap="square" lIns="91440" tIns="45720" rIns="91440" bIns="45720" anchor="t" anchorCtr="0">
+                        <a:noAutofit/>
+                      </wps:bodyPr>
+                    </wps:wsp>
+                  </a:graphicData>
+                </a:graphic>
+                <wp14:sizeRelH relativeFrom="margin">
+                  <wp14:pctWidth>0</wp14:pctWidth>
+                </wp14:sizeRelH>
+                <wp14:sizeRelV relativeFrom="margin">
+                  <wp14:pctHeight>0</wp14:pctHeight>
+                </wp14:sizeRelV>
+              </wp:anchor>
+            </w:drawing>
+          </mc:Choice>
+          <mc:Fallback>
+            <w:pict>
+              <v:shape w14:anchorId="7DBEB98C" id="_x0000_s1032" type="#_x0000_t202" style="position:absolute;margin-left:120.7pt;margin-top:47.45pt;width:54pt;height:64.5pt;z-index:251659264;visibility:visible;mso-wrap-style:square;mso-width-percent:0;mso-height-percent:0;mso-wrap-distance-left:9pt;mso-wrap-distance-top:3.6pt;mso-wrap-distance-right:9pt;mso-wrap-distance-bottom:3.6pt;mso-position-horizontal:absolute;mso-position-horizontal-relative:text;mso-position-vertical:absolute;mso-position-vertical-relative:text;mso-width-percent:0;mso-height-percent:0;mso-width-relative:margin;mso-height-relative:margin;v-text-anchor:top" o:gfxdata="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" filled="f" stroked="f">
+                <v:textbox>
+                  <w:txbxContent>
+                    <w:p>
+                      <w:pPr>
+                        <w:rPr>
+                          <w:b/>
+                          <w:bCs/>
+                          <w:sz w:val="36"/>
+                          <w:szCs w:val="36"/>
+                        </w:rPr>
+                      </w:pPr>
+                      <w:r>
+                        <w:rPr>
+                          <w:b/>
+                          <w:bCs/>
+                          <w:sz w:val="36"/>
+                          <w:szCs w:val="36"/>
+                        </w:rPr>
+                        <w:t>101</w:t>
+                      </w:r>
+                    </w:p>
+                    <w:p>
+                      <w:pPr>
+                        <w:rPr>
+                          <w:b/>
+                          <w:bCs/>
+                          <w:sz w:val="36"/>
+                          <w:szCs w:val="36"/>
+                        </w:rPr>
+                      </w:pPr>
+                      <w:r>
+                        <w:rPr>
+                          <w:b/>
+                          <w:bCs/>
+                          <w:sz w:val="36"/>
+                          <w:szCs w:val="36"/>
+                        </w:rPr>
+                        <w:t>103</w:t>
+                      </w:r>
+                    </w:p>
+                  </w:txbxContent>
+                </v:textbox>
+              </v:shape>
+            </w:pict>
+          </mc:Fallback>
+        </mc:AlternateContent>
+      </w:r>
+      <w:r>
+        <w:rPr>
+          <w:noProof/>
+          <w:sz w:val="32"/>
+          <w:szCs w:val="32"/>
+          <w:lang w:val="es-ES"/>
+        </w:rPr>
+        <mc:AlternateContent>
+          <mc:Choice Requires="wps">
+            <w:drawing>
+              <wp:anchor distT="45720" distB="45720" distL="114300" distR="114300" simplePos="0" relativeHeight="251663360" behindDoc="1" locked="0" layoutInCell="1" allowOverlap="1" wp14:anchorId="5E3603D0" wp14:editId="21344984">
+                <wp:simplePos x="0" y="0"/>
+                <wp:positionH relativeFrom="column">
+                  <wp:posOffset>3189329</wp:posOffset>
+                </wp:positionH>
+                <wp:positionV relativeFrom="paragraph">
+                  <wp:posOffset>597645</wp:posOffset>
+                </wp:positionV>
+                <wp:extent cx="596265" cy="1404620"/>
+                <wp:effectExtent l="0" t="0" r="0" b="0"/>
+                <wp:wrapNone/>
+                <wp:docPr id="3" name="Cuadro de texto 2"/>
+                <wp:cNvGraphicFramePr>
+                  <a:graphicFrameLocks xmlns:a="http://schemas.openxmlformats.org/drawingml/2006/main"/>
+                </wp:cNvGraphicFramePr>
+                <a:graphic xmlns:a="http://schemas.openxmlformats.org/drawingml/2006/main">
+                  <a:graphicData uri="http://schemas.microsoft.com/office/word/2010/wordprocessingShape">
+                    <wps:wsp>
+                      <wps:cNvSpPr txBox="1">
+                        <a:spLocks noChangeArrowheads="1"/>
+                      </wps:cNvSpPr>
+                      <wps:spPr bwMode="auto">
+                        <a:xfrm>
+                          <a:off x="0" y="0"/>
+                          <a:ext cx="596265" cy="1404620"/>
+                        </a:xfrm>
+                        <a:prstGeom prst="rect">
+                          <a:avLst/>
+                        </a:prstGeom>
+                        <a:noFill/>
+                        <a:ln w="9525">
+                          <a:noFill/>
+                          <a:miter lim="800000"/>
+                          <a:headEnd/>
+                          <a:tailEnd/>
+                        </a:ln>
+                      </wps:spPr>
+                      <wps:txbx>
+                        <w:txbxContent>
+                          <w:p>
+                            <w:pPr>
+                              <w:rPr>
+                                <w:b/>
+                                <w:bCs/>
+                                <w:sz w:val="32"/>
+                                <w:szCs w:val="32"/>
+                                <w:lang w:val="es-ES"/>
+                              </w:rPr>
+                            </w:pPr>
+                            <w:r>
+                              <w:rPr>
+                                <w:b/>
+                                <w:bCs/>
+                                <w:sz w:val="32"/>
+                                <w:szCs w:val="32"/>
+                                <w:lang w:val="es-ES"/>
+                              </w:rPr>
+                              <w:t>107</w:t>
+                            </w:r>
+                          </w:p>
+                          <w:p>
+                            <w:pPr>
+                              <w:rPr>
+                                <w:b/>
+                                <w:bCs/>
+                                <w:sz w:val="32"/>
+                                <w:szCs w:val="32"/>
+                                <w:lang w:val="es-ES"/>
+                              </w:rPr>
+                            </w:pPr>
+                            <w:r>
+                              <w:rPr>
+                                <w:b/>
+                                <w:bCs/>
+                                <w:sz w:val="32"/>
+                                <w:szCs w:val="32"/>
+                                <w:lang w:val="es-ES"/>
+                              </w:rPr>
+                              <w:t>108</w:t>
+                            </w:r>
+                          </w:p>
+                        </w:txbxContent>
+                      </wps:txbx>
+                      <wps:bodyPr rot="0" vert="horz" wrap="square" lIns="91440" tIns="45720" rIns="91440" bIns="45720" anchor="t" anchorCtr="0">
+                        <a:spAutoFit/>
+                      </wps:bodyPr>
+                    </wps:wsp>
+                  </a:graphicData>
+                </a:graphic>
+                <wp14:sizeRelH relativeFrom="margin">
+                  <wp14:pctWidth>0</wp14:pctWidth>
+                </wp14:sizeRelH>
+                <wp14:sizeRelV relativeFrom="margin">
+                  <wp14:pctHeight>20000</wp14:pctHeight>
+                </wp14:sizeRelV>
+              </wp:anchor>
+            </w:drawing>
+          </mc:Choice>
+          <mc:Fallback>
+            <w:pict>
+              <v:shape w14:anchorId="5E3603D0" id="_x0000_s1033" type="#_x0000_t202" style="position:absolute;margin-left:251.15pt;margin-top:47.05pt;width:46.95pt;height:110.6pt;z-index:-251653120;visibility:visible;mso-wrap-style:square;mso-width-percent:0;mso-height-percent:200;mso-wrap-distance-left:9pt;mso-wrap-distance-top:3.6pt;mso-wrap-distance-right:9pt;mso-wrap-distance-bottom:3.6pt;mso-position-horizontal:absolute;mso-position-horizontal-relative:text;mso-position-vertical:absolute;mso-position-vertical-relative:text;mso-width-percent:0;mso-height-percent:200;mso-width-relative:margin;mso-height-relative:margin;v-text-anchor:top" o:gfxdata="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" filled="f" stroked="f">
+                <v:textbox style="mso-fit-shape-to-text:t">
+                  <w:txbxContent>
+                    <w:p>
+                      <w:pPr>
+                        <w:rPr>
+                          <w:b/>
+                          <w:bCs/>
+                          <w:sz w:val="32"/>
+                          <w:szCs w:val="32"/>
+                          <w:lang w:val="es-ES"/>
+                        </w:rPr>
+                      </w:pPr>
+                      <w:r>
+                        <w:rPr>
+                          <w:b/>
+                          <w:bCs/>
+                          <w:sz w:val="32"/>
+                          <w:szCs w:val="32"/>
+                          <w:lang w:val="es-ES"/>
+                        </w:rPr>
+                        <w:t>107</w:t>
+                      </w:r>
+                    </w:p>
+                    <w:p>
+                      <w:pPr>
+                        <w:rPr>
+                          <w:b/>
+                          <w:bCs/>
+                          <w:sz w:val="32"/>
+                          <w:szCs w:val="32"/>
+                          <w:lang w:val="es-ES"/>
+                        </w:rPr>
+                      </w:pPr>
+                      <w:r>
+                        <w:rPr>
+                          <w:b/>
+                          <w:bCs/>
+                          <w:sz w:val="32"/>
+                          <w:szCs w:val="32"/>
+                          <w:lang w:val="es-ES"/>
+                        </w:rPr>
+                        <w:t>108</w:t>
+                      </w:r>
+                    </w:p>
+                  </w:txbxContent>
+                </v:textbox>
+              </v:shape>
+            </w:pict>
+          </mc:Fallback>
+        </mc:AlternateContent>
+      </w:r>
+      <w:r>
+        <w:rPr>
+          <w:noProof/>
+          <w:sz w:val="32"/>
+          <w:szCs w:val="32"/>
+          <w:lang w:val="es-ES"/>
+        </w:rPr>
+        <mc:AlternateContent>
+          <mc:Choice Requires="wps">
+            <w:drawing>
+              <wp:anchor distT="45720" distB="45720" distL="114300" distR="114300" simplePos="0" relativeHeight="251661312" behindDoc="1" locked="0" layoutInCell="1" allowOverlap="1" wp14:anchorId="1AD15116" wp14:editId="45BD8655">
+                <wp:simplePos x="0" y="0"/>
+                <wp:positionH relativeFrom="column">
+                  <wp:posOffset>1906739</wp:posOffset>
+                </wp:positionH>
+                <wp:positionV relativeFrom="paragraph">
+                  <wp:posOffset>1488633</wp:posOffset>
+                </wp:positionV>
+                <wp:extent cx="666750" cy="1404620"/>
+                <wp:effectExtent l="0" t="0" r="0" b="1905"/>
+                <wp:wrapNone/>
+                <wp:docPr id="2" name="Cuadro de texto 2"/>
+                <wp:cNvGraphicFramePr>
+                  <a:graphicFrameLocks xmlns:a="http://schemas.openxmlformats.org/drawingml/2006/main"/>
+                </wp:cNvGraphicFramePr>
+                <a:graphic xmlns:a="http://schemas.openxmlformats.org/drawingml/2006/main">
+                  <a:graphicData uri="http://schemas.microsoft.com/office/word/2010/wordprocessingShape">
+                    <wps:wsp>
+                      <wps:cNvSpPr txBox="1">
+                        <a:spLocks noChangeArrowheads="1"/>
+                      </wps:cNvSpPr>
+                      <wps:spPr bwMode="auto">
+                        <a:xfrm>
+                          <a:off x="0" y="0"/>
+                          <a:ext cx="666750" cy="1404620"/>
+                        </a:xfrm>
+                        <a:prstGeom prst="rect">
+                          <a:avLst/>
+                        </a:prstGeom>
+                        <a:noFill/>
+                        <a:ln w="9525">
+                          <a:noFill/>
+                          <a:miter lim="800000"/>
+                          <a:headEnd/>
+                          <a:tailEnd/>
+                        </a:ln>
+                      </wps:spPr>
+                      <wps:txbx>
+                        <w:txbxContent>
+                          <w:p>
+                            <w:pPr>
+                              <w:rPr>
+                                <w:b/>
+                                <w:bCs/>
+                                <w:sz w:val="32"/>
+                                <w:szCs w:val="32"/>
+                              </w:rPr>
+                            </w:pPr>
+                            <w:r>
+                              <w:rPr>
+                                <w:b/>
+                                <w:bCs/>
+                                <w:sz w:val="32"/>
+                                <w:szCs w:val="32"/>
+                              </w:rPr>
+                              <w:t>102</w:t>
+                            </w:r>
+                          </w:p>
+                        </w:txbxContent>
+                      </wps:txbx>
+                      <wps:bodyPr rot="0" vert="horz" wrap="square" lIns="91440" tIns="45720" rIns="91440" bIns="45720" anchor="t" anchorCtr="0">
+                        <a:spAutoFit/>
+                      </wps:bodyPr>
+                    </wps:wsp>
+                  </a:graphicData>
+                </a:graphic>
+                <wp14:sizeRelH relativeFrom="margin">
+                  <wp14:pctWidth>0</wp14:pctWidth>
+                </wp14:sizeRelH>
+                <wp14:sizeRelV relativeFrom="margin">
+                  <wp14:pctHeight>20000</wp14:pctHeight>
+                </wp14:sizeRelV>
+              </wp:anchor>
+            </w:drawing>
+          </mc:Choice>
+          <mc:Fallback>
+            <w:pict>
+              <v:shape w14:anchorId="1AD15116" id="_x0000_s1034" type="#_x0000_t202" style="position:absolute;margin-left:150.15pt;margin-top:117.2pt;width:52.5pt;height:110.6pt;z-index:-251655168;visibility:visible;mso-wrap-style:square;mso-width-percent:0;mso-height-percent:200;mso-wrap-distance-left:9pt;mso-wrap-distance-top:3.6pt;mso-wrap-distance-right:9pt;mso-wrap-distance-bottom:3.6pt;mso-position-horizontal:absolute;mso-position-horizontal-relative:text;mso-position-vertical:absolute;mso-position-vertical-relative:text;mso-width-percent:0;mso-height-percent:200;mso-width-relative:margin;mso-height-relative:margin;v-text-anchor:top" o:gfxdata="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" filled="f" stroked="f">
+                <v:textbox style="mso-fit-shape-to-text:t">
+                  <w:txbxContent>
+                    <w:p>
+                      <w:pPr>
+                        <w:rPr>
+                          <w:b/>
+                          <w:bCs/>
+                          <w:sz w:val="32"/>
+                          <w:szCs w:val="32"/>
+                        </w:rPr>
+                      </w:pPr>
+                      <w:r>
+                        <w:rPr>
+                          <w:b/>
+                          <w:bCs/>
+                          <w:sz w:val="32"/>
+                          <w:szCs w:val="32"/>
+                        </w:rPr>
+                        <w:t>102</w:t>
+                      </w:r>
+                    </w:p>
+                  </w:txbxContent>
+                </v:textbox>
+              </v:shape>
+            </w:pict>
+          </mc:Fallback>
+        </mc:AlternateContent>
+      </w:r>
+      <w:r>
+        <w:rPr>
+          <w:noProof/>
+          <w:sz w:val="32"/>
+          <w:szCs w:val="32"/>
+          <w:lang w:val="es-ES"/>
+        </w:rPr>
+        <w:drawing>
+          <wp:inline distT="0" distB="0" distL="0" distR="0" wp14:anchorId="5EF74D84" wp14:editId="4788105D">
+            <wp:extent cx="5400040" cy="3150235"/>
+            <wp:effectExtent l="0" t="0" r="0" b="0"/>
+            <wp:docPr id="1" name="Diagrama 1"/>
+            <wp:cNvGraphicFramePr/>
+            <a:graphic xmlns:a="http://schemas.openxmlformats.org/drawingml/2006/main">
+              <a:graphicData uri="http://schemas.openxmlformats.org/drawingml/2006/diagram">
+                <dgm:relIds xmlns:dgm="http://schemas.openxmlformats.org/drawingml/2006/diagram" xmlns:r="http://schemas.openxmlformats.org/officeDocument/2006/relationships" r:dm="rId5" r:lo="rId6" r:qs="rId7" r:cs="rId8"/>
+              </a:graphicData>
+            </a:graphic>
+          </wp:inline>
+        </w:drawing>
+      </w:r>
     </w:p>
     <w:p>
       <w:pPr>
@@ -224,7 +1402,15 @@
           <w:szCs w:val="32"/>
           <w:lang w:val="es-ES"/>
         </w:rPr>
-        <w:t>*Usuarios que utilizan ambas plataformas.</w:t>
+        <w:t>*Usuarios que utilizan amb</w:t>
+      </w:r>
+      <w:r>
+        <w:rPr>
+          <w:sz w:val="32"/>
+          <w:szCs w:val="32"/>
+          <w:lang w:val="es-ES"/>
+        </w:rPr>
+        <w:t>as plataformas.</w:t>
       </w:r>
     </w:p>
     <w:p>
@@ -357,16 +1543,7 @@
           <w:szCs w:val="32"/>
           <w:lang w:val="es-ES"/>
         </w:rPr>
-        <w:t>\</w:t>
-      </w:r>
-      <w:r>
-        <w:rPr>
-          <w:rFonts w:cs="Cambria Math"/>
-          <w:sz w:val="32"/>
-          <w:szCs w:val="32"/>
-          <w:lang w:val="es-ES"/>
-        </w:rPr>
-        <w:t>C = [101, 103, 104, 106, 107, 108]</w:t>
+        <w:t>\C = [101, 103, 104, 106, 107, 108]</w:t>
       </w:r>
     </w:p>
     <w:p>
@@ -404,6 +1581,7 @@
           <w:szCs w:val="32"/>
           <w:lang w:val="es-ES"/>
         </w:rPr>
+        <w:lastRenderedPageBreak/>
         <w:t>A Δ B = [101, 102, 103, 107, 108]</w:t>
       </w:r>
     </w:p>
@@ -486,25 +1664,7 @@
           <w:szCs w:val="32"/>
           <w:lang w:val="es-ES"/>
         </w:rPr>
-        <w:t xml:space="preserve">∈ A ∧ x </w:t>
-      </w:r>
-      <w:r>
-        <w:rPr>
-          <w:rFonts w:ascii="Cambria Math" w:hAnsi="Cambria Math" w:cs="Cambria Math"/>
-          <w:sz w:val="32"/>
-          <w:szCs w:val="32"/>
-          <w:lang w:val="es-ES"/>
-        </w:rPr>
-        <w:t>∈</w:t>
-      </w:r>
-      <w:r>
-        <w:rPr>
-          <w:rFonts w:ascii="Cambria Math" w:hAnsi="Cambria Math" w:cs="Cambria Math"/>
-          <w:sz w:val="32"/>
-          <w:szCs w:val="32"/>
-          <w:lang w:val="es-ES"/>
-        </w:rPr>
-        <w:t xml:space="preserve"> B]</w:t>
+        <w:t>∈ A ∧ x ∈ B]</w:t>
       </w:r>
     </w:p>
     <w:p>
@@ -562,7 +1722,6 @@
           <w:szCs w:val="32"/>
           <w:lang w:val="es-ES"/>
         </w:rPr>
-        <w:lastRenderedPageBreak/>
         <w:t>*Para al menos una plataforma (unión)</w:t>
       </w:r>
     </w:p>
@@ -600,43 +1759,7 @@
           <w:szCs w:val="32"/>
           <w:lang w:val="es-ES"/>
         </w:rPr>
-        <w:t xml:space="preserve"> B = [x | x </w:t>
-      </w:r>
-      <w:r>
-        <w:rPr>
-          <w:rFonts w:ascii="Cambria Math" w:hAnsi="Cambria Math" w:cs="Cambria Math"/>
-          <w:sz w:val="32"/>
-          <w:szCs w:val="32"/>
-          <w:lang w:val="es-ES"/>
-        </w:rPr>
-        <w:t>∈</w:t>
-      </w:r>
-      <w:r>
-        <w:rPr>
-          <w:rFonts w:ascii="Cambria Math" w:hAnsi="Cambria Math" w:cs="Cambria Math"/>
-          <w:sz w:val="32"/>
-          <w:szCs w:val="32"/>
-          <w:lang w:val="es-ES"/>
-        </w:rPr>
-        <w:t xml:space="preserve"> A ∨ x </w:t>
-      </w:r>
-      <w:r>
-        <w:rPr>
-          <w:rFonts w:ascii="Cambria Math" w:hAnsi="Cambria Math" w:cs="Cambria Math"/>
-          <w:sz w:val="32"/>
-          <w:szCs w:val="32"/>
-          <w:lang w:val="es-ES"/>
-        </w:rPr>
-        <w:t>∈</w:t>
-      </w:r>
-      <w:r>
-        <w:rPr>
-          <w:rFonts w:ascii="Cambria Math" w:hAnsi="Cambria Math" w:cs="Cambria Math"/>
-          <w:sz w:val="32"/>
-          <w:szCs w:val="32"/>
-          <w:lang w:val="es-ES"/>
-        </w:rPr>
-        <w:t xml:space="preserve"> B]</w:t>
+        <w:t xml:space="preserve"> B = [x | x ∈ A ∨ x ∈ B]</w:t>
       </w:r>
     </w:p>
     <w:p>
@@ -796,16 +1919,7 @@
           <w:szCs w:val="32"/>
           <w:lang w:val="es-ES"/>
         </w:rPr>
-        <w:t xml:space="preserve"> B</w:t>
-      </w:r>
-      <w:r>
-        <w:rPr>
-          <w:rFonts w:ascii="Cambria Math" w:hAnsi="Cambria Math" w:cs="Cambria Math"/>
-          <w:sz w:val="32"/>
-          <w:szCs w:val="32"/>
-          <w:lang w:val="es-ES"/>
-        </w:rPr>
-        <w:t>) = [109]</w:t>
+        <w:t xml:space="preserve"> B) = [109]</w:t>
       </w:r>
     </w:p>
     <w:p>
@@ -939,34 +2053,7 @@
           <w:szCs w:val="32"/>
           <w:lang w:val="es-ES"/>
         </w:rPr>
-        <w:t>∨</w:t>
-      </w:r>
-      <w:r>
-        <w:rPr>
-          <w:rFonts w:ascii="Cambria Math" w:hAnsi="Cambria Math" w:cs="Cambria Math"/>
-          <w:sz w:val="32"/>
-          <w:szCs w:val="32"/>
-          <w:lang w:val="es-ES"/>
-        </w:rPr>
-        <w:t xml:space="preserve"> q) </w:t>
-      </w:r>
-      <w:r>
-        <w:rPr>
-          <w:rFonts w:ascii="Cambria Math" w:hAnsi="Cambria Math" w:cs="Cambria Math"/>
-          <w:sz w:val="32"/>
-          <w:szCs w:val="32"/>
-          <w:lang w:val="es-ES"/>
-        </w:rPr>
-        <w:t>∧</w:t>
-      </w:r>
-      <w:r>
-        <w:rPr>
-          <w:rFonts w:ascii="Cambria Math" w:hAnsi="Cambria Math" w:cs="Cambria Math"/>
-          <w:sz w:val="32"/>
-          <w:szCs w:val="32"/>
-          <w:lang w:val="es-ES"/>
-        </w:rPr>
-        <w:t xml:space="preserve"> r</w:t>
+        <w:t>∨ q) ∧ r</w:t>
       </w:r>
     </w:p>
     <w:tbl>
@@ -1096,16 +2183,7 @@
                 <w:szCs w:val="32"/>
                 <w:lang w:val="es-ES"/>
               </w:rPr>
-              <w:t>∨</w:t>
-            </w:r>
-            <w:r>
-              <w:rPr>
-                <w:rFonts w:ascii="Cambria Math" w:hAnsi="Cambria Math" w:cs="Cambria Math"/>
-                <w:sz w:val="32"/>
-                <w:szCs w:val="32"/>
-                <w:lang w:val="es-ES"/>
-              </w:rPr>
-              <w:t xml:space="preserve"> q)</w:t>
+              <w:t>∨ q)</w:t>
             </w:r>
           </w:p>
         </w:tc>
@@ -1139,34 +2217,7 @@
                 <w:szCs w:val="32"/>
                 <w:lang w:val="es-ES"/>
               </w:rPr>
-              <w:t>∨</w:t>
-            </w:r>
-            <w:r>
-              <w:rPr>
-                <w:rFonts w:ascii="Cambria Math" w:hAnsi="Cambria Math" w:cs="Cambria Math"/>
-                <w:sz w:val="32"/>
-                <w:szCs w:val="32"/>
-                <w:lang w:val="es-ES"/>
-              </w:rPr>
-              <w:t xml:space="preserve"> q) </w:t>
-            </w:r>
-            <w:r>
-              <w:rPr>
-                <w:rFonts w:ascii="Cambria Math" w:hAnsi="Cambria Math" w:cs="Cambria Math"/>
-                <w:sz w:val="32"/>
-                <w:szCs w:val="32"/>
-                <w:lang w:val="es-ES"/>
-              </w:rPr>
-              <w:t>∧</w:t>
-            </w:r>
-            <w:r>
-              <w:rPr>
-                <w:rFonts w:ascii="Cambria Math" w:hAnsi="Cambria Math" w:cs="Cambria Math"/>
-                <w:sz w:val="32"/>
-                <w:szCs w:val="32"/>
-                <w:lang w:val="es-ES"/>
-              </w:rPr>
-              <w:t xml:space="preserve"> r</w:t>
+              <w:t>∨ q) ∧ r</w:t>
             </w:r>
           </w:p>
         </w:tc>
@@ -1997,6 +3048,7 @@
                 <w:szCs w:val="32"/>
                 <w:lang w:val="es-ES"/>
               </w:rPr>
+              <w:lastRenderedPageBreak/>
               <w:t>F</w:t>
             </w:r>
           </w:p>
@@ -2297,16 +3349,7 @@
           <w:sz w:val="32"/>
           <w:szCs w:val="32"/>
         </w:rPr>
-        <w:t xml:space="preserve">Los usuarios 102 y 105 son los que representan un mayor riesgo ya que cada uno esta intentando interactuar con la </w:t>
-      </w:r>
-      <w:r>
-        <w:rPr>
-          <w:rFonts w:cs="Cambria Math"/>
-          <w:sz w:val="32"/>
-          <w:szCs w:val="32"/>
-        </w:rPr>
-        <w:lastRenderedPageBreak/>
-        <w:t>plataforma desde la API o la WEB y han generado errores, esto puede dañar la reputación de la plataforma de la empresa.</w:t>
+        <w:t>Los usuarios 102 y 105 son los que representan un mayor riesgo ya que cada uno esta intentando interactuar con la plataforma desde la API o la WEB y han generado errores, esto puede dañar la reputación de la plataforma de la empresa.</w:t>
       </w:r>
     </w:p>
     <w:p>
@@ -2604,6 +3647,7 @@
           <w:szCs w:val="32"/>
           <w:lang w:val="es-ES"/>
         </w:rPr>
+        <w:lastRenderedPageBreak/>
         <w:t>*Determinar pendiente y ordenada al origen de A y B.</w:t>
       </w:r>
     </w:p>
@@ -3041,6 +4085,7 @@
           <w:szCs w:val="36"/>
           <w:lang w:val="es-ES"/>
         </w:rPr>
+        <w:lastRenderedPageBreak/>
         <w:t>xv</w:t>
       </w:r>
       <w:proofErr w:type="spellEnd"/>
@@ -3942,15 +4987,7 @@
                     <w:sz w:val="36"/>
                     <w:szCs w:val="36"/>
                   </w:rPr>
-                  <m:t>72</m:t>
-                </m:r>
-                <m:r>
-                  <w:rPr>
-                    <w:rFonts w:ascii="Cambria Math" w:eastAsiaTheme="minorEastAsia" w:hAnsi="Cambria Math" w:cs="Cambria Math"/>
-                    <w:sz w:val="36"/>
-                    <w:szCs w:val="36"/>
-                  </w:rPr>
-                  <m:t>00</m:t>
+                  <m:t>7200</m:t>
                 </m:r>
               </m:e>
             </m:rad>
@@ -4056,25 +5093,7 @@
                 <w:szCs w:val="36"/>
                 <w:lang w:val="es-ES"/>
               </w:rPr>
-              <m:t>4.</m:t>
-            </m:r>
-            <m:r>
-              <w:rPr>
-                <w:rFonts w:ascii="Cambria Math" w:eastAsiaTheme="minorEastAsia" w:hAnsi="Cambria Math" w:cs="Cambria Math"/>
-                <w:sz w:val="36"/>
-                <w:szCs w:val="36"/>
-                <w:lang w:val="es-ES"/>
-              </w:rPr>
-              <m:t>8</m:t>
-            </m:r>
-            <m:r>
-              <w:rPr>
-                <w:rFonts w:ascii="Cambria Math" w:eastAsiaTheme="minorEastAsia" w:hAnsi="Cambria Math" w:cs="Cambria Math"/>
-                <w:sz w:val="36"/>
-                <w:szCs w:val="36"/>
-                <w:lang w:val="es-ES"/>
-              </w:rPr>
-              <m:t>5</m:t>
+              <m:t>4.85</m:t>
             </m:r>
           </m:num>
           <m:den>
@@ -4142,15 +5161,7 @@
                 <w:sz w:val="36"/>
                 <w:szCs w:val="36"/>
               </w:rPr>
-              <m:t>-</m:t>
-            </m:r>
-            <m:r>
-              <w:rPr>
-                <w:rFonts w:ascii="Cambria Math" w:eastAsiaTheme="minorEastAsia" w:hAnsi="Cambria Math" w:cs="Cambria Math"/>
-                <w:sz w:val="36"/>
-                <w:szCs w:val="36"/>
-              </w:rPr>
-              <m:t>84.85</m:t>
+              <m:t>-84.85</m:t>
             </m:r>
           </m:num>
           <m:den>
@@ -4193,16 +5204,7 @@
                 <w:szCs w:val="36"/>
                 <w:lang w:val="es-ES"/>
               </w:rPr>
-              <m:t>-164.</m:t>
-            </m:r>
-            <m:r>
-              <w:rPr>
-                <w:rFonts w:ascii="Cambria Math" w:eastAsiaTheme="minorEastAsia" w:hAnsi="Cambria Math" w:cs="Cambria Math"/>
-                <w:sz w:val="36"/>
-                <w:szCs w:val="36"/>
-                <w:lang w:val="es-ES"/>
-              </w:rPr>
-              <m:t>85</m:t>
+              <m:t>-164.85</m:t>
             </m:r>
           </m:num>
           <m:den>
@@ -4257,6 +5259,7 @@
           <w:sz w:val="36"/>
           <w:szCs w:val="36"/>
         </w:rPr>
+        <w:lastRenderedPageBreak/>
         <w:t>X1= -1.21</w:t>
       </w:r>
     </w:p>
@@ -4577,6 +5580,7 @@
           <w:szCs w:val="36"/>
           <w:lang w:val="es-ES"/>
         </w:rPr>
+        <w:lastRenderedPageBreak/>
         <w:t>Significa que la empresa de software, en lugar de cobrarle al cliente por las horas trabajadas, tendría que pagarle $900 al cliente por el hecho de usar 50 horas de servicio. Financieramente si un cliente contratara mas de 41 horas este plan, la empresa se va a quiebra.</w:t>
       </w:r>
     </w:p>
@@ -5290,6 +6294,7 @@
   <w:style w:type="character" w:default="1" w:styleId="Fuentedeprrafopredeter">
     <w:name w:val="Default Paragraph Font"/>
     <w:uiPriority w:val="1"/>
+    <w:semiHidden/>
     <w:unhideWhenUsed/>
   </w:style>
   <w:style w:type="table" w:default="1" w:styleId="Tablanormal">
@@ -5635,6 +6640,3098 @@
 </w:styles>
 </file>
 
+<file path=word/diagrams/colors1.xml><?xml version="1.0" encoding="utf-8"?>
+<dgm:colorsDef xmlns:dgm="http://schemas.openxmlformats.org/drawingml/2006/diagram" xmlns:a="http://schemas.openxmlformats.org/drawingml/2006/main" uniqueId="urn:microsoft.com/office/officeart/2005/8/colors/accent1_2">
+  <dgm:title val=""/>
+  <dgm:desc val=""/>
+  <dgm:catLst>
+    <dgm:cat type="accent1" pri="11200"/>
+  </dgm:catLst>
+  <dgm:styleLbl name="node0">
+    <dgm:fillClrLst meth="repeat">
+      <a:schemeClr val="accent1"/>
+    </dgm:fillClrLst>
+    <dgm:linClrLst meth="repeat">
+      <a:schemeClr val="lt1"/>
+    </dgm:linClrLst>
+    <dgm:effectClrLst/>
+    <dgm:txLinClrLst/>
+    <dgm:txFillClrLst/>
+    <dgm:txEffectClrLst/>
+  </dgm:styleLbl>
+  <dgm:styleLbl name="alignNode1">
+    <dgm:fillClrLst meth="repeat">
+      <a:schemeClr val="accent1"/>
+    </dgm:fillClrLst>
+    <dgm:linClrLst meth="repeat">
+      <a:schemeClr val="accent1"/>
+    </dgm:linClrLst>
+    <dgm:effectClrLst/>
+    <dgm:txLinClrLst/>
+    <dgm:txFillClrLst/>
+    <dgm:txEffectClrLst/>
+  </dgm:styleLbl>
+  <dgm:styleLbl name="node1">
+    <dgm:fillClrLst meth="repeat">
+      <a:schemeClr val="accent1"/>
+    </dgm:fillClrLst>
+    <dgm:linClrLst meth="repeat">
+      <a:schemeClr val="lt1"/>
+    </dgm:linClrLst>
+    <dgm:effectClrLst/>
+    <dgm:txLinClrLst/>
+    <dgm:txFillClrLst/>
+    <dgm:txEffectClrLst/>
+  </dgm:styleLbl>
+  <dgm:styleLbl name="lnNode1">
+    <dgm:fillClrLst meth="repeat">
+      <a:schemeClr val="accent1"/>
+    </dgm:fillClrLst>
+    <dgm:linClrLst meth="repeat">
+      <a:schemeClr val="lt1"/>
+    </dgm:linClrLst>
+    <dgm:effectClrLst/>
+    <dgm:txLinClrLst/>
+    <dgm:txFillClrLst/>
+    <dgm:txEffectClrLst/>
+  </dgm:styleLbl>
+  <dgm:styleLbl name="vennNode1">
+    <dgm:fillClrLst meth="repeat">
+      <a:schemeClr val="accent1">
+        <a:alpha val="50000"/>
+      </a:schemeClr>
+    </dgm:fillClrLst>
+    <dgm:linClrLst meth="repeat">
+      <a:schemeClr val="lt1"/>
+    </dgm:linClrLst>
+    <dgm:effectClrLst/>
+    <dgm:txLinClrLst/>
+    <dgm:txFillClrLst/>
+    <dgm:txEffectClrLst/>
+  </dgm:styleLbl>
+  <dgm:styleLbl name="node2">
+    <dgm:fillClrLst meth="repeat">
+      <a:schemeClr val="accent1"/>
+    </dgm:fillClrLst>
+    <dgm:linClrLst meth="repeat">
+      <a:schemeClr val="lt1"/>
+    </dgm:linClrLst>
+    <dgm:effectClrLst/>
+    <dgm:txLinClrLst/>
+    <dgm:txFillClrLst/>
+    <dgm:txEffectClrLst/>
+  </dgm:styleLbl>
+  <dgm:styleLbl name="node3">
+    <dgm:fillClrLst meth="repeat">
+      <a:schemeClr val="accent1"/>
+    </dgm:fillClrLst>
+    <dgm:linClrLst meth="repeat">
+      <a:schemeClr val="lt1"/>
+    </dgm:linClrLst>
+    <dgm:effectClrLst/>
+    <dgm:txLinClrLst/>
+    <dgm:txFillClrLst/>
+    <dgm:txEffectClrLst/>
+  </dgm:styleLbl>
+  <dgm:styleLbl name="node4">
+    <dgm:fillClrLst meth="repeat">
+      <a:schemeClr val="accent1"/>
+    </dgm:fillClrLst>
+    <dgm:linClrLst meth="repeat">
+      <a:schemeClr val="lt1"/>
+    </dgm:linClrLst>
+    <dgm:effectClrLst/>
+    <dgm:txLinClrLst/>
+    <dgm:txFillClrLst/>
+    <dgm:txEffectClrLst/>
+  </dgm:styleLbl>
+  <dgm:styleLbl name="fgImgPlace1">
+    <dgm:fillClrLst meth="repeat">
+      <a:schemeClr val="accent1">
+        <a:tint val="50000"/>
+      </a:schemeClr>
+    </dgm:fillClrLst>
+    <dgm:linClrLst meth="repeat">
+      <a:schemeClr val="lt1"/>
+    </dgm:linClrLst>
+    <dgm:effectClrLst/>
+    <dgm:txLinClrLst/>
+    <dgm:txFillClrLst meth="repeat">
+      <a:schemeClr val="lt1"/>
+    </dgm:txFillClrLst>
+    <dgm:txEffectClrLst/>
+  </dgm:styleLbl>
+  <dgm:styleLbl name="alignImgPlace1">
+    <dgm:fillClrLst meth="repeat">
+      <a:schemeClr val="accent1">
+        <a:tint val="50000"/>
+      </a:schemeClr>
+    </dgm:fillClrLst>
+    <dgm:linClrLst meth="repeat">
+      <a:schemeClr val="lt1"/>
+    </dgm:linClrLst>
+    <dgm:effectClrLst/>
+    <dgm:txLinClrLst/>
+    <dgm:txFillClrLst meth="repeat">
+      <a:schemeClr val="lt1"/>
+    </dgm:txFillClrLst>
+    <dgm:txEffectClrLst/>
+  </dgm:styleLbl>
+  <dgm:styleLbl name="bgImgPlace1">
+    <dgm:fillClrLst meth="repeat">
+      <a:schemeClr val="accent1">
+        <a:tint val="50000"/>
+      </a:schemeClr>
+    </dgm:fillClrLst>
+    <dgm:linClrLst meth="repeat">
+      <a:schemeClr val="lt1"/>
+    </dgm:linClrLst>
+    <dgm:effectClrLst/>
+    <dgm:txLinClrLst/>
+    <dgm:txFillClrLst meth="repeat">
+      <a:schemeClr val="lt1"/>
+    </dgm:txFillClrLst>
+    <dgm:txEffectClrLst/>
+  </dgm:styleLbl>
+  <dgm:styleLbl name="sibTrans2D1">
+    <dgm:fillClrLst meth="repeat">
+      <a:schemeClr val="accent1">
+        <a:tint val="60000"/>
+      </a:schemeClr>
+    </dgm:fillClrLst>
+    <dgm:linClrLst meth="repeat">
+      <a:schemeClr val="accent1">
+        <a:tint val="60000"/>
+      </a:schemeClr>
+    </dgm:linClrLst>
+    <dgm:effectClrLst/>
+    <dgm:txLinClrLst/>
+    <dgm:txFillClrLst/>
+    <dgm:txEffectClrLst/>
+  </dgm:styleLbl>
+  <dgm:styleLbl name="fgSibTrans2D1">
+    <dgm:fillClrLst meth="repeat">
+      <a:schemeClr val="accent1">
+        <a:tint val="60000"/>
+      </a:schemeClr>
+    </dgm:fillClrLst>
+    <dgm:linClrLst meth="repeat">
+      <a:schemeClr val="accent1">
+        <a:tint val="60000"/>
+      </a:schemeClr>
+    </dgm:linClrLst>
+    <dgm:effectClrLst/>
+    <dgm:txLinClrLst/>
+    <dgm:txFillClrLst/>
+    <dgm:txEffectClrLst/>
+  </dgm:styleLbl>
+  <dgm:styleLbl name="bgSibTrans2D1">
+    <dgm:fillClrLst meth="repeat">
+      <a:schemeClr val="accent1">
+        <a:tint val="60000"/>
+      </a:schemeClr>
+    </dgm:fillClrLst>
+    <dgm:linClrLst meth="repeat">
+      <a:schemeClr val="accent1">
+        <a:tint val="60000"/>
+      </a:schemeClr>
+    </dgm:linClrLst>
+    <dgm:effectClrLst/>
+    <dgm:txLinClrLst/>
+    <dgm:txFillClrLst/>
+    <dgm:txEffectClrLst/>
+  </dgm:styleLbl>
+  <dgm:styleLbl name="sibTrans1D1">
+    <dgm:fillClrLst meth="repeat">
+      <a:schemeClr val="accent1"/>
+    </dgm:fillClrLst>
+    <dgm:linClrLst meth="repeat">
+      <a:schemeClr val="accent1"/>
+    </dgm:linClrLst>
+    <dgm:effectClrLst/>
+    <dgm:txLinClrLst/>
+    <dgm:txFillClrLst meth="repeat">
+      <a:schemeClr val="tx1"/>
+    </dgm:txFillClrLst>
+    <dgm:txEffectClrLst/>
+  </dgm:styleLbl>
+  <dgm:styleLbl name="callout">
+    <dgm:fillClrLst meth="repeat">
+      <a:schemeClr val="accent1"/>
+    </dgm:fillClrLst>
+    <dgm:linClrLst meth="repeat">
+      <a:schemeClr val="accent1">
+        <a:tint val="50000"/>
+      </a:schemeClr>
+    </dgm:linClrLst>
+    <dgm:effectClrLst/>
+    <dgm:txLinClrLst/>
+    <dgm:txFillClrLst meth="repeat">
+      <a:schemeClr val="tx1"/>
+    </dgm:txFillClrLst>
+    <dgm:txEffectClrLst/>
+  </dgm:styleLbl>
+  <dgm:styleLbl name="asst0">
+    <dgm:fillClrLst meth="repeat">
+      <a:schemeClr val="accent1"/>
+    </dgm:fillClrLst>
+    <dgm:linClrLst meth="repeat">
+      <a:schemeClr val="lt1"/>
+    </dgm:linClrLst>
+    <dgm:effectClrLst/>
+    <dgm:txLinClrLst/>
+    <dgm:txFillClrLst/>
+    <dgm:txEffectClrLst/>
+  </dgm:styleLbl>
+  <dgm:styleLbl name="asst1">
+    <dgm:fillClrLst meth="repeat">
+      <a:schemeClr val="accent1"/>
+    </dgm:fillClrLst>
+    <dgm:linClrLst meth="repeat">
+      <a:schemeClr val="lt1"/>
+    </dgm:linClrLst>
+    <dgm:effectClrLst/>
+    <dgm:txLinClrLst/>
+    <dgm:txFillClrLst/>
+    <dgm:txEffectClrLst/>
+  </dgm:styleLbl>
+  <dgm:styleLbl name="asst2">
+    <dgm:fillClrLst meth="repeat">
+      <a:schemeClr val="accent1"/>
+    </dgm:fillClrLst>
+    <dgm:linClrLst meth="repeat">
+      <a:schemeClr val="lt1"/>
+    </dgm:linClrLst>
+    <dgm:effectClrLst/>
+    <dgm:txLinClrLst/>
+    <dgm:txFillClrLst/>
+    <dgm:txEffectClrLst/>
+  </dgm:styleLbl>
+  <dgm:styleLbl name="asst3">
+    <dgm:fillClrLst meth="repeat">
+      <a:schemeClr val="accent1"/>
+    </dgm:fillClrLst>
+    <dgm:linClrLst meth="repeat">
+      <a:schemeClr val="lt1"/>
+    </dgm:linClrLst>
+    <dgm:effectClrLst/>
+    <dgm:txLinClrLst/>
+    <dgm:txFillClrLst/>
+    <dgm:txEffectClrLst/>
+  </dgm:styleLbl>
+  <dgm:styleLbl name="asst4">
+    <dgm:fillClrLst meth="repeat">
+      <a:schemeClr val="accent1"/>
+    </dgm:fillClrLst>
+    <dgm:linClrLst meth="repeat">
+      <a:schemeClr val="lt1"/>
+    </dgm:linClrLst>
+    <dgm:effectClrLst/>
+    <dgm:txLinClrLst/>
+    <dgm:txFillClrLst/>
+    <dgm:txEffectClrLst/>
+  </dgm:styleLbl>
+  <dgm:styleLbl name="parChTrans2D1">
+    <dgm:fillClrLst meth="repeat">
+      <a:schemeClr val="accent1">
+        <a:tint val="60000"/>
+      </a:schemeClr>
+    </dgm:fillClrLst>
+    <dgm:linClrLst meth="repeat">
+      <a:schemeClr val="accent1">
+        <a:tint val="60000"/>
+      </a:schemeClr>
+    </dgm:linClrLst>
+    <dgm:effectClrLst/>
+    <dgm:txLinClrLst/>
+    <dgm:txFillClrLst meth="repeat">
+      <a:schemeClr val="lt1"/>
+    </dgm:txFillClrLst>
+    <dgm:txEffectClrLst/>
+  </dgm:styleLbl>
+  <dgm:styleLbl name="parChTrans2D2">
+    <dgm:fillClrLst meth="repeat">
+      <a:schemeClr val="accent1"/>
+    </dgm:fillClrLst>
+    <dgm:linClrLst meth="repeat">
+      <a:schemeClr val="accent1"/>
+    </dgm:linClrLst>
+    <dgm:effectClrLst/>
+    <dgm:txLinClrLst/>
+    <dgm:txFillClrLst meth="repeat">
+      <a:schemeClr val="lt1"/>
+    </dgm:txFillClrLst>
+    <dgm:txEffectClrLst/>
+  </dgm:styleLbl>
+  <dgm:styleLbl name="parChTrans2D3">
+    <dgm:fillClrLst meth="repeat">
+      <a:schemeClr val="accent1"/>
+    </dgm:fillClrLst>
+    <dgm:linClrLst meth="repeat">
+      <a:schemeClr val="accent1"/>
+    </dgm:linClrLst>
+    <dgm:effectClrLst/>
+    <dgm:txLinClrLst/>
+    <dgm:txFillClrLst meth="repeat">
+      <a:schemeClr val="lt1"/>
+    </dgm:txFillClrLst>
+    <dgm:txEffectClrLst/>
+  </dgm:styleLbl>
+  <dgm:styleLbl name="parChTrans2D4">
+    <dgm:fillClrLst meth="repeat">
+      <a:schemeClr val="accent1"/>
+    </dgm:fillClrLst>
+    <dgm:linClrLst meth="repeat">
+      <a:schemeClr val="accent1"/>
+    </dgm:linClrLst>
+    <dgm:effectClrLst/>
+    <dgm:txLinClrLst/>
+    <dgm:txFillClrLst meth="repeat">
+      <a:schemeClr val="lt1"/>
+    </dgm:txFillClrLst>
+    <dgm:txEffectClrLst/>
+  </dgm:styleLbl>
+  <dgm:styleLbl name="parChTrans1D1">
+    <dgm:fillClrLst meth="repeat">
+      <a:schemeClr val="accent1"/>
+    </dgm:fillClrLst>
+    <dgm:linClrLst meth="repeat">
+      <a:schemeClr val="accent1">
+        <a:shade val="60000"/>
+      </a:schemeClr>
+    </dgm:linClrLst>
+    <dgm:effectClrLst/>
+    <dgm:txLinClrLst/>
+    <dgm:txFillClrLst meth="repeat">
+      <a:schemeClr val="tx1"/>
+    </dgm:txFillClrLst>
+    <dgm:txEffectClrLst/>
+  </dgm:styleLbl>
+  <dgm:styleLbl name="parChTrans1D2">
+    <dgm:fillClrLst meth="repeat">
+      <a:schemeClr val="accent1"/>
+    </dgm:fillClrLst>
+    <dgm:linClrLst meth="repeat">
+      <a:schemeClr val="accent1">
+        <a:shade val="60000"/>
+      </a:schemeClr>
+    </dgm:linClrLst>
+    <dgm:effectClrLst/>
+    <dgm:txLinClrLst/>
+    <dgm:txFillClrLst meth="repeat">
+      <a:schemeClr val="tx1"/>
+    </dgm:txFillClrLst>
+    <dgm:txEffectClrLst/>
+  </dgm:styleLbl>
+  <dgm:styleLbl name="parChTrans1D3">
+    <dgm:fillClrLst meth="repeat">
+      <a:schemeClr val="accent1"/>
+    </dgm:fillClrLst>
+    <dgm:linClrLst meth="repeat">
+      <a:schemeClr val="accent1">
+        <a:shade val="80000"/>
+      </a:schemeClr>
+    </dgm:linClrLst>
+    <dgm:effectClrLst/>
+    <dgm:txLinClrLst/>
+    <dgm:txFillClrLst meth="repeat">
+      <a:schemeClr val="tx1"/>
+    </dgm:txFillClrLst>
+    <dgm:txEffectClrLst/>
+  </dgm:styleLbl>
+  <dgm:styleLbl name="parChTrans1D4">
+    <dgm:fillClrLst meth="repeat">
+      <a:schemeClr val="accent1"/>
+    </dgm:fillClrLst>
+    <dgm:linClrLst meth="repeat">
+      <a:schemeClr val="accent1">
+        <a:shade val="80000"/>
+      </a:schemeClr>
+    </dgm:linClrLst>
+    <dgm:effectClrLst/>
+    <dgm:txLinClrLst/>
+    <dgm:txFillClrLst meth="repeat">
+      <a:schemeClr val="tx1"/>
+    </dgm:txFillClrLst>
+    <dgm:txEffectClrLst/>
+  </dgm:styleLbl>
+  <dgm:styleLbl name="fgAcc1">
+    <dgm:fillClrLst meth="repeat">
+      <a:schemeClr val="lt1">
+        <a:alpha val="90000"/>
+      </a:schemeClr>
+    </dgm:fillClrLst>
+    <dgm:linClrLst meth="repeat">
+      <a:schemeClr val="accent1"/>
+    </dgm:linClrLst>
+    <dgm:effectClrLst/>
+    <dgm:txLinClrLst/>
+    <dgm:txFillClrLst meth="repeat">
+      <a:schemeClr val="dk1"/>
+    </dgm:txFillClrLst>
+    <dgm:txEffectClrLst/>
+  </dgm:styleLbl>
+  <dgm:styleLbl name="conFgAcc1">
+    <dgm:fillClrLst meth="repeat">
+      <a:schemeClr val="lt1">
+        <a:alpha val="90000"/>
+      </a:schemeClr>
+    </dgm:fillClrLst>
+    <dgm:linClrLst meth="repeat">
+      <a:schemeClr val="accent1"/>
+    </dgm:linClrLst>
+    <dgm:effectClrLst/>
+    <dgm:txLinClrLst/>
+    <dgm:txFillClrLst meth="repeat">
+      <a:schemeClr val="dk1"/>
+    </dgm:txFillClrLst>
+    <dgm:txEffectClrLst/>
+  </dgm:styleLbl>
+  <dgm:styleLbl name="alignAcc1">
+    <dgm:fillClrLst meth="repeat">
+      <a:schemeClr val="lt1">
+        <a:alpha val="90000"/>
+      </a:schemeClr>
+    </dgm:fillClrLst>
+    <dgm:linClrLst meth="repeat">
+      <a:schemeClr val="accent1"/>
+    </dgm:linClrLst>
+    <dgm:effectClrLst/>
+    <dgm:txLinClrLst/>
+    <dgm:txFillClrLst meth="repeat">
+      <a:schemeClr val="dk1"/>
+    </dgm:txFillClrLst>
+    <dgm:txEffectClrLst/>
+  </dgm:styleLbl>
+  <dgm:styleLbl name="trAlignAcc1">
+    <dgm:fillClrLst meth="repeat">
+      <a:schemeClr val="lt1">
+        <a:alpha val="40000"/>
+      </a:schemeClr>
+    </dgm:fillClrLst>
+    <dgm:linClrLst meth="repeat">
+      <a:schemeClr val="accent1"/>
+    </dgm:linClrLst>
+    <dgm:effectClrLst/>
+    <dgm:txLinClrLst/>
+    <dgm:txFillClrLst meth="repeat">
+      <a:schemeClr val="dk1"/>
+    </dgm:txFillClrLst>
+    <dgm:txEffectClrLst/>
+  </dgm:styleLbl>
+  <dgm:styleLbl name="bgAcc1">
+    <dgm:fillClrLst meth="repeat">
+      <a:schemeClr val="lt1">
+        <a:alpha val="90000"/>
+      </a:schemeClr>
+    </dgm:fillClrLst>
+    <dgm:linClrLst meth="repeat">
+      <a:schemeClr val="accent1"/>
+    </dgm:linClrLst>
+    <dgm:effectClrLst/>
+    <dgm:txLinClrLst/>
+    <dgm:txFillClrLst meth="repeat">
+      <a:schemeClr val="dk1"/>
+    </dgm:txFillClrLst>
+    <dgm:txEffectClrLst/>
+  </dgm:styleLbl>
+  <dgm:styleLbl name="solidFgAcc1">
+    <dgm:fillClrLst meth="repeat">
+      <a:schemeClr val="lt1"/>
+    </dgm:fillClrLst>
+    <dgm:linClrLst meth="repeat">
+      <a:schemeClr val="accent1"/>
+    </dgm:linClrLst>
+    <dgm:effectClrLst/>
+    <dgm:txLinClrLst/>
+    <dgm:txFillClrLst meth="repeat">
+      <a:schemeClr val="dk1"/>
+    </dgm:txFillClrLst>
+    <dgm:txEffectClrLst/>
+  </dgm:styleLbl>
+  <dgm:styleLbl name="solidAlignAcc1">
+    <dgm:fillClrLst meth="repeat">
+      <a:schemeClr val="lt1"/>
+    </dgm:fillClrLst>
+    <dgm:linClrLst meth="repeat">
+      <a:schemeClr val="accent1"/>
+    </dgm:linClrLst>
+    <dgm:effectClrLst/>
+    <dgm:txLinClrLst/>
+    <dgm:txFillClrLst meth="repeat">
+      <a:schemeClr val="dk1"/>
+    </dgm:txFillClrLst>
+    <dgm:txEffectClrLst/>
+  </dgm:styleLbl>
+  <dgm:styleLbl name="solidBgAcc1">
+    <dgm:fillClrLst meth="repeat">
+      <a:schemeClr val="lt1"/>
+    </dgm:fillClrLst>
+    <dgm:linClrLst meth="repeat">
+      <a:schemeClr val="accent1"/>
+    </dgm:linClrLst>
+    <dgm:effectClrLst/>
+    <dgm:txLinClrLst/>
+    <dgm:txFillClrLst meth="repeat">
+      <a:schemeClr val="dk1"/>
+    </dgm:txFillClrLst>
+    <dgm:txEffectClrLst/>
+  </dgm:styleLbl>
+  <dgm:styleLbl name="fgAccFollowNode1">
+    <dgm:fillClrLst meth="repeat">
+      <a:schemeClr val="accent1">
+        <a:alpha val="90000"/>
+        <a:tint val="40000"/>
+      </a:schemeClr>
+    </dgm:fillClrLst>
+    <dgm:linClrLst meth="repeat">
+      <a:schemeClr val="accent1">
+        <a:alpha val="90000"/>
+        <a:tint val="40000"/>
+      </a:schemeClr>
+    </dgm:linClrLst>
+    <dgm:effectClrLst/>
+    <dgm:txLinClrLst/>
+    <dgm:txFillClrLst meth="repeat">
+      <a:schemeClr val="dk1"/>
+    </dgm:txFillClrLst>
+    <dgm:txEffectClrLst/>
+  </dgm:styleLbl>
+  <dgm:styleLbl name="alignAccFollowNode1">
+    <dgm:fillClrLst meth="repeat">
+      <a:schemeClr val="accent1">
+        <a:alpha val="90000"/>
+        <a:tint val="40000"/>
+      </a:schemeClr>
+    </dgm:fillClrLst>
+    <dgm:linClrLst meth="repeat">
+      <a:schemeClr val="accent1">
+        <a:alpha val="90000"/>
+        <a:tint val="40000"/>
+      </a:schemeClr>
+    </dgm:linClrLst>
+    <dgm:effectClrLst/>
+    <dgm:txLinClrLst/>
+    <dgm:txFillClrLst meth="repeat">
+      <a:schemeClr val="dk1"/>
+    </dgm:txFillClrLst>
+    <dgm:txEffectClrLst/>
+  </dgm:styleLbl>
+  <dgm:styleLbl name="bgAccFollowNode1">
+    <dgm:fillClrLst meth="repeat">
+      <a:schemeClr val="accent1">
+        <a:alpha val="90000"/>
+        <a:tint val="40000"/>
+      </a:schemeClr>
+    </dgm:fillClrLst>
+    <dgm:linClrLst meth="repeat">
+      <a:schemeClr val="accent1">
+        <a:alpha val="90000"/>
+        <a:tint val="40000"/>
+      </a:schemeClr>
+    </dgm:linClrLst>
+    <dgm:effectClrLst/>
+    <dgm:txLinClrLst/>
+    <dgm:txFillClrLst meth="repeat">
+      <a:schemeClr val="dk1"/>
+    </dgm:txFillClrLst>
+    <dgm:txEffectClrLst/>
+  </dgm:styleLbl>
+  <dgm:styleLbl name="fgAcc0">
+    <dgm:fillClrLst meth="repeat">
+      <a:schemeClr val="lt1">
+        <a:alpha val="90000"/>
+      </a:schemeClr>
+    </dgm:fillClrLst>
+    <dgm:linClrLst meth="repeat">
+      <a:schemeClr val="accent1"/>
+    </dgm:linClrLst>
+    <dgm:effectClrLst/>
+    <dgm:txLinClrLst/>
+    <dgm:txFillClrLst meth="repeat">
+      <a:schemeClr val="dk1"/>
+    </dgm:txFillClrLst>
+    <dgm:txEffectClrLst/>
+  </dgm:styleLbl>
+  <dgm:styleLbl name="fgAcc2">
+    <dgm:fillClrLst meth="repeat">
+      <a:schemeClr val="lt1">
+        <a:alpha val="90000"/>
+      </a:schemeClr>
+    </dgm:fillClrLst>
+    <dgm:linClrLst meth="repeat">
+      <a:schemeClr val="accent1"/>
+    </dgm:linClrLst>
+    <dgm:effectClrLst/>
+    <dgm:txLinClrLst/>
+    <dgm:txFillClrLst meth="repeat">
+      <a:schemeClr val="dk1"/>
+    </dgm:txFillClrLst>
+    <dgm:txEffectClrLst/>
+  </dgm:styleLbl>
+  <dgm:styleLbl name="fgAcc3">
+    <dgm:fillClrLst meth="repeat">
+      <a:schemeClr val="lt1">
+        <a:alpha val="90000"/>
+      </a:schemeClr>
+    </dgm:fillClrLst>
+    <dgm:linClrLst meth="repeat">
+      <a:schemeClr val="accent1"/>
+    </dgm:linClrLst>
+    <dgm:effectClrLst/>
+    <dgm:txLinClrLst/>
+    <dgm:txFillClrLst meth="repeat">
+      <a:schemeClr val="dk1"/>
+    </dgm:txFillClrLst>
+    <dgm:txEffectClrLst/>
+  </dgm:styleLbl>
+  <dgm:styleLbl name="fgAcc4">
+    <dgm:fillClrLst meth="repeat">
+      <a:schemeClr val="lt1">
+        <a:alpha val="90000"/>
+      </a:schemeClr>
+    </dgm:fillClrLst>
+    <dgm:linClrLst meth="repeat">
+      <a:schemeClr val="accent1"/>
+    </dgm:linClrLst>
+    <dgm:effectClrLst/>
+    <dgm:txLinClrLst/>
+    <dgm:txFillClrLst meth="repeat">
+      <a:schemeClr val="dk1"/>
+    </dgm:txFillClrLst>
+    <dgm:txEffectClrLst/>
+  </dgm:styleLbl>
+  <dgm:styleLbl name="bgShp">
+    <dgm:fillClrLst meth="repeat">
+      <a:schemeClr val="accent1">
+        <a:tint val="40000"/>
+      </a:schemeClr>
+    </dgm:fillClrLst>
+    <dgm:linClrLst meth="repeat">
+      <a:schemeClr val="accent1"/>
+    </dgm:linClrLst>
+    <dgm:effectClrLst/>
+    <dgm:txLinClrLst/>
+    <dgm:txFillClrLst meth="repeat">
+      <a:schemeClr val="dk1"/>
+    </dgm:txFillClrLst>
+    <dgm:txEffectClrLst/>
+  </dgm:styleLbl>
+  <dgm:styleLbl name="dkBgShp">
+    <dgm:fillClrLst meth="repeat">
+      <a:schemeClr val="accent1">
+        <a:shade val="80000"/>
+      </a:schemeClr>
+    </dgm:fillClrLst>
+    <dgm:linClrLst meth="repeat">
+      <a:schemeClr val="accent1"/>
+    </dgm:linClrLst>
+    <dgm:effectClrLst/>
+    <dgm:txLinClrLst/>
+    <dgm:txFillClrLst meth="repeat">
+      <a:schemeClr val="lt1"/>
+    </dgm:txFillClrLst>
+    <dgm:txEffectClrLst/>
+  </dgm:styleLbl>
+  <dgm:styleLbl name="trBgShp">
+    <dgm:fillClrLst meth="repeat">
+      <a:schemeClr val="accent1">
+        <a:tint val="50000"/>
+        <a:alpha val="40000"/>
+      </a:schemeClr>
+    </dgm:fillClrLst>
+    <dgm:linClrLst meth="repeat">
+      <a:schemeClr val="accent1"/>
+    </dgm:linClrLst>
+    <dgm:effectClrLst/>
+    <dgm:txLinClrLst/>
+    <dgm:txFillClrLst meth="repeat">
+      <a:schemeClr val="lt1"/>
+    </dgm:txFillClrLst>
+    <dgm:txEffectClrLst/>
+  </dgm:styleLbl>
+  <dgm:styleLbl name="fgShp">
+    <dgm:fillClrLst meth="repeat">
+      <a:schemeClr val="accent1">
+        <a:tint val="60000"/>
+      </a:schemeClr>
+    </dgm:fillClrLst>
+    <dgm:linClrLst meth="repeat">
+      <a:schemeClr val="lt1"/>
+    </dgm:linClrLst>
+    <dgm:effectClrLst/>
+    <dgm:txLinClrLst/>
+    <dgm:txFillClrLst meth="repeat">
+      <a:schemeClr val="dk1"/>
+    </dgm:txFillClrLst>
+    <dgm:txEffectClrLst/>
+  </dgm:styleLbl>
+  <dgm:styleLbl name="revTx">
+    <dgm:fillClrLst meth="repeat">
+      <a:schemeClr val="lt1">
+        <a:alpha val="0"/>
+      </a:schemeClr>
+    </dgm:fillClrLst>
+    <dgm:linClrLst meth="repeat">
+      <a:schemeClr val="dk1">
+        <a:alpha val="0"/>
+      </a:schemeClr>
+    </dgm:linClrLst>
+    <dgm:effectClrLst/>
+    <dgm:txLinClrLst/>
+    <dgm:txFillClrLst meth="repeat">
+      <a:schemeClr val="tx1"/>
+    </dgm:txFillClrLst>
+    <dgm:txEffectClrLst/>
+  </dgm:styleLbl>
+</dgm:colorsDef>
+</file>
+
+<file path=word/diagrams/data1.xml><?xml version="1.0" encoding="utf-8"?>
+<dgm:dataModel xmlns:dgm="http://schemas.openxmlformats.org/drawingml/2006/diagram" xmlns:a="http://schemas.openxmlformats.org/drawingml/2006/main">
+  <dgm:ptLst>
+    <dgm:pt modelId="{1B7BEBDD-FC4B-408D-9C18-5135E5301530}" type="doc">
+      <dgm:prSet loTypeId="urn:microsoft.com/office/officeart/2005/8/layout/venn1" loCatId="relationship" qsTypeId="urn:microsoft.com/office/officeart/2005/8/quickstyle/simple1" qsCatId="simple" csTypeId="urn:microsoft.com/office/officeart/2005/8/colors/accent1_2" csCatId="accent1" phldr="1"/>
+      <dgm:spPr/>
+    </dgm:pt>
+    <dgm:pt modelId="{F43B4DE7-3E89-4898-B0F9-AE2DD1080025}">
+      <dgm:prSet phldrT="[Texto]" custT="1"/>
+      <dgm:spPr/>
+      <dgm:t>
+        <a:bodyPr/>
+        <a:lstStyle/>
+        <a:p>
+          <a:endParaRPr lang="es-AR" sz="2400"/>
+        </a:p>
+      </dgm:t>
+    </dgm:pt>
+    <dgm:pt modelId="{3545348E-29BD-41A5-9180-58421D3C4984}" type="parTrans" cxnId="{53B43477-4950-44B7-BC68-80938CC85BB7}">
+      <dgm:prSet/>
+      <dgm:spPr/>
+      <dgm:t>
+        <a:bodyPr/>
+        <a:lstStyle/>
+        <a:p>
+          <a:endParaRPr lang="es-AR"/>
+        </a:p>
+      </dgm:t>
+    </dgm:pt>
+    <dgm:pt modelId="{3901438E-714E-4C72-9050-57DB34873119}" type="sibTrans" cxnId="{53B43477-4950-44B7-BC68-80938CC85BB7}">
+      <dgm:prSet/>
+      <dgm:spPr/>
+      <dgm:t>
+        <a:bodyPr/>
+        <a:lstStyle/>
+        <a:p>
+          <a:endParaRPr lang="es-AR"/>
+        </a:p>
+      </dgm:t>
+    </dgm:pt>
+    <dgm:pt modelId="{B3925126-4254-4FEB-8D4E-20283FD23B42}">
+      <dgm:prSet phldrT="[Texto]"/>
+      <dgm:spPr/>
+      <dgm:t>
+        <a:bodyPr/>
+        <a:lstStyle/>
+        <a:p>
+          <a:endParaRPr lang="es-AR"/>
+        </a:p>
+      </dgm:t>
+    </dgm:pt>
+    <dgm:pt modelId="{09495F12-DDAB-43EC-9E7B-8EDD291C0EA4}" type="parTrans" cxnId="{337B2BD8-5F79-4AF1-901D-346CCF10CB4C}">
+      <dgm:prSet/>
+      <dgm:spPr/>
+      <dgm:t>
+        <a:bodyPr/>
+        <a:lstStyle/>
+        <a:p>
+          <a:endParaRPr lang="es-AR"/>
+        </a:p>
+      </dgm:t>
+    </dgm:pt>
+    <dgm:pt modelId="{A5B026D4-C833-472B-83A0-81856796858D}" type="sibTrans" cxnId="{337B2BD8-5F79-4AF1-901D-346CCF10CB4C}">
+      <dgm:prSet/>
+      <dgm:spPr/>
+      <dgm:t>
+        <a:bodyPr/>
+        <a:lstStyle/>
+        <a:p>
+          <a:endParaRPr lang="es-AR"/>
+        </a:p>
+      </dgm:t>
+    </dgm:pt>
+    <dgm:pt modelId="{342C047C-7C41-4FA0-A72A-2B3074BBE5E0}">
+      <dgm:prSet phldrT="[Texto]" custT="1"/>
+      <dgm:spPr>
+        <a:solidFill>
+          <a:schemeClr val="accent1">
+            <a:hueOff val="0"/>
+            <a:satOff val="0"/>
+            <a:lumOff val="0"/>
+            <a:alpha val="50000"/>
+          </a:schemeClr>
+        </a:solidFill>
+      </dgm:spPr>
+      <dgm:t>
+        <a:bodyPr/>
+        <a:lstStyle/>
+        <a:p>
+          <a:pPr algn="ctr"/>
+          <a:endParaRPr lang="es-AR" sz="1600"/>
+        </a:p>
+      </dgm:t>
+    </dgm:pt>
+    <dgm:pt modelId="{13E48874-B829-43AC-AFCE-3F1A9AA239E4}" type="parTrans" cxnId="{E1059A94-676D-4DFA-80A5-698D5747A94B}">
+      <dgm:prSet/>
+      <dgm:spPr/>
+      <dgm:t>
+        <a:bodyPr/>
+        <a:lstStyle/>
+        <a:p>
+          <a:endParaRPr lang="es-AR"/>
+        </a:p>
+      </dgm:t>
+    </dgm:pt>
+    <dgm:pt modelId="{B169862E-14ED-4928-BBE1-2825CC9EEFF6}" type="sibTrans" cxnId="{E1059A94-676D-4DFA-80A5-698D5747A94B}">
+      <dgm:prSet/>
+      <dgm:spPr/>
+      <dgm:t>
+        <a:bodyPr/>
+        <a:lstStyle/>
+        <a:p>
+          <a:endParaRPr lang="es-AR"/>
+        </a:p>
+      </dgm:t>
+    </dgm:pt>
+    <dgm:pt modelId="{62906367-B252-499D-8CFD-B36E28323270}" type="pres">
+      <dgm:prSet presAssocID="{1B7BEBDD-FC4B-408D-9C18-5135E5301530}" presName="compositeShape" presStyleCnt="0">
+        <dgm:presLayoutVars>
+          <dgm:chMax val="7"/>
+          <dgm:dir/>
+          <dgm:resizeHandles val="exact"/>
+        </dgm:presLayoutVars>
+      </dgm:prSet>
+      <dgm:spPr/>
+    </dgm:pt>
+    <dgm:pt modelId="{BF3CE146-3736-4879-A92A-17CDCE4A7A0D}" type="pres">
+      <dgm:prSet presAssocID="{F43B4DE7-3E89-4898-B0F9-AE2DD1080025}" presName="circ1" presStyleLbl="vennNode1" presStyleIdx="0" presStyleCnt="3" custLinFactNeighborX="-3527" custLinFactNeighborY="59040"/>
+      <dgm:spPr/>
+    </dgm:pt>
+    <dgm:pt modelId="{181D25D0-AA33-4356-8733-C1735BBD237C}" type="pres">
+      <dgm:prSet presAssocID="{F43B4DE7-3E89-4898-B0F9-AE2DD1080025}" presName="circ1Tx" presStyleLbl="revTx" presStyleIdx="0" presStyleCnt="0">
+        <dgm:presLayoutVars>
+          <dgm:chMax val="0"/>
+          <dgm:chPref val="0"/>
+          <dgm:bulletEnabled val="1"/>
+        </dgm:presLayoutVars>
+      </dgm:prSet>
+      <dgm:spPr/>
+    </dgm:pt>
+    <dgm:pt modelId="{CE728B9A-40F1-463C-8EF6-846F66848014}" type="pres">
+      <dgm:prSet presAssocID="{B3925126-4254-4FEB-8D4E-20283FD23B42}" presName="circ2" presStyleLbl="vennNode1" presStyleIdx="1" presStyleCnt="3" custLinFactNeighborX="-3108" custLinFactNeighborY="-59131"/>
+      <dgm:spPr/>
+    </dgm:pt>
+    <dgm:pt modelId="{874A897D-38F5-480A-BD7A-4C2E781DB5D1}" type="pres">
+      <dgm:prSet presAssocID="{B3925126-4254-4FEB-8D4E-20283FD23B42}" presName="circ2Tx" presStyleLbl="revTx" presStyleIdx="0" presStyleCnt="0">
+        <dgm:presLayoutVars>
+          <dgm:chMax val="0"/>
+          <dgm:chPref val="0"/>
+          <dgm:bulletEnabled val="1"/>
+        </dgm:presLayoutVars>
+      </dgm:prSet>
+      <dgm:spPr/>
+    </dgm:pt>
+    <dgm:pt modelId="{2EB0A106-10F7-4DAD-990E-A02513B3C595}" type="pres">
+      <dgm:prSet presAssocID="{342C047C-7C41-4FA0-A72A-2B3074BBE5E0}" presName="circ3" presStyleLbl="vennNode1" presStyleIdx="2" presStyleCnt="3" custLinFactNeighborX="-1962" custLinFactNeighborY="-59381"/>
+      <dgm:spPr/>
+    </dgm:pt>
+    <dgm:pt modelId="{21C4BDAD-790D-4778-A0FB-04BB64A98868}" type="pres">
+      <dgm:prSet presAssocID="{342C047C-7C41-4FA0-A72A-2B3074BBE5E0}" presName="circ3Tx" presStyleLbl="revTx" presStyleIdx="0" presStyleCnt="0">
+        <dgm:presLayoutVars>
+          <dgm:chMax val="0"/>
+          <dgm:chPref val="0"/>
+          <dgm:bulletEnabled val="1"/>
+        </dgm:presLayoutVars>
+      </dgm:prSet>
+      <dgm:spPr/>
+    </dgm:pt>
+  </dgm:ptLst>
+  <dgm:cxnLst>
+    <dgm:cxn modelId="{CC8EBA26-D9E4-468F-BD31-BA80C6FBBD3C}" type="presOf" srcId="{B3925126-4254-4FEB-8D4E-20283FD23B42}" destId="{874A897D-38F5-480A-BD7A-4C2E781DB5D1}" srcOrd="1" destOrd="0" presId="urn:microsoft.com/office/officeart/2005/8/layout/venn1"/>
+    <dgm:cxn modelId="{36CC8829-C350-446A-A1FF-2947BD800969}" type="presOf" srcId="{F43B4DE7-3E89-4898-B0F9-AE2DD1080025}" destId="{181D25D0-AA33-4356-8733-C1735BBD237C}" srcOrd="1" destOrd="0" presId="urn:microsoft.com/office/officeart/2005/8/layout/venn1"/>
+    <dgm:cxn modelId="{173E0142-8CA5-4DCF-A8DE-F6D99DD0B622}" type="presOf" srcId="{342C047C-7C41-4FA0-A72A-2B3074BBE5E0}" destId="{2EB0A106-10F7-4DAD-990E-A02513B3C595}" srcOrd="0" destOrd="0" presId="urn:microsoft.com/office/officeart/2005/8/layout/venn1"/>
+    <dgm:cxn modelId="{B9227749-6B08-4197-9769-EBCE4B3F173E}" type="presOf" srcId="{342C047C-7C41-4FA0-A72A-2B3074BBE5E0}" destId="{21C4BDAD-790D-4778-A0FB-04BB64A98868}" srcOrd="1" destOrd="0" presId="urn:microsoft.com/office/officeart/2005/8/layout/venn1"/>
+    <dgm:cxn modelId="{53B43477-4950-44B7-BC68-80938CC85BB7}" srcId="{1B7BEBDD-FC4B-408D-9C18-5135E5301530}" destId="{F43B4DE7-3E89-4898-B0F9-AE2DD1080025}" srcOrd="0" destOrd="0" parTransId="{3545348E-29BD-41A5-9180-58421D3C4984}" sibTransId="{3901438E-714E-4C72-9050-57DB34873119}"/>
+    <dgm:cxn modelId="{E1183390-7CA1-4F16-81A2-1060403EA07E}" type="presOf" srcId="{1B7BEBDD-FC4B-408D-9C18-5135E5301530}" destId="{62906367-B252-499D-8CFD-B36E28323270}" srcOrd="0" destOrd="0" presId="urn:microsoft.com/office/officeart/2005/8/layout/venn1"/>
+    <dgm:cxn modelId="{E1059A94-676D-4DFA-80A5-698D5747A94B}" srcId="{1B7BEBDD-FC4B-408D-9C18-5135E5301530}" destId="{342C047C-7C41-4FA0-A72A-2B3074BBE5E0}" srcOrd="2" destOrd="0" parTransId="{13E48874-B829-43AC-AFCE-3F1A9AA239E4}" sibTransId="{B169862E-14ED-4928-BBE1-2825CC9EEFF6}"/>
+    <dgm:cxn modelId="{32CE1BB0-0A1E-4728-99E8-C3AF02F9936F}" type="presOf" srcId="{F43B4DE7-3E89-4898-B0F9-AE2DD1080025}" destId="{BF3CE146-3736-4879-A92A-17CDCE4A7A0D}" srcOrd="0" destOrd="0" presId="urn:microsoft.com/office/officeart/2005/8/layout/venn1"/>
+    <dgm:cxn modelId="{337B2BD8-5F79-4AF1-901D-346CCF10CB4C}" srcId="{1B7BEBDD-FC4B-408D-9C18-5135E5301530}" destId="{B3925126-4254-4FEB-8D4E-20283FD23B42}" srcOrd="1" destOrd="0" parTransId="{09495F12-DDAB-43EC-9E7B-8EDD291C0EA4}" sibTransId="{A5B026D4-C833-472B-83A0-81856796858D}"/>
+    <dgm:cxn modelId="{620F69FF-E4F3-4D8A-A0DA-D82D922C6240}" type="presOf" srcId="{B3925126-4254-4FEB-8D4E-20283FD23B42}" destId="{CE728B9A-40F1-463C-8EF6-846F66848014}" srcOrd="0" destOrd="0" presId="urn:microsoft.com/office/officeart/2005/8/layout/venn1"/>
+    <dgm:cxn modelId="{95798509-5B70-4F04-9249-43D17DC142D9}" type="presParOf" srcId="{62906367-B252-499D-8CFD-B36E28323270}" destId="{BF3CE146-3736-4879-A92A-17CDCE4A7A0D}" srcOrd="0" destOrd="0" presId="urn:microsoft.com/office/officeart/2005/8/layout/venn1"/>
+    <dgm:cxn modelId="{04DE2EF2-F891-496B-85BD-26EE012C98A8}" type="presParOf" srcId="{62906367-B252-499D-8CFD-B36E28323270}" destId="{181D25D0-AA33-4356-8733-C1735BBD237C}" srcOrd="1" destOrd="0" presId="urn:microsoft.com/office/officeart/2005/8/layout/venn1"/>
+    <dgm:cxn modelId="{6155D240-E8F5-4CA1-9071-578DEB9E2744}" type="presParOf" srcId="{62906367-B252-499D-8CFD-B36E28323270}" destId="{CE728B9A-40F1-463C-8EF6-846F66848014}" srcOrd="2" destOrd="0" presId="urn:microsoft.com/office/officeart/2005/8/layout/venn1"/>
+    <dgm:cxn modelId="{7E89BD18-9756-4FEC-9AC4-C1EC55A5934E}" type="presParOf" srcId="{62906367-B252-499D-8CFD-B36E28323270}" destId="{874A897D-38F5-480A-BD7A-4C2E781DB5D1}" srcOrd="3" destOrd="0" presId="urn:microsoft.com/office/officeart/2005/8/layout/venn1"/>
+    <dgm:cxn modelId="{0B9D1800-98CB-4206-AD98-76B2779C03C2}" type="presParOf" srcId="{62906367-B252-499D-8CFD-B36E28323270}" destId="{2EB0A106-10F7-4DAD-990E-A02513B3C595}" srcOrd="4" destOrd="0" presId="urn:microsoft.com/office/officeart/2005/8/layout/venn1"/>
+    <dgm:cxn modelId="{39810D9E-274B-4F1A-B8D1-464C8CA1EC8F}" type="presParOf" srcId="{62906367-B252-499D-8CFD-B36E28323270}" destId="{21C4BDAD-790D-4778-A0FB-04BB64A98868}" srcOrd="5" destOrd="0" presId="urn:microsoft.com/office/officeart/2005/8/layout/venn1"/>
+  </dgm:cxnLst>
+  <dgm:bg/>
+  <dgm:whole/>
+  <dgm:extLst>
+    <a:ext uri="http://schemas.microsoft.com/office/drawing/2008/diagram">
+      <dsp:dataModelExt xmlns:dsp="http://schemas.microsoft.com/office/drawing/2008/diagram" relId="rId9" minVer="http://schemas.openxmlformats.org/drawingml/2006/diagram"/>
+    </a:ext>
+  </dgm:extLst>
+</dgm:dataModel>
+</file>
+
+<file path=word/diagrams/drawing1.xml><?xml version="1.0" encoding="utf-8"?>
+<dsp:drawing xmlns:dgm="http://schemas.openxmlformats.org/drawingml/2006/diagram" xmlns:dsp="http://schemas.microsoft.com/office/drawing/2008/diagram" xmlns:a="http://schemas.openxmlformats.org/drawingml/2006/main">
+  <dsp:spTree>
+    <dsp:nvGrpSpPr>
+      <dsp:cNvPr id="0" name=""/>
+      <dsp:cNvGrpSpPr/>
+    </dsp:nvGrpSpPr>
+    <dsp:grpSpPr/>
+    <dsp:sp modelId="{BF3CE146-3736-4879-A92A-17CDCE4A7A0D}">
+      <dsp:nvSpPr>
+        <dsp:cNvPr id="0" name=""/>
+        <dsp:cNvSpPr/>
+      </dsp:nvSpPr>
+      <dsp:spPr>
+        <a:xfrm>
+          <a:off x="1688284" y="1155317"/>
+          <a:ext cx="1890141" cy="1890141"/>
+        </a:xfrm>
+        <a:prstGeom prst="ellipse">
+          <a:avLst/>
+        </a:prstGeom>
+        <a:solidFill>
+          <a:schemeClr val="accent1">
+            <a:alpha val="50000"/>
+            <a:hueOff val="0"/>
+            <a:satOff val="0"/>
+            <a:lumOff val="0"/>
+            <a:alphaOff val="0"/>
+          </a:schemeClr>
+        </a:solidFill>
+        <a:ln w="12700" cap="flat" cmpd="sng" algn="ctr">
+          <a:solidFill>
+            <a:schemeClr val="lt1">
+              <a:hueOff val="0"/>
+              <a:satOff val="0"/>
+              <a:lumOff val="0"/>
+              <a:alphaOff val="0"/>
+            </a:schemeClr>
+          </a:solidFill>
+          <a:prstDash val="solid"/>
+          <a:miter lim="800000"/>
+        </a:ln>
+        <a:effectLst/>
+      </dsp:spPr>
+      <dsp:style>
+        <a:lnRef idx="2">
+          <a:scrgbClr r="0" g="0" b="0"/>
+        </a:lnRef>
+        <a:fillRef idx="1">
+          <a:scrgbClr r="0" g="0" b="0"/>
+        </a:fillRef>
+        <a:effectRef idx="0">
+          <a:scrgbClr r="0" g="0" b="0"/>
+        </a:effectRef>
+        <a:fontRef idx="minor">
+          <a:schemeClr val="tx1"/>
+        </a:fontRef>
+      </dsp:style>
+      <dsp:txBody>
+        <a:bodyPr spcFirstLastPara="0" vert="horz" wrap="square" lIns="0" tIns="0" rIns="0" bIns="0" numCol="1" spcCol="1270" anchor="ctr" anchorCtr="0">
+          <a:noAutofit/>
+        </a:bodyPr>
+        <a:lstStyle/>
+        <a:p>
+          <a:pPr marL="0" lvl="0" indent="0" algn="ctr" defTabSz="1066800">
+            <a:lnSpc>
+              <a:spcPct val="90000"/>
+            </a:lnSpc>
+            <a:spcBef>
+              <a:spcPct val="0"/>
+            </a:spcBef>
+            <a:spcAft>
+              <a:spcPct val="35000"/>
+            </a:spcAft>
+            <a:buNone/>
+          </a:pPr>
+          <a:endParaRPr lang="es-AR" sz="2400" kern="1200"/>
+        </a:p>
+      </dsp:txBody>
+      <dsp:txXfrm>
+        <a:off x="1940303" y="1486091"/>
+        <a:ext cx="1386103" cy="850563"/>
+      </dsp:txXfrm>
+    </dsp:sp>
+    <dsp:sp modelId="{CE728B9A-40F1-463C-8EF6-846F66848014}">
+      <dsp:nvSpPr>
+        <dsp:cNvPr id="0" name=""/>
+        <dsp:cNvSpPr/>
+      </dsp:nvSpPr>
+      <dsp:spPr>
+        <a:xfrm>
+          <a:off x="2378229" y="103056"/>
+          <a:ext cx="1890141" cy="1890141"/>
+        </a:xfrm>
+        <a:prstGeom prst="ellipse">
+          <a:avLst/>
+        </a:prstGeom>
+        <a:solidFill>
+          <a:schemeClr val="accent1">
+            <a:alpha val="50000"/>
+            <a:hueOff val="0"/>
+            <a:satOff val="0"/>
+            <a:lumOff val="0"/>
+            <a:alphaOff val="0"/>
+          </a:schemeClr>
+        </a:solidFill>
+        <a:ln w="12700" cap="flat" cmpd="sng" algn="ctr">
+          <a:solidFill>
+            <a:schemeClr val="lt1">
+              <a:hueOff val="0"/>
+              <a:satOff val="0"/>
+              <a:lumOff val="0"/>
+              <a:alphaOff val="0"/>
+            </a:schemeClr>
+          </a:solidFill>
+          <a:prstDash val="solid"/>
+          <a:miter lim="800000"/>
+        </a:ln>
+        <a:effectLst/>
+      </dsp:spPr>
+      <dsp:style>
+        <a:lnRef idx="2">
+          <a:scrgbClr r="0" g="0" b="0"/>
+        </a:lnRef>
+        <a:fillRef idx="1">
+          <a:scrgbClr r="0" g="0" b="0"/>
+        </a:fillRef>
+        <a:effectRef idx="0">
+          <a:scrgbClr r="0" g="0" b="0"/>
+        </a:effectRef>
+        <a:fontRef idx="minor">
+          <a:schemeClr val="tx1"/>
+        </a:fontRef>
+      </dsp:style>
+      <dsp:txBody>
+        <a:bodyPr spcFirstLastPara="0" vert="horz" wrap="square" lIns="0" tIns="0" rIns="0" bIns="0" numCol="1" spcCol="1270" anchor="ctr" anchorCtr="0">
+          <a:noAutofit/>
+        </a:bodyPr>
+        <a:lstStyle/>
+        <a:p>
+          <a:pPr marL="0" lvl="0" indent="0" algn="ctr" defTabSz="2889250">
+            <a:lnSpc>
+              <a:spcPct val="90000"/>
+            </a:lnSpc>
+            <a:spcBef>
+              <a:spcPct val="0"/>
+            </a:spcBef>
+            <a:spcAft>
+              <a:spcPct val="35000"/>
+            </a:spcAft>
+            <a:buNone/>
+          </a:pPr>
+          <a:endParaRPr lang="es-AR" sz="6500" kern="1200"/>
+        </a:p>
+      </dsp:txBody>
+      <dsp:txXfrm>
+        <a:off x="2956297" y="591343"/>
+        <a:ext cx="1134084" cy="1039577"/>
+      </dsp:txXfrm>
+    </dsp:sp>
+    <dsp:sp modelId="{2EB0A106-10F7-4DAD-990E-A02513B3C595}">
+      <dsp:nvSpPr>
+        <dsp:cNvPr id="0" name=""/>
+        <dsp:cNvSpPr/>
+      </dsp:nvSpPr>
+      <dsp:spPr>
+        <a:xfrm>
+          <a:off x="1035839" y="98331"/>
+          <a:ext cx="1890141" cy="1890141"/>
+        </a:xfrm>
+        <a:prstGeom prst="ellipse">
+          <a:avLst/>
+        </a:prstGeom>
+        <a:solidFill>
+          <a:schemeClr val="accent1">
+            <a:hueOff val="0"/>
+            <a:satOff val="0"/>
+            <a:lumOff val="0"/>
+            <a:alpha val="50000"/>
+          </a:schemeClr>
+        </a:solidFill>
+        <a:ln w="12700" cap="flat" cmpd="sng" algn="ctr">
+          <a:solidFill>
+            <a:schemeClr val="lt1">
+              <a:hueOff val="0"/>
+              <a:satOff val="0"/>
+              <a:lumOff val="0"/>
+              <a:alphaOff val="0"/>
+            </a:schemeClr>
+          </a:solidFill>
+          <a:prstDash val="solid"/>
+          <a:miter lim="800000"/>
+        </a:ln>
+        <a:effectLst/>
+      </dsp:spPr>
+      <dsp:style>
+        <a:lnRef idx="2">
+          <a:scrgbClr r="0" g="0" b="0"/>
+        </a:lnRef>
+        <a:fillRef idx="1">
+          <a:scrgbClr r="0" g="0" b="0"/>
+        </a:fillRef>
+        <a:effectRef idx="0">
+          <a:scrgbClr r="0" g="0" b="0"/>
+        </a:effectRef>
+        <a:fontRef idx="minor">
+          <a:schemeClr val="tx1"/>
+        </a:fontRef>
+      </dsp:style>
+      <dsp:txBody>
+        <a:bodyPr spcFirstLastPara="0" vert="horz" wrap="square" lIns="0" tIns="0" rIns="0" bIns="0" numCol="1" spcCol="1270" anchor="ctr" anchorCtr="0">
+          <a:noAutofit/>
+        </a:bodyPr>
+        <a:lstStyle/>
+        <a:p>
+          <a:pPr marL="0" lvl="0" indent="0" algn="ctr" defTabSz="711200">
+            <a:lnSpc>
+              <a:spcPct val="90000"/>
+            </a:lnSpc>
+            <a:spcBef>
+              <a:spcPct val="0"/>
+            </a:spcBef>
+            <a:spcAft>
+              <a:spcPct val="35000"/>
+            </a:spcAft>
+            <a:buNone/>
+          </a:pPr>
+          <a:endParaRPr lang="es-AR" sz="1600" kern="1200"/>
+        </a:p>
+      </dsp:txBody>
+      <dsp:txXfrm>
+        <a:off x="1213827" y="586617"/>
+        <a:ext cx="1134084" cy="1039577"/>
+      </dsp:txXfrm>
+    </dsp:sp>
+  </dsp:spTree>
+</dsp:drawing>
+</file>
+
+<file path=word/diagrams/layout1.xml><?xml version="1.0" encoding="utf-8"?>
+<dgm:layoutDef xmlns:dgm="http://schemas.openxmlformats.org/drawingml/2006/diagram" xmlns:a="http://schemas.openxmlformats.org/drawingml/2006/main" uniqueId="urn:microsoft.com/office/officeart/2005/8/layout/venn1">
+  <dgm:title val=""/>
+  <dgm:desc val=""/>
+  <dgm:catLst>
+    <dgm:cat type="relationship" pri="28000"/>
+    <dgm:cat type="convert" pri="19000"/>
+  </dgm:catLst>
+  <dgm:sampData useDef="1">
+    <dgm:dataModel>
+      <dgm:ptLst/>
+      <dgm:bg/>
+      <dgm:whole/>
+    </dgm:dataModel>
+  </dgm:sampData>
+  <dgm:styleData useDef="1">
+    <dgm:dataModel>
+      <dgm:ptLst/>
+      <dgm:bg/>
+      <dgm:whole/>
+    </dgm:dataModel>
+  </dgm:styleData>
+  <dgm:clrData>
+    <dgm:dataModel>
+      <dgm:ptLst>
+        <dgm:pt modelId="0" type="doc"/>
+        <dgm:pt modelId="1"/>
+        <dgm:pt modelId="2"/>
+        <dgm:pt modelId="3"/>
+        <dgm:pt modelId="4"/>
+      </dgm:ptLst>
+      <dgm:cxnLst>
+        <dgm:cxn modelId="7" srcId="0" destId="1" srcOrd="0" destOrd="0"/>
+        <dgm:cxn modelId="8" srcId="0" destId="2" srcOrd="1" destOrd="0"/>
+        <dgm:cxn modelId="9" srcId="0" destId="3" srcOrd="2" destOrd="0"/>
+        <dgm:cxn modelId="10" srcId="0" destId="4" srcOrd="3" destOrd="0"/>
+      </dgm:cxnLst>
+      <dgm:bg/>
+      <dgm:whole/>
+    </dgm:dataModel>
+  </dgm:clrData>
+  <dgm:layoutNode name="compositeShape">
+    <dgm:varLst>
+      <dgm:chMax val="7"/>
+      <dgm:dir/>
+      <dgm:resizeHandles val="exact"/>
+    </dgm:varLst>
+    <dgm:choose name="Name0">
+      <dgm:if name="Name1" axis="ch" ptType="node" func="cnt" op="equ" val="1">
+        <dgm:alg type="composite">
+          <dgm:param type="ar" val="1"/>
+        </dgm:alg>
+      </dgm:if>
+      <dgm:if name="Name2" axis="ch" ptType="node" func="cnt" op="equ" val="2">
+        <dgm:alg type="composite">
+          <dgm:param type="ar" val="1.792"/>
+        </dgm:alg>
+      </dgm:if>
+      <dgm:if name="Name3" axis="ch" ptType="node" func="cnt" op="equ" val="3">
+        <dgm:alg type="composite">
+          <dgm:param type="ar" val="1"/>
+        </dgm:alg>
+      </dgm:if>
+      <dgm:if name="Name4" axis="ch" ptType="node" func="cnt" op="equ" val="4">
+        <dgm:alg type="composite">
+          <dgm:param type="ar" val="1"/>
+        </dgm:alg>
+      </dgm:if>
+      <dgm:if name="Name5" axis="ch" ptType="node" func="cnt" op="equ" val="5">
+        <dgm:alg type="composite">
+          <dgm:param type="ar" val="1.4"/>
+        </dgm:alg>
+      </dgm:if>
+      <dgm:if name="Name6" axis="ch" ptType="node" func="cnt" op="equ" val="6">
+        <dgm:alg type="composite">
+          <dgm:param type="ar" val="1.285"/>
+        </dgm:alg>
+      </dgm:if>
+      <dgm:if name="Name7" axis="ch" ptType="node" func="cnt" op="equ" val="7">
+        <dgm:alg type="composite">
+          <dgm:param type="ar" val="1.359"/>
+        </dgm:alg>
+      </dgm:if>
+      <dgm:else name="Name8">
+        <dgm:alg type="composite">
+          <dgm:param type="ar" val="1.359"/>
+        </dgm:alg>
+      </dgm:else>
+    </dgm:choose>
+    <dgm:shape xmlns:r="http://schemas.openxmlformats.org/officeDocument/2006/relationships" r:blip="">
+      <dgm:adjLst/>
+    </dgm:shape>
+    <dgm:presOf/>
+    <dgm:choose name="Name9">
+      <dgm:if name="Name10" axis="ch" ptType="node" func="cnt" op="equ" val="1">
+        <dgm:constrLst>
+          <dgm:constr type="ctrX" for="ch" forName="circ1TxSh" refType="w" fact="0.5"/>
+          <dgm:constr type="ctrY" for="ch" forName="circ1TxSh" refType="h" fact="0.5"/>
+          <dgm:constr type="w" for="ch" forName="circ1TxSh" refType="w"/>
+          <dgm:constr type="h" for="ch" forName="circ1TxSh" refType="h"/>
+          <dgm:constr type="primFontSz" for="ch" ptType="node" op="equ"/>
+        </dgm:constrLst>
+      </dgm:if>
+      <dgm:if name="Name11" axis="ch" ptType="node" func="cnt" op="equ" val="2">
+        <dgm:constrLst>
+          <dgm:constr type="ctrX" for="ch" forName="circ1" refType="w" fact="0.3"/>
+          <dgm:constr type="ctrY" for="ch" forName="circ1" refType="h" fact="0.5"/>
+          <dgm:constr type="w" for="ch" forName="circ1" refType="w" fact="0.555"/>
+          <dgm:constr type="h" for="ch" forName="circ1" refType="h" fact="0.99456"/>
+          <dgm:constr type="l" for="ch" forName="circ1Tx" refType="w" fact="0.1"/>
+          <dgm:constr type="t" for="ch" forName="circ1Tx" refType="h" fact="0.12"/>
+          <dgm:constr type="w" for="ch" forName="circ1Tx" refType="w" fact="0.32"/>
+          <dgm:constr type="h" for="ch" forName="circ1Tx" refType="h" fact="0.76"/>
+          <dgm:constr type="ctrX" for="ch" forName="circ2" refType="w" fact="0.7"/>
+          <dgm:constr type="ctrY" for="ch" forName="circ2" refType="h" fact="0.5"/>
+          <dgm:constr type="w" for="ch" forName="circ2" refType="w" fact="0.555"/>
+          <dgm:constr type="h" for="ch" forName="circ2" refType="h" fact="0.99456"/>
+          <dgm:constr type="l" for="ch" forName="circ2Tx" refType="w" fact="0.58"/>
+          <dgm:constr type="t" for="ch" forName="circ2Tx" refType="h" fact="0.12"/>
+          <dgm:constr type="w" for="ch" forName="circ2Tx" refType="w" fact="0.32"/>
+          <dgm:constr type="h" for="ch" forName="circ2Tx" refType="h" fact="0.76"/>
+          <dgm:constr type="primFontSz" for="ch" ptType="node" op="equ"/>
+        </dgm:constrLst>
+      </dgm:if>
+      <dgm:if name="Name12" axis="ch" ptType="node" func="cnt" op="equ" val="3">
+        <dgm:constrLst>
+          <dgm:constr type="ctrX" for="ch" forName="circ1" refType="w" fact="0.5"/>
+          <dgm:constr type="ctrY" for="ch" forName="circ1" refType="w" fact="0.25"/>
+          <dgm:constr type="w" for="ch" forName="circ1" refType="w" fact="0.6"/>
+          <dgm:constr type="h" for="ch" forName="circ1" refType="h" fact="0.6"/>
+          <dgm:constr type="l" for="ch" forName="circ1Tx" refType="w" fact="0.28"/>
+          <dgm:constr type="t" for="ch" forName="circ1Tx" refType="h" fact="0.055"/>
+          <dgm:constr type="w" for="ch" forName="circ1Tx" refType="w" fact="0.44"/>
+          <dgm:constr type="h" for="ch" forName="circ1Tx" refType="h" fact="0.27"/>
+          <dgm:constr type="ctrX" for="ch" forName="circ2" refType="w" fact="0.7165"/>
+          <dgm:constr type="ctrY" for="ch" forName="circ2" refType="w" fact="0.625"/>
+          <dgm:constr type="w" for="ch" forName="circ2" refType="w" fact="0.6"/>
+          <dgm:constr type="h" for="ch" forName="circ2" refType="h" fact="0.6"/>
+          <dgm:constr type="l" for="ch" forName="circ2Tx" refType="w" fact="0.6"/>
+          <dgm:constr type="t" for="ch" forName="circ2Tx" refType="h" fact="0.48"/>
+          <dgm:constr type="w" for="ch" forName="circ2Tx" refType="w" fact="0.36"/>
+          <dgm:constr type="h" for="ch" forName="circ2Tx" refType="h" fact="0.33"/>
+          <dgm:constr type="ctrX" for="ch" forName="circ3" refType="w" fact="0.2835"/>
+          <dgm:constr type="ctrY" for="ch" forName="circ3" refType="w" fact="0.625"/>
+          <dgm:constr type="w" for="ch" forName="circ3" refType="w" fact="0.6"/>
+          <dgm:constr type="h" for="ch" forName="circ3" refType="h" fact="0.6"/>
+          <dgm:constr type="l" for="ch" forName="circ3Tx" refType="w" fact="0.04"/>
+          <dgm:constr type="t" for="ch" forName="circ3Tx" refType="h" fact="0.48"/>
+          <dgm:constr type="w" for="ch" forName="circ3Tx" refType="w" fact="0.36"/>
+          <dgm:constr type="h" for="ch" forName="circ3Tx" refType="h" fact="0.33"/>
+          <dgm:constr type="primFontSz" for="ch" ptType="node" op="equ"/>
+        </dgm:constrLst>
+      </dgm:if>
+      <dgm:if name="Name13" axis="ch" ptType="node" func="cnt" op="equ" val="4">
+        <dgm:constrLst>
+          <dgm:constr type="ctrX" for="ch" forName="circ1" refType="w" fact="0.5"/>
+          <dgm:constr type="ctrY" for="ch" forName="circ1" refType="w" fact="0.27"/>
+          <dgm:constr type="w" for="ch" forName="circ1" refType="w" fact="0.52"/>
+          <dgm:constr type="h" for="ch" forName="circ1" refType="h" fact="0.52"/>
+          <dgm:constr type="l" for="ch" forName="circ1Tx" refType="w" fact="0.3"/>
+          <dgm:constr type="t" for="ch" forName="circ1Tx" refType="h" fact="0.08"/>
+          <dgm:constr type="w" for="ch" forName="circ1Tx" refType="w" fact="0.4"/>
+          <dgm:constr type="h" for="ch" forName="circ1Tx" refType="h" fact="0.165"/>
+          <dgm:constr type="ctrX" for="ch" forName="circ2" refType="w" fact="0.73"/>
+          <dgm:constr type="ctrY" for="ch" forName="circ2" refType="w" fact="0.5"/>
+          <dgm:constr type="w" for="ch" forName="circ2" refType="w" fact="0.52"/>
+          <dgm:constr type="h" for="ch" forName="circ2" refType="h" fact="0.52"/>
+          <dgm:constr type="r" for="ch" forName="circ2Tx" refType="w" fact="0.95"/>
+          <dgm:constr type="t" for="ch" forName="circ2Tx" refType="h" fact="0.3"/>
+          <dgm:constr type="w" for="ch" forName="circ2Tx" refType="w" fact="0.2"/>
+          <dgm:constr type="h" for="ch" forName="circ2Tx" refType="h" fact="0.4"/>
+          <dgm:constr type="ctrX" for="ch" forName="circ3" refType="w" fact="0.5"/>
+          <dgm:constr type="ctrY" for="ch" forName="circ3" refType="w" fact="0.73"/>
+          <dgm:constr type="w" for="ch" forName="circ3" refType="w" fact="0.52"/>
+          <dgm:constr type="h" for="ch" forName="circ3" refType="h" fact="0.52"/>
+          <dgm:constr type="l" for="ch" forName="circ3Tx" refType="w" fact="0.3"/>
+          <dgm:constr type="b" for="ch" forName="circ3Tx" refType="h" fact="0.92"/>
+          <dgm:constr type="w" for="ch" forName="circ3Tx" refType="w" fact="0.4"/>
+          <dgm:constr type="h" for="ch" forName="circ3Tx" refType="h" fact="0.165"/>
+          <dgm:constr type="ctrX" for="ch" forName="circ4" refType="w" fact="0.27"/>
+          <dgm:constr type="ctrY" for="ch" forName="circ4" refType="h" fact="0.5"/>
+          <dgm:constr type="w" for="ch" forName="circ4" refType="w" fact="0.52"/>
+          <dgm:constr type="h" for="ch" forName="circ4" refType="h" fact="0.52"/>
+          <dgm:constr type="l" for="ch" forName="circ4Tx" refType="w" fact="0.05"/>
+          <dgm:constr type="t" for="ch" forName="circ4Tx" refType="h" fact="0.3"/>
+          <dgm:constr type="w" for="ch" forName="circ4Tx" refType="w" fact="0.2"/>
+          <dgm:constr type="h" for="ch" forName="circ4Tx" refType="h" fact="0.4"/>
+          <dgm:constr type="primFontSz" for="ch" ptType="node" op="equ"/>
+        </dgm:constrLst>
+      </dgm:if>
+      <dgm:if name="Name14" axis="ch" ptType="node" func="cnt" op="equ" val="5">
+        <dgm:constrLst>
+          <dgm:constr type="ctrX" for="ch" forName="circ1" refType="w" fact="0.5"/>
+          <dgm:constr type="ctrY" for="ch" forName="circ1" refType="h" fact="0.46"/>
+          <dgm:constr type="w" for="ch" forName="circ1" refType="w" fact="0.25"/>
+          <dgm:constr type="h" for="ch" forName="circ1" refType="h" fact="0.35"/>
+          <dgm:constr type="l" for="ch" forName="circ1Tx" refType="w" fact="0.355"/>
+          <dgm:constr type="t" for="ch" forName="circ1Tx"/>
+          <dgm:constr type="w" for="ch" forName="circ1Tx" refType="w" fact="0.29"/>
+          <dgm:constr type="h" for="ch" forName="circ1Tx" refType="h" fact="0.235"/>
+          <dgm:constr type="ctrX" for="ch" forName="circ2" refType="w" fact="0.5951"/>
+          <dgm:constr type="ctrY" for="ch" forName="circ2" refType="h" fact="0.5567"/>
+          <dgm:constr type="w" for="ch" forName="circ2" refType="w" fact="0.25"/>
+          <dgm:constr type="h" for="ch" forName="circ2" refType="h" fact="0.35"/>
+          <dgm:constr type="l" for="ch" forName="circ2Tx" refType="w" fact="0.74"/>
+          <dgm:constr type="t" for="ch" forName="circ2Tx" refType="h" fact="0.31"/>
+          <dgm:constr type="w" for="ch" forName="circ2Tx" refType="w" fact="0.26"/>
+          <dgm:constr type="h" for="ch" forName="circ2Tx" refType="h" fact="0.255"/>
+          <dgm:constr type="ctrX" for="ch" forName="circ3" refType="w" fact="0.5588"/>
+          <dgm:constr type="ctrY" for="ch" forName="circ3" refType="h" fact="0.7133"/>
+          <dgm:constr type="w" for="ch" forName="circ3" refType="w" fact="0.25"/>
+          <dgm:constr type="h" for="ch" forName="circ3" refType="h" fact="0.35"/>
+          <dgm:constr type="l" for="ch" forName="circ3Tx" refType="w" fact="0.7"/>
+          <dgm:constr type="t" for="ch" forName="circ3Tx" refType="h" fact="0.745"/>
+          <dgm:constr type="w" for="ch" forName="circ3Tx" refType="w" fact="0.26"/>
+          <dgm:constr type="h" for="ch" forName="circ3Tx" refType="h" fact="0.255"/>
+          <dgm:constr type="ctrX" for="ch" forName="circ4" refType="w" fact="0.4412"/>
+          <dgm:constr type="ctrY" for="ch" forName="circ4" refType="h" fact="0.7133"/>
+          <dgm:constr type="w" for="ch" forName="circ4" refType="w" fact="0.25"/>
+          <dgm:constr type="h" for="ch" forName="circ4" refType="h" fact="0.35"/>
+          <dgm:constr type="l" for="ch" forName="circ4Tx" refType="w" fact="0.04"/>
+          <dgm:constr type="t" for="ch" forName="circ4Tx" refType="h" fact="0.745"/>
+          <dgm:constr type="w" for="ch" forName="circ4Tx" refType="w" fact="0.26"/>
+          <dgm:constr type="h" for="ch" forName="circ4Tx" refType="h" fact="0.255"/>
+          <dgm:constr type="ctrX" for="ch" forName="circ5" refType="w" fact="0.4049"/>
+          <dgm:constr type="ctrY" for="ch" forName="circ5" refType="h" fact="0.5567"/>
+          <dgm:constr type="w" for="ch" forName="circ5" refType="w" fact="0.25"/>
+          <dgm:constr type="h" for="ch" forName="circ5" refType="h" fact="0.35"/>
+          <dgm:constr type="l" for="ch" forName="circ5Tx"/>
+          <dgm:constr type="t" for="ch" forName="circ5Tx" refType="h" fact="0.31"/>
+          <dgm:constr type="w" for="ch" forName="circ5Tx" refType="w" fact="0.26"/>
+          <dgm:constr type="h" for="ch" forName="circ5Tx" refType="h" fact="0.255"/>
+          <dgm:constr type="primFontSz" for="ch" ptType="node" op="equ"/>
+        </dgm:constrLst>
+      </dgm:if>
+      <dgm:if name="Name15" axis="ch" ptType="node" func="cnt" op="equ" val="6">
+        <dgm:constrLst>
+          <dgm:constr type="ctrX" for="ch" forName="circ1" refType="w" fact="0.5"/>
+          <dgm:constr type="ctrY" for="ch" forName="circ1" refType="h" fact="0.3844"/>
+          <dgm:constr type="w" for="ch" forName="circ1" refType="w" fact="0.24"/>
+          <dgm:constr type="h" for="ch" forName="circ1" refType="h" fact="0.3084"/>
+          <dgm:constr type="l" for="ch" forName="circ1Tx" refType="w" fact="0.35"/>
+          <dgm:constr type="t" for="ch" forName="circ1Tx"/>
+          <dgm:constr type="w" for="ch" forName="circ1Tx" refType="w" fact="0.3"/>
+          <dgm:constr type="h" for="ch" forName="circ1Tx" refType="h" fact="0.21"/>
+          <dgm:constr type="ctrX" for="ch" forName="circ2" refType="w" fact="0.5779"/>
+          <dgm:constr type="ctrY" for="ch" forName="circ2" refType="h" fact="0.4422"/>
+          <dgm:constr type="w" for="ch" forName="circ2" refType="w" fact="0.24"/>
+          <dgm:constr type="h" for="ch" forName="circ2" refType="h" fact="0.3084"/>
+          <dgm:constr type="l" for="ch" forName="circ2Tx" refType="w" fact="0.7157"/>
+          <dgm:constr type="t" for="ch" forName="circ2Tx" refType="h" fact="0.2"/>
+          <dgm:constr type="w" for="ch" forName="circ2Tx" refType="w" fact="0.2843"/>
+          <dgm:constr type="h" for="ch" forName="circ2Tx" refType="h" fact="0.23"/>
+          <dgm:constr type="ctrX" for="ch" forName="circ3" refType="w" fact="0.5779"/>
+          <dgm:constr type="ctrY" for="ch" forName="circ3" refType="h" fact="0.5578"/>
+          <dgm:constr type="w" for="ch" forName="circ3" refType="w" fact="0.24"/>
+          <dgm:constr type="h" for="ch" forName="circ3" refType="h" fact="0.3084"/>
+          <dgm:constr type="l" for="ch" forName="circ3Tx" refType="w" fact="0.7157"/>
+          <dgm:constr type="t" for="ch" forName="circ3Tx" refType="h" fact="0.543"/>
+          <dgm:constr type="w" for="ch" forName="circ3Tx" refType="w" fact="0.2843"/>
+          <dgm:constr type="h" for="ch" forName="circ3Tx" refType="h" fact="0.257"/>
+          <dgm:constr type="ctrX" for="ch" forName="circ4" refType="w" fact="0.5"/>
+          <dgm:constr type="ctrY" for="ch" forName="circ4" refType="h" fact="0.6157"/>
+          <dgm:constr type="w" for="ch" forName="circ4" refType="w" fact="0.24"/>
+          <dgm:constr type="h" for="ch" forName="circ4" refType="h" fact="0.3084"/>
+          <dgm:constr type="l" for="ch" forName="circ4Tx" refType="w" fact="0.35"/>
+          <dgm:constr type="t" for="ch" forName="circ4Tx" refType="h" fact="0.79"/>
+          <dgm:constr type="w" for="ch" forName="circ4Tx" refType="w" fact="0.3"/>
+          <dgm:constr type="h" for="ch" forName="circ4Tx" refType="h" fact="0.21"/>
+          <dgm:constr type="ctrX" for="ch" forName="circ5" refType="w" fact="0.4221"/>
+          <dgm:constr type="ctrY" for="ch" forName="circ5" refType="h" fact="0.5578"/>
+          <dgm:constr type="w" for="ch" forName="circ5" refType="w" fact="0.24"/>
+          <dgm:constr type="h" for="ch" forName="circ5" refType="h" fact="0.3084"/>
+          <dgm:constr type="l" for="ch" forName="circ5Tx" refType="w" fact="0"/>
+          <dgm:constr type="t" for="ch" forName="circ5Tx" refType="h" fact="0.543"/>
+          <dgm:constr type="w" for="ch" forName="circ5Tx" refType="w" fact="0.2843"/>
+          <dgm:constr type="h" for="ch" forName="circ5Tx" refType="h" fact="0.257"/>
+          <dgm:constr type="ctrX" for="ch" forName="circ6" refType="w" fact="0.4221"/>
+          <dgm:constr type="ctrY" for="ch" forName="circ6" refType="h" fact="0.4422"/>
+          <dgm:constr type="w" for="ch" forName="circ6" refType="w" fact="0.24"/>
+          <dgm:constr type="h" for="ch" forName="circ6" refType="h" fact="0.3084"/>
+          <dgm:constr type="l" for="ch" forName="circ6Tx" refType="w" fact="0"/>
+          <dgm:constr type="t" for="ch" forName="circ6Tx" refType="h" fact="0.2"/>
+          <dgm:constr type="w" for="ch" forName="circ6Tx" refType="w" fact="0.2843"/>
+          <dgm:constr type="h" for="ch" forName="circ6Tx" refType="h" fact="0.257"/>
+          <dgm:constr type="primFontSz" for="ch" ptType="node" op="equ"/>
+        </dgm:constrLst>
+      </dgm:if>
+      <dgm:else name="Name16">
+        <dgm:constrLst>
+          <dgm:constr type="ctrX" for="ch" forName="circ1" refType="w" fact="0.5"/>
+          <dgm:constr type="ctrY" for="ch" forName="circ1" refType="h" fact="0.4177"/>
+          <dgm:constr type="w" for="ch" forName="circ1" refType="w" fact="0.24"/>
+          <dgm:constr type="h" for="ch" forName="circ1" refType="h" fact="0.3262"/>
+          <dgm:constr type="l" for="ch" forName="circ1Tx" refType="w" fact="0.3625"/>
+          <dgm:constr type="t" for="ch" forName="circ1Tx"/>
+          <dgm:constr type="w" for="ch" forName="circ1Tx" refType="w" fact="0.275"/>
+          <dgm:constr type="h" for="ch" forName="circ1Tx" refType="h" fact="0.2"/>
+          <dgm:constr type="ctrX" for="ch" forName="circ2" refType="w" fact="0.5704"/>
+          <dgm:constr type="ctrY" for="ch" forName="circ2" refType="h" fact="0.4637"/>
+          <dgm:constr type="w" for="ch" forName="circ2" refType="w" fact="0.24"/>
+          <dgm:constr type="h" for="ch" forName="circ2" refType="h" fact="0.3262"/>
+          <dgm:constr type="l" for="ch" forName="circ2Tx" refType="w" fact="0.72"/>
+          <dgm:constr type="t" for="ch" forName="circ2Tx" refType="h" fact="0.19"/>
+          <dgm:constr type="w" for="ch" forName="circ2Tx" refType="w" fact="0.26"/>
+          <dgm:constr type="h" for="ch" forName="circ2Tx" refType="h" fact="0.22"/>
+          <dgm:constr type="ctrX" for="ch" forName="circ3" refType="w" fact="0.5877"/>
+          <dgm:constr type="ctrY" for="ch" forName="circ3" refType="h" fact="0.5672"/>
+          <dgm:constr type="w" for="ch" forName="circ3" refType="w" fact="0.24"/>
+          <dgm:constr type="h" for="ch" forName="circ3" refType="h" fact="0.3262"/>
+          <dgm:constr type="l" for="ch" forName="circ3Tx" refType="w" fact="0.745"/>
+          <dgm:constr type="t" for="ch" forName="circ3Tx" refType="h" fact="0.47"/>
+          <dgm:constr type="w" for="ch" forName="circ3Tx" refType="w" fact="0.255"/>
+          <dgm:constr type="h" for="ch" forName="circ3Tx" refType="h" fact="0.235"/>
+          <dgm:constr type="ctrX" for="ch" forName="circ4" refType="w" fact="0.539"/>
+          <dgm:constr type="ctrY" for="ch" forName="circ4" refType="h" fact="0.6502"/>
+          <dgm:constr type="w" for="ch" forName="circ4" refType="w" fact="0.24"/>
+          <dgm:constr type="h" for="ch" forName="circ4" refType="h" fact="0.3262"/>
+          <dgm:constr type="l" for="ch" forName="circ4Tx" refType="w" fact="0.635"/>
+          <dgm:constr type="t" for="ch" forName="circ4Tx" refType="h" fact="0.785"/>
+          <dgm:constr type="w" for="ch" forName="circ4Tx" refType="w" fact="0.275"/>
+          <dgm:constr type="h" for="ch" forName="circ4Tx" refType="h" fact="0.215"/>
+          <dgm:constr type="ctrX" for="ch" forName="circ5" refType="w" fact="0.461"/>
+          <dgm:constr type="ctrY" for="ch" forName="circ5" refType="h" fact="0.6502"/>
+          <dgm:constr type="w" for="ch" forName="circ5" refType="w" fact="0.24"/>
+          <dgm:constr type="h" for="ch" forName="circ5" refType="h" fact="0.3262"/>
+          <dgm:constr type="l" for="ch" forName="circ5Tx" refType="w" fact="0.09"/>
+          <dgm:constr type="t" for="ch" forName="circ5Tx" refType="h" fact="0.785"/>
+          <dgm:constr type="w" for="ch" forName="circ5Tx" refType="w" fact="0.275"/>
+          <dgm:constr type="h" for="ch" forName="circ5Tx" refType="h" fact="0.215"/>
+          <dgm:constr type="ctrX" for="ch" forName="circ6" refType="w" fact="0.4123"/>
+          <dgm:constr type="ctrY" for="ch" forName="circ6" refType="h" fact="0.5672"/>
+          <dgm:constr type="w" for="ch" forName="circ6" refType="w" fact="0.24"/>
+          <dgm:constr type="h" for="ch" forName="circ6" refType="h" fact="0.3262"/>
+          <dgm:constr type="l" for="ch" forName="circ6Tx"/>
+          <dgm:constr type="t" for="ch" forName="circ6Tx" refType="h" fact="0.47"/>
+          <dgm:constr type="w" for="ch" forName="circ6Tx" refType="w" fact="0.255"/>
+          <dgm:constr type="h" for="ch" forName="circ6Tx" refType="h" fact="0.235"/>
+          <dgm:constr type="ctrX" for="ch" forName="circ7" refType="w" fact="0.4296"/>
+          <dgm:constr type="ctrY" for="ch" forName="circ7" refType="h" fact="0.4637"/>
+          <dgm:constr type="w" for="ch" forName="circ7" refType="w" fact="0.24"/>
+          <dgm:constr type="h" for="ch" forName="circ7" refType="h" fact="0.3262"/>
+          <dgm:constr type="l" for="ch" forName="circ7Tx" refType="w" fact="0.02"/>
+          <dgm:constr type="t" for="ch" forName="circ7Tx" refType="h" fact="0.19"/>
+          <dgm:constr type="w" for="ch" forName="circ7Tx" refType="w" fact="0.26"/>
+          <dgm:constr type="h" for="ch" forName="circ7Tx" refType="h" fact="0.22"/>
+          <dgm:constr type="primFontSz" for="ch" ptType="node" op="equ"/>
+        </dgm:constrLst>
+      </dgm:else>
+    </dgm:choose>
+    <dgm:ruleLst/>
+    <dgm:forEach name="Name17" axis="ch" ptType="node" cnt="1">
+      <dgm:choose name="Name18">
+        <dgm:if name="Name19" axis="root ch" ptType="all node" func="cnt" op="equ" val="1">
+          <dgm:layoutNode name="circ1TxSh" styleLbl="vennNode1">
+            <dgm:alg type="tx">
+              <dgm:param type="txAnchorHorzCh" val="ctr"/>
+              <dgm:param type="txAnchorVertCh" val="mid"/>
+            </dgm:alg>
+            <dgm:shape xmlns:r="http://schemas.openxmlformats.org/officeDocument/2006/relationships" type="ellipse" r:blip="">
+              <dgm:adjLst/>
+            </dgm:shape>
+            <dgm:choose name="Name20">
+              <dgm:if name="Name21" func="var" arg="dir" op="equ" val="norm">
+                <dgm:choose name="Name22">
+                  <dgm:if name="Name23" axis="root ch" ptType="all node" func="cnt" op="lte" val="4">
+                    <dgm:presOf axis="desOrSelf" ptType="node"/>
+                  </dgm:if>
+                  <dgm:else name="Name24">
+                    <dgm:presOf/>
+                  </dgm:else>
+                </dgm:choose>
+              </dgm:if>
+              <dgm:else name="Name25">
+                <dgm:choose name="Name26">
+                  <dgm:if name="Name27" axis="root ch" ptType="all node" func="cnt" op="equ" val="2">
+                    <dgm:presOf axis="root ch desOrSelf" ptType="all node node" st="1 2 1" cnt="1 1 0"/>
+                  </dgm:if>
+                  <dgm:else name="Name28">
+                    <dgm:presOf axis="desOrSelf" ptType="node"/>
+                  </dgm:else>
+                </dgm:choose>
+              </dgm:else>
+            </dgm:choose>
+            <dgm:constrLst>
+              <dgm:constr type="tMarg"/>
+              <dgm:constr type="bMarg"/>
+              <dgm:constr type="lMarg"/>
+              <dgm:constr type="rMarg"/>
+              <dgm:constr type="primFontSz" val="65"/>
+            </dgm:constrLst>
+            <dgm:ruleLst>
+              <dgm:rule type="primFontSz" val="5" fact="NaN" max="NaN"/>
+            </dgm:ruleLst>
+          </dgm:layoutNode>
+        </dgm:if>
+        <dgm:else name="Name29">
+          <dgm:layoutNode name="circ1" styleLbl="vennNode1">
+            <dgm:alg type="sp"/>
+            <dgm:shape xmlns:r="http://schemas.openxmlformats.org/officeDocument/2006/relationships" type="ellipse" r:blip="">
+              <dgm:adjLst/>
+            </dgm:shape>
+            <dgm:choose name="Name30">
+              <dgm:if name="Name31" func="var" arg="dir" op="equ" val="norm">
+                <dgm:choose name="Name32">
+                  <dgm:if name="Name33" axis="root ch" ptType="all node" func="cnt" op="lte" val="4">
+                    <dgm:presOf axis="desOrSelf" ptType="node"/>
+                  </dgm:if>
+                  <dgm:else name="Name34">
+                    <dgm:presOf/>
+                  </dgm:else>
+                </dgm:choose>
+              </dgm:if>
+              <dgm:else name="Name35">
+                <dgm:choose name="Name36">
+                  <dgm:if name="Name37" axis="root ch" ptType="all node" func="cnt" op="equ" val="2">
+                    <dgm:presOf axis="root ch desOrSelf" ptType="all node node" st="1 2 1" cnt="1 1 0"/>
+                  </dgm:if>
+                  <dgm:else name="Name38">
+                    <dgm:choose name="Name39">
+                      <dgm:if name="Name40" axis="root ch" ptType="all node" func="cnt" op="lte" val="4">
+                        <dgm:presOf axis="desOrSelf" ptType="node"/>
+                      </dgm:if>
+                      <dgm:else name="Name41">
+                        <dgm:presOf/>
+                      </dgm:else>
+                    </dgm:choose>
+                  </dgm:else>
+                </dgm:choose>
+              </dgm:else>
+            </dgm:choose>
+            <dgm:constrLst/>
+            <dgm:ruleLst/>
+          </dgm:layoutNode>
+          <dgm:layoutNode name="circ1Tx" styleLbl="revTx">
+            <dgm:varLst>
+              <dgm:chMax val="0"/>
+              <dgm:chPref val="0"/>
+              <dgm:bulletEnabled val="1"/>
+            </dgm:varLst>
+            <dgm:alg type="tx">
+              <dgm:param type="txAnchorHorzCh" val="ctr"/>
+              <dgm:param type="txAnchorVertCh" val="mid"/>
+            </dgm:alg>
+            <dgm:shape xmlns:r="http://schemas.openxmlformats.org/officeDocument/2006/relationships" type="rect" r:blip="" hideGeom="1">
+              <dgm:adjLst/>
+            </dgm:shape>
+            <dgm:choose name="Name42">
+              <dgm:if name="Name43" func="var" arg="dir" op="equ" val="norm">
+                <dgm:presOf axis="desOrSelf" ptType="node"/>
+              </dgm:if>
+              <dgm:else name="Name44">
+                <dgm:choose name="Name45">
+                  <dgm:if name="Name46" axis="root ch" ptType="all node" func="cnt" op="equ" val="2">
+                    <dgm:presOf axis="root ch desOrSelf" ptType="all node node" st="1 2 1" cnt="1 1 0"/>
+                  </dgm:if>
+                  <dgm:else name="Name47">
+                    <dgm:presOf axis="desOrSelf" ptType="node"/>
+                  </dgm:else>
+                </dgm:choose>
+              </dgm:else>
+            </dgm:choose>
+            <dgm:constrLst>
+              <dgm:constr type="tMarg"/>
+              <dgm:constr type="bMarg"/>
+              <dgm:constr type="lMarg"/>
+              <dgm:constr type="rMarg"/>
+              <dgm:constr type="primFontSz" val="65"/>
+            </dgm:constrLst>
+            <dgm:ruleLst>
+              <dgm:rule type="primFontSz" val="5" fact="NaN" max="NaN"/>
+            </dgm:ruleLst>
+          </dgm:layoutNode>
+        </dgm:else>
+      </dgm:choose>
+    </dgm:forEach>
+    <dgm:forEach name="Name48" axis="ch" ptType="node" st="2" cnt="1">
+      <dgm:layoutNode name="circ2" styleLbl="vennNode1">
+        <dgm:alg type="sp"/>
+        <dgm:shape xmlns:r="http://schemas.openxmlformats.org/officeDocument/2006/relationships" type="ellipse" r:blip="">
+          <dgm:adjLst/>
+        </dgm:shape>
+        <dgm:choose name="Name49">
+          <dgm:if name="Name50" func="var" arg="dir" op="equ" val="norm">
+            <dgm:choose name="Name51">
+              <dgm:if name="Name52" axis="root ch" ptType="all node" func="cnt" op="lte" val="4">
+                <dgm:presOf axis="desOrSelf" ptType="node"/>
+              </dgm:if>
+              <dgm:else name="Name53">
+                <dgm:presOf/>
+              </dgm:else>
+            </dgm:choose>
+          </dgm:if>
+          <dgm:else name="Name54">
+            <dgm:choose name="Name55">
+              <dgm:if name="Name56" axis="root ch" ptType="all node" func="cnt" op="equ" val="2">
+                <dgm:presOf axis="root ch desOrSelf" ptType="all node node" st="1 1 1" cnt="1 1 0"/>
+              </dgm:if>
+              <dgm:if name="Name57" axis="root ch" ptType="all node" func="cnt" op="equ" val="3">
+                <dgm:presOf axis="root ch desOrSelf" ptType="all node node" st="1 3 1" cnt="1 1 0"/>
+              </dgm:if>
+              <dgm:if name="Name58" axis="root ch" ptType="all node" func="cnt" op="equ" val="4">
+                <dgm:presOf axis="root ch desOrSelf" ptType="all node node" st="1 4 1" cnt="1 1 0"/>
+              </dgm:if>
+              <dgm:else name="Name59">
+                <dgm:presOf/>
+              </dgm:else>
+            </dgm:choose>
+          </dgm:else>
+        </dgm:choose>
+        <dgm:constrLst/>
+        <dgm:ruleLst/>
+      </dgm:layoutNode>
+      <dgm:layoutNode name="circ2Tx" styleLbl="revTx">
+        <dgm:varLst>
+          <dgm:chMax val="0"/>
+          <dgm:chPref val="0"/>
+          <dgm:bulletEnabled val="1"/>
+        </dgm:varLst>
+        <dgm:alg type="tx">
+          <dgm:param type="txAnchorHorzCh" val="ctr"/>
+          <dgm:param type="txAnchorVertCh" val="mid"/>
+        </dgm:alg>
+        <dgm:shape xmlns:r="http://schemas.openxmlformats.org/officeDocument/2006/relationships" type="rect" r:blip="" hideGeom="1">
+          <dgm:adjLst/>
+        </dgm:shape>
+        <dgm:choose name="Name60">
+          <dgm:if name="Name61" func="var" arg="dir" op="equ" val="norm">
+            <dgm:presOf axis="desOrSelf" ptType="node"/>
+          </dgm:if>
+          <dgm:else name="Name62">
+            <dgm:choose name="Name63">
+              <dgm:if name="Name64" axis="root ch" ptType="all node" func="cnt" op="equ" val="2">
+                <dgm:presOf axis="root ch desOrSelf" ptType="all node node" st="1 1 1" cnt="1 1 0"/>
+              </dgm:if>
+              <dgm:if name="Name65" axis="root ch" ptType="all node" func="cnt" op="equ" val="3">
+                <dgm:presOf axis="root ch desOrSelf" ptType="all node node" st="1 3 1" cnt="1 1 0"/>
+              </dgm:if>
+              <dgm:if name="Name66" axis="root ch" ptType="all node" func="cnt" op="equ" val="4">
+                <dgm:presOf axis="root ch desOrSelf" ptType="all node node" st="1 4 1" cnt="1 1 0"/>
+              </dgm:if>
+              <dgm:if name="Name67" axis="root ch" ptType="all node" func="cnt" op="equ" val="5">
+                <dgm:presOf axis="root ch desOrSelf" ptType="all node node" st="1 5 1" cnt="1 1 0"/>
+              </dgm:if>
+              <dgm:if name="Name68" axis="root ch" ptType="all node" func="cnt" op="equ" val="6">
+                <dgm:presOf axis="root ch desOrSelf" ptType="all node node" st="1 6 1" cnt="1 1 0"/>
+              </dgm:if>
+              <dgm:else name="Name69">
+                <dgm:presOf axis="root ch desOrSelf" ptType="all node node" st="1 7 1" cnt="1 1 0"/>
+              </dgm:else>
+            </dgm:choose>
+          </dgm:else>
+        </dgm:choose>
+        <dgm:constrLst>
+          <dgm:constr type="tMarg"/>
+          <dgm:constr type="bMarg"/>
+          <dgm:constr type="lMarg"/>
+          <dgm:constr type="rMarg"/>
+          <dgm:constr type="primFontSz" val="65"/>
+        </dgm:constrLst>
+        <dgm:ruleLst>
+          <dgm:rule type="primFontSz" val="5" fact="NaN" max="NaN"/>
+        </dgm:ruleLst>
+      </dgm:layoutNode>
+    </dgm:forEach>
+    <dgm:forEach name="Name70" axis="ch" ptType="node" st="3" cnt="1">
+      <dgm:layoutNode name="circ3" styleLbl="vennNode1">
+        <dgm:alg type="sp"/>
+        <dgm:shape xmlns:r="http://schemas.openxmlformats.org/officeDocument/2006/relationships" type="ellipse" r:blip="">
+          <dgm:adjLst/>
+        </dgm:shape>
+        <dgm:choose name="Name71">
+          <dgm:if name="Name72" func="var" arg="dir" op="equ" val="norm">
+            <dgm:choose name="Name73">
+              <dgm:if name="Name74" axis="root ch" ptType="all node" func="cnt" op="lte" val="4">
+                <dgm:presOf axis="desOrSelf" ptType="node"/>
+              </dgm:if>
+              <dgm:else name="Name75">
+                <dgm:presOf/>
+              </dgm:else>
+            </dgm:choose>
+          </dgm:if>
+          <dgm:else name="Name76">
+            <dgm:choose name="Name77">
+              <dgm:if name="Name78" axis="root ch" ptType="all node" func="cnt" op="equ" val="3">
+                <dgm:presOf axis="root ch desOrSelf" ptType="all node node" st="1 2 1" cnt="1 1 0"/>
+              </dgm:if>
+              <dgm:if name="Name79" axis="root ch" ptType="all node" func="cnt" op="equ" val="4">
+                <dgm:presOf axis="root ch desOrSelf" ptType="all node node" st="1 3 1" cnt="1 1 0"/>
+              </dgm:if>
+              <dgm:else name="Name80">
+                <dgm:presOf/>
+              </dgm:else>
+            </dgm:choose>
+          </dgm:else>
+        </dgm:choose>
+        <dgm:constrLst/>
+        <dgm:ruleLst/>
+      </dgm:layoutNode>
+      <dgm:layoutNode name="circ3Tx" styleLbl="revTx">
+        <dgm:varLst>
+          <dgm:chMax val="0"/>
+          <dgm:chPref val="0"/>
+          <dgm:bulletEnabled val="1"/>
+        </dgm:varLst>
+        <dgm:alg type="tx">
+          <dgm:param type="txAnchorHorzCh" val="ctr"/>
+          <dgm:param type="txAnchorVertCh" val="mid"/>
+        </dgm:alg>
+        <dgm:shape xmlns:r="http://schemas.openxmlformats.org/officeDocument/2006/relationships" type="rect" r:blip="" hideGeom="1">
+          <dgm:adjLst/>
+        </dgm:shape>
+        <dgm:choose name="Name81">
+          <dgm:if name="Name82" func="var" arg="dir" op="equ" val="norm">
+            <dgm:presOf axis="desOrSelf" ptType="node"/>
+          </dgm:if>
+          <dgm:else name="Name83">
+            <dgm:choose name="Name84">
+              <dgm:if name="Name85" axis="root ch" ptType="all node" func="cnt" op="equ" val="3">
+                <dgm:presOf axis="root ch desOrSelf" ptType="all node node" st="1 2 1" cnt="1 1 0"/>
+              </dgm:if>
+              <dgm:if name="Name86" axis="root ch" ptType="all node" func="cnt" op="equ" val="4">
+                <dgm:presOf axis="root ch desOrSelf" ptType="all node node" st="1 3 1" cnt="1 1 0"/>
+              </dgm:if>
+              <dgm:if name="Name87" axis="root ch" ptType="all node" func="cnt" op="equ" val="5">
+                <dgm:presOf axis="root ch desOrSelf" ptType="all node node" st="1 4 1" cnt="1 1 0"/>
+              </dgm:if>
+              <dgm:if name="Name88" axis="root ch" ptType="all node" func="cnt" op="equ" val="6">
+                <dgm:presOf axis="root ch desOrSelf" ptType="all node node" st="1 5 1" cnt="1 1 0"/>
+              </dgm:if>
+              <dgm:else name="Name89">
+                <dgm:presOf axis="root ch desOrSelf" ptType="all node node" st="1 6 1" cnt="1 1 0"/>
+              </dgm:else>
+            </dgm:choose>
+          </dgm:else>
+        </dgm:choose>
+        <dgm:constrLst>
+          <dgm:constr type="tMarg"/>
+          <dgm:constr type="bMarg"/>
+          <dgm:constr type="lMarg"/>
+          <dgm:constr type="rMarg"/>
+          <dgm:constr type="primFontSz" val="65"/>
+        </dgm:constrLst>
+        <dgm:ruleLst>
+          <dgm:rule type="primFontSz" val="5" fact="NaN" max="NaN"/>
+        </dgm:ruleLst>
+      </dgm:layoutNode>
+    </dgm:forEach>
+    <dgm:forEach name="Name90" axis="ch" ptType="node" st="4" cnt="1">
+      <dgm:layoutNode name="circ4" styleLbl="vennNode1">
+        <dgm:alg type="sp"/>
+        <dgm:shape xmlns:r="http://schemas.openxmlformats.org/officeDocument/2006/relationships" type="ellipse" r:blip="">
+          <dgm:adjLst/>
+        </dgm:shape>
+        <dgm:choose name="Name91">
+          <dgm:if name="Name92" func="var" arg="dir" op="equ" val="norm">
+            <dgm:choose name="Name93">
+              <dgm:if name="Name94" axis="root ch" ptType="all node" func="cnt" op="lte" val="4">
+                <dgm:presOf axis="desOrSelf" ptType="node"/>
+              </dgm:if>
+              <dgm:else name="Name95">
+                <dgm:presOf/>
+              </dgm:else>
+            </dgm:choose>
+          </dgm:if>
+          <dgm:else name="Name96">
+            <dgm:choose name="Name97">
+              <dgm:if name="Name98" axis="root ch" ptType="all node" func="cnt" op="equ" val="4">
+                <dgm:presOf axis="root ch desOrSelf" ptType="all node node" st="1 2 1" cnt="1 1 0"/>
+              </dgm:if>
+              <dgm:else name="Name99">
+                <dgm:presOf/>
+              </dgm:else>
+            </dgm:choose>
+          </dgm:else>
+        </dgm:choose>
+        <dgm:constrLst/>
+        <dgm:ruleLst/>
+      </dgm:layoutNode>
+      <dgm:layoutNode name="circ4Tx" styleLbl="revTx">
+        <dgm:varLst>
+          <dgm:chMax val="0"/>
+          <dgm:chPref val="0"/>
+          <dgm:bulletEnabled val="1"/>
+        </dgm:varLst>
+        <dgm:alg type="tx">
+          <dgm:param type="txAnchorHorzCh" val="ctr"/>
+          <dgm:param type="txAnchorVertCh" val="mid"/>
+        </dgm:alg>
+        <dgm:shape xmlns:r="http://schemas.openxmlformats.org/officeDocument/2006/relationships" type="rect" r:blip="" hideGeom="1">
+          <dgm:adjLst/>
+        </dgm:shape>
+        <dgm:choose name="Name100">
+          <dgm:if name="Name101" func="var" arg="dir" op="equ" val="norm">
+            <dgm:presOf axis="desOrSelf" ptType="node"/>
+          </dgm:if>
+          <dgm:else name="Name102">
+            <dgm:choose name="Name103">
+              <dgm:if name="Name104" axis="root ch" ptType="all node" func="cnt" op="equ" val="4">
+                <dgm:presOf axis="root ch desOrSelf" ptType="all node node" st="1 2 1" cnt="1 1 0"/>
+              </dgm:if>
+              <dgm:if name="Name105" axis="root ch" ptType="all node" func="cnt" op="equ" val="5">
+                <dgm:presOf axis="root ch desOrSelf" ptType="all node node" st="1 3 1" cnt="1 1 0"/>
+              </dgm:if>
+              <dgm:if name="Name106" axis="root ch" ptType="all node" func="cnt" op="equ" val="6">
+                <dgm:presOf axis="root ch desOrSelf" ptType="all node node" st="1 4 1" cnt="1 1 0"/>
+              </dgm:if>
+              <dgm:else name="Name107">
+                <dgm:presOf axis="root ch desOrSelf" ptType="all node node" st="1 5 1" cnt="1 1 0"/>
+              </dgm:else>
+            </dgm:choose>
+          </dgm:else>
+        </dgm:choose>
+        <dgm:constrLst>
+          <dgm:constr type="tMarg"/>
+          <dgm:constr type="bMarg"/>
+          <dgm:constr type="lMarg"/>
+          <dgm:constr type="rMarg"/>
+          <dgm:constr type="primFontSz" val="65"/>
+        </dgm:constrLst>
+        <dgm:ruleLst>
+          <dgm:rule type="primFontSz" val="5" fact="NaN" max="NaN"/>
+        </dgm:ruleLst>
+      </dgm:layoutNode>
+    </dgm:forEach>
+    <dgm:forEach name="Name108" axis="ch" ptType="node" st="5" cnt="1">
+      <dgm:layoutNode name="circ5" styleLbl="vennNode1">
+        <dgm:alg type="sp"/>
+        <dgm:shape xmlns:r="http://schemas.openxmlformats.org/officeDocument/2006/relationships" type="ellipse" r:blip="">
+          <dgm:adjLst/>
+        </dgm:shape>
+        <dgm:presOf/>
+        <dgm:constrLst/>
+        <dgm:ruleLst/>
+      </dgm:layoutNode>
+      <dgm:layoutNode name="circ5Tx" styleLbl="revTx">
+        <dgm:varLst>
+          <dgm:chMax val="0"/>
+          <dgm:chPref val="0"/>
+          <dgm:bulletEnabled val="1"/>
+        </dgm:varLst>
+        <dgm:alg type="tx">
+          <dgm:param type="txAnchorHorzCh" val="ctr"/>
+          <dgm:param type="txAnchorVertCh" val="mid"/>
+        </dgm:alg>
+        <dgm:shape xmlns:r="http://schemas.openxmlformats.org/officeDocument/2006/relationships" type="rect" r:blip="" hideGeom="1">
+          <dgm:adjLst/>
+        </dgm:shape>
+        <dgm:choose name="Name109">
+          <dgm:if name="Name110" func="var" arg="dir" op="equ" val="norm">
+            <dgm:presOf axis="desOrSelf" ptType="node"/>
+          </dgm:if>
+          <dgm:else name="Name111">
+            <dgm:choose name="Name112">
+              <dgm:if name="Name113" axis="root ch" ptType="all node" func="cnt" op="equ" val="5">
+                <dgm:presOf axis="root ch desOrSelf" ptType="all node node" st="1 2 1" cnt="1 1 0"/>
+              </dgm:if>
+              <dgm:if name="Name114" axis="root ch" ptType="all node" func="cnt" op="equ" val="6">
+                <dgm:presOf axis="root ch desOrSelf" ptType="all node node" st="1 3 1" cnt="1 1 0"/>
+              </dgm:if>
+              <dgm:else name="Name115">
+                <dgm:presOf axis="root ch desOrSelf" ptType="all node node" st="1 4 1" cnt="1 1 0"/>
+              </dgm:else>
+            </dgm:choose>
+          </dgm:else>
+        </dgm:choose>
+        <dgm:constrLst>
+          <dgm:constr type="tMarg"/>
+          <dgm:constr type="bMarg"/>
+          <dgm:constr type="lMarg"/>
+          <dgm:constr type="rMarg"/>
+          <dgm:constr type="primFontSz" val="65"/>
+        </dgm:constrLst>
+        <dgm:ruleLst>
+          <dgm:rule type="primFontSz" val="5" fact="NaN" max="NaN"/>
+        </dgm:ruleLst>
+      </dgm:layoutNode>
+    </dgm:forEach>
+    <dgm:forEach name="Name116" axis="ch" ptType="node" st="6" cnt="1">
+      <dgm:layoutNode name="circ6" styleLbl="vennNode1">
+        <dgm:alg type="sp"/>
+        <dgm:shape xmlns:r="http://schemas.openxmlformats.org/officeDocument/2006/relationships" type="ellipse" r:blip="">
+          <dgm:adjLst/>
+        </dgm:shape>
+        <dgm:presOf/>
+        <dgm:constrLst/>
+        <dgm:ruleLst/>
+      </dgm:layoutNode>
+      <dgm:layoutNode name="circ6Tx" styleLbl="revTx">
+        <dgm:varLst>
+          <dgm:chMax val="0"/>
+          <dgm:chPref val="0"/>
+          <dgm:bulletEnabled val="1"/>
+        </dgm:varLst>
+        <dgm:alg type="tx">
+          <dgm:param type="txAnchorHorzCh" val="ctr"/>
+          <dgm:param type="txAnchorVertCh" val="mid"/>
+        </dgm:alg>
+        <dgm:shape xmlns:r="http://schemas.openxmlformats.org/officeDocument/2006/relationships" type="rect" r:blip="" hideGeom="1">
+          <dgm:adjLst/>
+        </dgm:shape>
+        <dgm:choose name="Name117">
+          <dgm:if name="Name118" func="var" arg="dir" op="equ" val="norm">
+            <dgm:presOf axis="desOrSelf" ptType="node"/>
+          </dgm:if>
+          <dgm:else name="Name119">
+            <dgm:choose name="Name120">
+              <dgm:if name="Name121" axis="root ch" ptType="all node" func="cnt" op="equ" val="6">
+                <dgm:presOf axis="root ch desOrSelf" ptType="all node node" st="1 2 1" cnt="1 1 0"/>
+              </dgm:if>
+              <dgm:else name="Name122">
+                <dgm:presOf axis="root ch desOrSelf" ptType="all node node" st="1 3 1" cnt="1 1 0"/>
+              </dgm:else>
+            </dgm:choose>
+          </dgm:else>
+        </dgm:choose>
+        <dgm:constrLst>
+          <dgm:constr type="tMarg"/>
+          <dgm:constr type="bMarg"/>
+          <dgm:constr type="lMarg"/>
+          <dgm:constr type="rMarg"/>
+          <dgm:constr type="primFontSz" val="65"/>
+        </dgm:constrLst>
+        <dgm:ruleLst>
+          <dgm:rule type="primFontSz" val="5" fact="NaN" max="NaN"/>
+        </dgm:ruleLst>
+      </dgm:layoutNode>
+    </dgm:forEach>
+    <dgm:forEach name="Name123" axis="ch" ptType="node" st="7" cnt="1">
+      <dgm:layoutNode name="circ7" styleLbl="vennNode1">
+        <dgm:alg type="sp"/>
+        <dgm:shape xmlns:r="http://schemas.openxmlformats.org/officeDocument/2006/relationships" type="ellipse" r:blip="">
+          <dgm:adjLst/>
+        </dgm:shape>
+        <dgm:presOf/>
+        <dgm:constrLst/>
+        <dgm:ruleLst/>
+      </dgm:layoutNode>
+      <dgm:layoutNode name="circ7Tx" styleLbl="revTx">
+        <dgm:varLst>
+          <dgm:chMax val="0"/>
+          <dgm:chPref val="0"/>
+          <dgm:bulletEnabled val="1"/>
+        </dgm:varLst>
+        <dgm:alg type="tx">
+          <dgm:param type="txAnchorHorzCh" val="ctr"/>
+          <dgm:param type="txAnchorVertCh" val="mid"/>
+        </dgm:alg>
+        <dgm:shape xmlns:r="http://schemas.openxmlformats.org/officeDocument/2006/relationships" type="rect" r:blip="" hideGeom="1">
+          <dgm:adjLst/>
+        </dgm:shape>
+        <dgm:choose name="Name124">
+          <dgm:if name="Name125" func="var" arg="dir" op="equ" val="norm">
+            <dgm:presOf axis="desOrSelf" ptType="node"/>
+          </dgm:if>
+          <dgm:else name="Name126">
+            <dgm:presOf axis="root ch desOrSelf" ptType="all node node" st="1 2 1" cnt="1 1 0"/>
+          </dgm:else>
+        </dgm:choose>
+        <dgm:constrLst>
+          <dgm:constr type="tMarg"/>
+          <dgm:constr type="bMarg"/>
+          <dgm:constr type="lMarg"/>
+          <dgm:constr type="rMarg"/>
+          <dgm:constr type="primFontSz" val="65"/>
+        </dgm:constrLst>
+        <dgm:ruleLst>
+          <dgm:rule type="primFontSz" val="5" fact="NaN" max="NaN"/>
+        </dgm:ruleLst>
+      </dgm:layoutNode>
+    </dgm:forEach>
+  </dgm:layoutNode>
+</dgm:layoutDef>
+</file>
+
+<file path=word/diagrams/quickStyle1.xml><?xml version="1.0" encoding="utf-8"?>
+<dgm:styleDef xmlns:dgm="http://schemas.openxmlformats.org/drawingml/2006/diagram" xmlns:a="http://schemas.openxmlformats.org/drawingml/2006/main" uniqueId="urn:microsoft.com/office/officeart/2005/8/quickstyle/simple1">
+  <dgm:title val=""/>
+  <dgm:desc val=""/>
+  <dgm:catLst>
+    <dgm:cat type="simple" pri="10100"/>
+  </dgm:catLst>
+  <dgm:scene3d>
+    <a:camera prst="orthographicFront"/>
+    <a:lightRig rig="threePt" dir="t"/>
+  </dgm:scene3d>
+  <dgm:styleLbl name="node0">
+    <dgm:scene3d>
+      <a:camera prst="orthographicFront"/>
+      <a:lightRig rig="threePt" dir="t"/>
+    </dgm:scene3d>
+    <dgm:sp3d/>
+    <dgm:txPr/>
+    <dgm:style>
+      <a:lnRef idx="2">
+        <a:scrgbClr r="0" g="0" b="0"/>
+      </a:lnRef>
+      <a:fillRef idx="1">
+        <a:scrgbClr r="0" g="0" b="0"/>
+      </a:fillRef>
+      <a:effectRef idx="0">
+        <a:scrgbClr r="0" g="0" b="0"/>
+      </a:effectRef>
+      <a:fontRef idx="minor">
+        <a:schemeClr val="lt1"/>
+      </a:fontRef>
+    </dgm:style>
+  </dgm:styleLbl>
+  <dgm:styleLbl name="lnNode1">
+    <dgm:scene3d>
+      <a:camera prst="orthographicFront"/>
+      <a:lightRig rig="threePt" dir="t"/>
+    </dgm:scene3d>
+    <dgm:sp3d/>
+    <dgm:txPr/>
+    <dgm:style>
+      <a:lnRef idx="2">
+        <a:scrgbClr r="0" g="0" b="0"/>
+      </a:lnRef>
+      <a:fillRef idx="1">
+        <a:scrgbClr r="0" g="0" b="0"/>
+      </a:fillRef>
+      <a:effectRef idx="0">
+        <a:scrgbClr r="0" g="0" b="0"/>
+      </a:effectRef>
+      <a:fontRef idx="minor">
+        <a:schemeClr val="lt1"/>
+      </a:fontRef>
+    </dgm:style>
+  </dgm:styleLbl>
+  <dgm:styleLbl name="vennNode1">
+    <dgm:scene3d>
+      <a:camera prst="orthographicFront"/>
+      <a:lightRig rig="threePt" dir="t"/>
+    </dgm:scene3d>
+    <dgm:sp3d/>
+    <dgm:txPr/>
+    <dgm:style>
+      <a:lnRef idx="2">
+        <a:scrgbClr r="0" g="0" b="0"/>
+      </a:lnRef>
+      <a:fillRef idx="1">
+        <a:scrgbClr r="0" g="0" b="0"/>
+      </a:fillRef>
+      <a:effectRef idx="0">
+        <a:scrgbClr r="0" g="0" b="0"/>
+      </a:effectRef>
+      <a:fontRef idx="minor">
+        <a:schemeClr val="tx1"/>
+      </a:fontRef>
+    </dgm:style>
+  </dgm:styleLbl>
+  <dgm:styleLbl name="alignNode1">
+    <dgm:scene3d>
+      <a:camera prst="orthographicFront"/>
+      <a:lightRig rig="threePt" dir="t"/>
+    </dgm:scene3d>
+    <dgm:sp3d/>
+    <dgm:txPr/>
+    <dgm:style>
+      <a:lnRef idx="2">
+        <a:scrgbClr r="0" g="0" b="0"/>
+      </a:lnRef>
+      <a:fillRef idx="1">
+        <a:scrgbClr r="0" g="0" b="0"/>
+      </a:fillRef>
+      <a:effectRef idx="0">
+        <a:scrgbClr r="0" g="0" b="0"/>
+      </a:effectRef>
+      <a:fontRef idx="minor">
+        <a:schemeClr val="lt1"/>
+      </a:fontRef>
+    </dgm:style>
+  </dgm:styleLbl>
+  <dgm:styleLbl name="node1">
+    <dgm:scene3d>
+      <a:camera prst="orthographicFront"/>
+      <a:lightRig rig="threePt" dir="t"/>
+    </dgm:scene3d>
+    <dgm:sp3d/>
+    <dgm:txPr/>
+    <dgm:style>
+      <a:lnRef idx="2">
+        <a:scrgbClr r="0" g="0" b="0"/>
+      </a:lnRef>
+      <a:fillRef idx="1">
+        <a:scrgbClr r="0" g="0" b="0"/>
+      </a:fillRef>
+      <a:effectRef idx="0">
+        <a:scrgbClr r="0" g="0" b="0"/>
+      </a:effectRef>
+      <a:fontRef idx="minor">
+        <a:schemeClr val="lt1"/>
+      </a:fontRef>
+    </dgm:style>
+  </dgm:styleLbl>
+  <dgm:styleLbl name="node2">
+    <dgm:scene3d>
+      <a:camera prst="orthographicFront"/>
+      <a:lightRig rig="threePt" dir="t"/>
+    </dgm:scene3d>
+    <dgm:sp3d/>
+    <dgm:txPr/>
+    <dgm:style>
+      <a:lnRef idx="2">
+        <a:scrgbClr r="0" g="0" b="0"/>
+      </a:lnRef>
+      <a:fillRef idx="1">
+        <a:scrgbClr r="0" g="0" b="0"/>
+      </a:fillRef>
+      <a:effectRef idx="0">
+        <a:scrgbClr r="0" g="0" b="0"/>
+      </a:effectRef>
+      <a:fontRef idx="minor">
+        <a:schemeClr val="lt1"/>
+      </a:fontRef>
+    </dgm:style>
+  </dgm:styleLbl>
+  <dgm:styleLbl name="node3">
+    <dgm:scene3d>
+      <a:camera prst="orthographicFront"/>
+      <a:lightRig rig="threePt" dir="t"/>
+    </dgm:scene3d>
+    <dgm:sp3d/>
+    <dgm:txPr/>
+    <dgm:style>
+      <a:lnRef idx="2">
+        <a:scrgbClr r="0" g="0" b="0"/>
+      </a:lnRef>
+      <a:fillRef idx="1">
+        <a:scrgbClr r="0" g="0" b="0"/>
+      </a:fillRef>
+      <a:effectRef idx="0">
+        <a:scrgbClr r="0" g="0" b="0"/>
+      </a:effectRef>
+      <a:fontRef idx="minor">
+        <a:schemeClr val="lt1"/>
+      </a:fontRef>
+    </dgm:style>
+  </dgm:styleLbl>
+  <dgm:styleLbl name="node4">
+    <dgm:scene3d>
+      <a:camera prst="orthographicFront"/>
+      <a:lightRig rig="threePt" dir="t"/>
+    </dgm:scene3d>
+    <dgm:sp3d/>
+    <dgm:txPr/>
+    <dgm:style>
+      <a:lnRef idx="2">
+        <a:scrgbClr r="0" g="0" b="0"/>
+      </a:lnRef>
+      <a:fillRef idx="1">
+        <a:scrgbClr r="0" g="0" b="0"/>
+      </a:fillRef>
+      <a:effectRef idx="0">
+        <a:scrgbClr r="0" g="0" b="0"/>
+      </a:effectRef>
+      <a:fontRef idx="minor">
+        <a:schemeClr val="lt1"/>
+      </a:fontRef>
+    </dgm:style>
+  </dgm:styleLbl>
+  <dgm:styleLbl name="fgImgPlace1">
+    <dgm:scene3d>
+      <a:camera prst="orthographicFront"/>
+      <a:lightRig rig="threePt" dir="t"/>
+    </dgm:scene3d>
+    <dgm:sp3d/>
+    <dgm:txPr/>
+    <dgm:style>
+      <a:lnRef idx="2">
+        <a:scrgbClr r="0" g="0" b="0"/>
+      </a:lnRef>
+      <a:fillRef idx="1">
+        <a:scrgbClr r="0" g="0" b="0"/>
+      </a:fillRef>
+      <a:effectRef idx="0">
+        <a:scrgbClr r="0" g="0" b="0"/>
+      </a:effectRef>
+      <a:fontRef idx="minor"/>
+    </dgm:style>
+  </dgm:styleLbl>
+  <dgm:styleLbl name="alignImgPlace1">
+    <dgm:scene3d>
+      <a:camera prst="orthographicFront"/>
+      <a:lightRig rig="threePt" dir="t"/>
+    </dgm:scene3d>
+    <dgm:sp3d/>
+    <dgm:txPr/>
+    <dgm:style>
+      <a:lnRef idx="2">
+        <a:scrgbClr r="0" g="0" b="0"/>
+      </a:lnRef>
+      <a:fillRef idx="1">
+        <a:scrgbClr r="0" g="0" b="0"/>
+      </a:fillRef>
+      <a:effectRef idx="0">
+        <a:scrgbClr r="0" g="0" b="0"/>
+      </a:effectRef>
+      <a:fontRef idx="minor"/>
+    </dgm:style>
+  </dgm:styleLbl>
+  <dgm:styleLbl name="bgImgPlace1">
+    <dgm:scene3d>
+      <a:camera prst="orthographicFront"/>
+      <a:lightRig rig="threePt" dir="t"/>
+    </dgm:scene3d>
+    <dgm:sp3d/>
+    <dgm:txPr/>
+    <dgm:style>
+      <a:lnRef idx="2">
+        <a:scrgbClr r="0" g="0" b="0"/>
+      </a:lnRef>
+      <a:fillRef idx="1">
+        <a:scrgbClr r="0" g="0" b="0"/>
+      </a:fillRef>
+      <a:effectRef idx="0">
+        <a:scrgbClr r="0" g="0" b="0"/>
+      </a:effectRef>
+      <a:fontRef idx="minor"/>
+    </dgm:style>
+  </dgm:styleLbl>
+  <dgm:styleLbl name="sibTrans2D1">
+    <dgm:scene3d>
+      <a:camera prst="orthographicFront"/>
+      <a:lightRig rig="threePt" dir="t"/>
+    </dgm:scene3d>
+    <dgm:sp3d/>
+    <dgm:txPr/>
+    <dgm:style>
+      <a:lnRef idx="0">
+        <a:scrgbClr r="0" g="0" b="0"/>
+      </a:lnRef>
+      <a:fillRef idx="1">
+        <a:scrgbClr r="0" g="0" b="0"/>
+      </a:fillRef>
+      <a:effectRef idx="0">
+        <a:scrgbClr r="0" g="0" b="0"/>
+      </a:effectRef>
+      <a:fontRef idx="minor">
+        <a:schemeClr val="lt1"/>
+      </a:fontRef>
+    </dgm:style>
+  </dgm:styleLbl>
+  <dgm:styleLbl name="fgSibTrans2D1">
+    <dgm:scene3d>
+      <a:camera prst="orthographicFront"/>
+      <a:lightRig rig="threePt" dir="t"/>
+    </dgm:scene3d>
+    <dgm:sp3d/>
+    <dgm:txPr/>
+    <dgm:style>
+      <a:lnRef idx="0">
+        <a:scrgbClr r="0" g="0" b="0"/>
+      </a:lnRef>
+      <a:fillRef idx="1">
+        <a:scrgbClr r="0" g="0" b="0"/>
+      </a:fillRef>
+      <a:effectRef idx="0">
+        <a:scrgbClr r="0" g="0" b="0"/>
+      </a:effectRef>
+      <a:fontRef idx="minor">
+        <a:schemeClr val="lt1"/>
+      </a:fontRef>
+    </dgm:style>
+  </dgm:styleLbl>
+  <dgm:styleLbl name="bgSibTrans2D1">
+    <dgm:scene3d>
+      <a:camera prst="orthographicFront"/>
+      <a:lightRig rig="threePt" dir="t"/>
+    </dgm:scene3d>
+    <dgm:sp3d/>
+    <dgm:txPr/>
+    <dgm:style>
+      <a:lnRef idx="0">
+        <a:scrgbClr r="0" g="0" b="0"/>
+      </a:lnRef>
+      <a:fillRef idx="1">
+        <a:scrgbClr r="0" g="0" b="0"/>
+      </a:fillRef>
+      <a:effectRef idx="0">
+        <a:scrgbClr r="0" g="0" b="0"/>
+      </a:effectRef>
+      <a:fontRef idx="minor">
+        <a:schemeClr val="lt1"/>
+      </a:fontRef>
+    </dgm:style>
+  </dgm:styleLbl>
+  <dgm:styleLbl name="sibTrans1D1">
+    <dgm:scene3d>
+      <a:camera prst="orthographicFront"/>
+      <a:lightRig rig="threePt" dir="t"/>
+    </dgm:scene3d>
+    <dgm:sp3d/>
+    <dgm:txPr/>
+    <dgm:style>
+      <a:lnRef idx="1">
+        <a:scrgbClr r="0" g="0" b="0"/>
+      </a:lnRef>
+      <a:fillRef idx="0">
+        <a:scrgbClr r="0" g="0" b="0"/>
+      </a:fillRef>
+      <a:effectRef idx="0">
+        <a:scrgbClr r="0" g="0" b="0"/>
+      </a:effectRef>
+      <a:fontRef idx="minor"/>
+    </dgm:style>
+  </dgm:styleLbl>
+  <dgm:styleLbl name="callout">
+    <dgm:scene3d>
+      <a:camera prst="orthographicFront"/>
+      <a:lightRig rig="threePt" dir="t"/>
+    </dgm:scene3d>
+    <dgm:sp3d/>
+    <dgm:txPr/>
+    <dgm:style>
+      <a:lnRef idx="2">
+        <a:scrgbClr r="0" g="0" b="0"/>
+      </a:lnRef>
+      <a:fillRef idx="1">
+        <a:scrgbClr r="0" g="0" b="0"/>
+      </a:fillRef>
+      <a:effectRef idx="0">
+        <a:scrgbClr r="0" g="0" b="0"/>
+      </a:effectRef>
+      <a:fontRef idx="minor"/>
+    </dgm:style>
+  </dgm:styleLbl>
+  <dgm:styleLbl name="asst0">
+    <dgm:scene3d>
+      <a:camera prst="orthographicFront"/>
+      <a:lightRig rig="threePt" dir="t"/>
+    </dgm:scene3d>
+    <dgm:sp3d/>
+    <dgm:txPr/>
+    <dgm:style>
+      <a:lnRef idx="2">
+        <a:scrgbClr r="0" g="0" b="0"/>
+      </a:lnRef>
+      <a:fillRef idx="1">
+        <a:scrgbClr r="0" g="0" b="0"/>
+      </a:fillRef>
+      <a:effectRef idx="0">
+        <a:scrgbClr r="0" g="0" b="0"/>
+      </a:effectRef>
+      <a:fontRef idx="minor">
+        <a:schemeClr val="lt1"/>
+      </a:fontRef>
+    </dgm:style>
+  </dgm:styleLbl>
+  <dgm:styleLbl name="asst1">
+    <dgm:scene3d>
+      <a:camera prst="orthographicFront"/>
+      <a:lightRig rig="threePt" dir="t"/>
+    </dgm:scene3d>
+    <dgm:sp3d/>
+    <dgm:txPr/>
+    <dgm:style>
+      <a:lnRef idx="2">
+        <a:scrgbClr r="0" g="0" b="0"/>
+      </a:lnRef>
+      <a:fillRef idx="1">
+        <a:scrgbClr r="0" g="0" b="0"/>
+      </a:fillRef>
+      <a:effectRef idx="0">
+        <a:scrgbClr r="0" g="0" b="0"/>
+      </a:effectRef>
+      <a:fontRef idx="minor">
+        <a:schemeClr val="lt1"/>
+      </a:fontRef>
+    </dgm:style>
+  </dgm:styleLbl>
+  <dgm:styleLbl name="asst2">
+    <dgm:scene3d>
+      <a:camera prst="orthographicFront"/>
+      <a:lightRig rig="threePt" dir="t"/>
+    </dgm:scene3d>
+    <dgm:sp3d/>
+    <dgm:txPr/>
+    <dgm:style>
+      <a:lnRef idx="2">
+        <a:scrgbClr r="0" g="0" b="0"/>
+      </a:lnRef>
+      <a:fillRef idx="1">
+        <a:scrgbClr r="0" g="0" b="0"/>
+      </a:fillRef>
+      <a:effectRef idx="0">
+        <a:scrgbClr r="0" g="0" b="0"/>
+      </a:effectRef>
+      <a:fontRef idx="minor">
+        <a:schemeClr val="lt1"/>
+      </a:fontRef>
+    </dgm:style>
+  </dgm:styleLbl>
+  <dgm:styleLbl name="asst3">
+    <dgm:scene3d>
+      <a:camera prst="orthographicFront"/>
+      <a:lightRig rig="threePt" dir="t"/>
+    </dgm:scene3d>
+    <dgm:sp3d/>
+    <dgm:txPr/>
+    <dgm:style>
+      <a:lnRef idx="2">
+        <a:scrgbClr r="0" g="0" b="0"/>
+      </a:lnRef>
+      <a:fillRef idx="1">
+        <a:scrgbClr r="0" g="0" b="0"/>
+      </a:fillRef>
+      <a:effectRef idx="0">
+        <a:scrgbClr r="0" g="0" b="0"/>
+      </a:effectRef>
+      <a:fontRef idx="minor">
+        <a:schemeClr val="lt1"/>
+      </a:fontRef>
+    </dgm:style>
+  </dgm:styleLbl>
+  <dgm:styleLbl name="asst4">
+    <dgm:scene3d>
+      <a:camera prst="orthographicFront"/>
+      <a:lightRig rig="threePt" dir="t"/>
+    </dgm:scene3d>
+    <dgm:sp3d/>
+    <dgm:txPr/>
+    <dgm:style>
+      <a:lnRef idx="2">
+        <a:scrgbClr r="0" g="0" b="0"/>
+      </a:lnRef>
+      <a:fillRef idx="1">
+        <a:scrgbClr r="0" g="0" b="0"/>
+      </a:fillRef>
+      <a:effectRef idx="0">
+        <a:scrgbClr r="0" g="0" b="0"/>
+      </a:effectRef>
+      <a:fontRef idx="minor">
+        <a:schemeClr val="lt1"/>
+      </a:fontRef>
+    </dgm:style>
+  </dgm:styleLbl>
+  <dgm:styleLbl name="parChTrans2D1">
+    <dgm:scene3d>
+      <a:camera prst="orthographicFront"/>
+      <a:lightRig rig="threePt" dir="t"/>
+    </dgm:scene3d>
+    <dgm:sp3d/>
+    <dgm:txPr/>
+    <dgm:style>
+      <a:lnRef idx="2">
+        <a:scrgbClr r="0" g="0" b="0"/>
+      </a:lnRef>
+      <a:fillRef idx="1">
+        <a:scrgbClr r="0" g="0" b="0"/>
+      </a:fillRef>
+      <a:effectRef idx="0">
+        <a:scrgbClr r="0" g="0" b="0"/>
+      </a:effectRef>
+      <a:fontRef idx="minor">
+        <a:schemeClr val="lt1"/>
+      </a:fontRef>
+    </dgm:style>
+  </dgm:styleLbl>
+  <dgm:styleLbl name="parChTrans2D2">
+    <dgm:scene3d>
+      <a:camera prst="orthographicFront"/>
+      <a:lightRig rig="threePt" dir="t"/>
+    </dgm:scene3d>
+    <dgm:sp3d/>
+    <dgm:txPr/>
+    <dgm:style>
+      <a:lnRef idx="2">
+        <a:scrgbClr r="0" g="0" b="0"/>
+      </a:lnRef>
+      <a:fillRef idx="1">
+        <a:scrgbClr r="0" g="0" b="0"/>
+      </a:fillRef>
+      <a:effectRef idx="0">
+        <a:scrgbClr r="0" g="0" b="0"/>
+      </a:effectRef>
+      <a:fontRef idx="minor">
+        <a:schemeClr val="lt1"/>
+      </a:fontRef>
+    </dgm:style>
+  </dgm:styleLbl>
+  <dgm:styleLbl name="parChTrans2D3">
+    <dgm:scene3d>
+      <a:camera prst="orthographicFront"/>
+      <a:lightRig rig="threePt" dir="t"/>
+    </dgm:scene3d>
+    <dgm:sp3d/>
+    <dgm:txPr/>
+    <dgm:style>
+      <a:lnRef idx="2">
+        <a:scrgbClr r="0" g="0" b="0"/>
+      </a:lnRef>
+      <a:fillRef idx="1">
+        <a:scrgbClr r="0" g="0" b="0"/>
+      </a:fillRef>
+      <a:effectRef idx="0">
+        <a:scrgbClr r="0" g="0" b="0"/>
+      </a:effectRef>
+      <a:fontRef idx="minor">
+        <a:schemeClr val="lt1"/>
+      </a:fontRef>
+    </dgm:style>
+  </dgm:styleLbl>
+  <dgm:styleLbl name="parChTrans2D4">
+    <dgm:scene3d>
+      <a:camera prst="orthographicFront"/>
+      <a:lightRig rig="threePt" dir="t"/>
+    </dgm:scene3d>
+    <dgm:sp3d/>
+    <dgm:txPr/>
+    <dgm:style>
+      <a:lnRef idx="2">
+        <a:scrgbClr r="0" g="0" b="0"/>
+      </a:lnRef>
+      <a:fillRef idx="1">
+        <a:scrgbClr r="0" g="0" b="0"/>
+      </a:fillRef>
+      <a:effectRef idx="0">
+        <a:scrgbClr r="0" g="0" b="0"/>
+      </a:effectRef>
+      <a:fontRef idx="minor">
+        <a:schemeClr val="lt1"/>
+      </a:fontRef>
+    </dgm:style>
+  </dgm:styleLbl>
+  <dgm:styleLbl name="parChTrans1D1">
+    <dgm:scene3d>
+      <a:camera prst="orthographicFront"/>
+      <a:lightRig rig="threePt" dir="t"/>
+    </dgm:scene3d>
+    <dgm:sp3d/>
+    <dgm:txPr/>
+    <dgm:style>
+      <a:lnRef idx="2">
+        <a:scrgbClr r="0" g="0" b="0"/>
+      </a:lnRef>
+      <a:fillRef idx="0">
+        <a:scrgbClr r="0" g="0" b="0"/>
+      </a:fillRef>
+      <a:effectRef idx="0">
+        <a:scrgbClr r="0" g="0" b="0"/>
+      </a:effectRef>
+      <a:fontRef idx="minor"/>
+    </dgm:style>
+  </dgm:styleLbl>
+  <dgm:styleLbl name="parChTrans1D2">
+    <dgm:scene3d>
+      <a:camera prst="orthographicFront"/>
+      <a:lightRig rig="threePt" dir="t"/>
+    </dgm:scene3d>
+    <dgm:sp3d/>
+    <dgm:txPr/>
+    <dgm:style>
+      <a:lnRef idx="2">
+        <a:scrgbClr r="0" g="0" b="0"/>
+      </a:lnRef>
+      <a:fillRef idx="0">
+        <a:scrgbClr r="0" g="0" b="0"/>
+      </a:fillRef>
+      <a:effectRef idx="0">
+        <a:scrgbClr r="0" g="0" b="0"/>
+      </a:effectRef>
+      <a:fontRef idx="minor"/>
+    </dgm:style>
+  </dgm:styleLbl>
+  <dgm:styleLbl name="parChTrans1D3">
+    <dgm:scene3d>
+      <a:camera prst="orthographicFront"/>
+      <a:lightRig rig="threePt" dir="t"/>
+    </dgm:scene3d>
+    <dgm:sp3d/>
+    <dgm:txPr/>
+    <dgm:style>
+      <a:lnRef idx="2">
+        <a:scrgbClr r="0" g="0" b="0"/>
+      </a:lnRef>
+      <a:fillRef idx="0">
+        <a:scrgbClr r="0" g="0" b="0"/>
+      </a:fillRef>
+      <a:effectRef idx="0">
+        <a:scrgbClr r="0" g="0" b="0"/>
+      </a:effectRef>
+      <a:fontRef idx="minor"/>
+    </dgm:style>
+  </dgm:styleLbl>
+  <dgm:styleLbl name="parChTrans1D4">
+    <dgm:scene3d>
+      <a:camera prst="orthographicFront"/>
+      <a:lightRig rig="threePt" dir="t"/>
+    </dgm:scene3d>
+    <dgm:sp3d/>
+    <dgm:txPr/>
+    <dgm:style>
+      <a:lnRef idx="2">
+        <a:scrgbClr r="0" g="0" b="0"/>
+      </a:lnRef>
+      <a:fillRef idx="0">
+        <a:scrgbClr r="0" g="0" b="0"/>
+      </a:fillRef>
+      <a:effectRef idx="0">
+        <a:scrgbClr r="0" g="0" b="0"/>
+      </a:effectRef>
+      <a:fontRef idx="minor"/>
+    </dgm:style>
+  </dgm:styleLbl>
+  <dgm:styleLbl name="fgAcc1">
+    <dgm:scene3d>
+      <a:camera prst="orthographicFront"/>
+      <a:lightRig rig="threePt" dir="t"/>
+    </dgm:scene3d>
+    <dgm:sp3d/>
+    <dgm:txPr/>
+    <dgm:style>
+      <a:lnRef idx="2">
+        <a:scrgbClr r="0" g="0" b="0"/>
+      </a:lnRef>
+      <a:fillRef idx="1">
+        <a:scrgbClr r="0" g="0" b="0"/>
+      </a:fillRef>
+      <a:effectRef idx="0">
+        <a:scrgbClr r="0" g="0" b="0"/>
+      </a:effectRef>
+      <a:fontRef idx="minor"/>
+    </dgm:style>
+  </dgm:styleLbl>
+  <dgm:styleLbl name="conFgAcc1">
+    <dgm:scene3d>
+      <a:camera prst="orthographicFront"/>
+      <a:lightRig rig="threePt" dir="t"/>
+    </dgm:scene3d>
+    <dgm:sp3d/>
+    <dgm:txPr/>
+    <dgm:style>
+      <a:lnRef idx="2">
+        <a:scrgbClr r="0" g="0" b="0"/>
+      </a:lnRef>
+      <a:fillRef idx="1">
+        <a:scrgbClr r="0" g="0" b="0"/>
+      </a:fillRef>
+      <a:effectRef idx="0">
+        <a:scrgbClr r="0" g="0" b="0"/>
+      </a:effectRef>
+      <a:fontRef idx="minor"/>
+    </dgm:style>
+  </dgm:styleLbl>
+  <dgm:styleLbl name="alignAcc1">
+    <dgm:scene3d>
+      <a:camera prst="orthographicFront"/>
+      <a:lightRig rig="threePt" dir="t"/>
+    </dgm:scene3d>
+    <dgm:sp3d/>
+    <dgm:txPr/>
+    <dgm:style>
+      <a:lnRef idx="2">
+        <a:scrgbClr r="0" g="0" b="0"/>
+      </a:lnRef>
+      <a:fillRef idx="1">
+        <a:scrgbClr r="0" g="0" b="0"/>
+      </a:fillRef>
+      <a:effectRef idx="0">
+        <a:scrgbClr r="0" g="0" b="0"/>
+      </a:effectRef>
+      <a:fontRef idx="minor"/>
+    </dgm:style>
+  </dgm:styleLbl>
+  <dgm:styleLbl name="trAlignAcc1">
+    <dgm:scene3d>
+      <a:camera prst="orthographicFront"/>
+      <a:lightRig rig="threePt" dir="t"/>
+    </dgm:scene3d>
+    <dgm:sp3d/>
+    <dgm:txPr/>
+    <dgm:style>
+      <a:lnRef idx="1">
+        <a:scrgbClr r="0" g="0" b="0"/>
+      </a:lnRef>
+      <a:fillRef idx="1">
+        <a:scrgbClr r="0" g="0" b="0"/>
+      </a:fillRef>
+      <a:effectRef idx="0">
+        <a:scrgbClr r="0" g="0" b="0"/>
+      </a:effectRef>
+      <a:fontRef idx="minor"/>
+    </dgm:style>
+  </dgm:styleLbl>
+  <dgm:styleLbl name="bgAcc1">
+    <dgm:scene3d>
+      <a:camera prst="orthographicFront"/>
+      <a:lightRig rig="threePt" dir="t"/>
+    </dgm:scene3d>
+    <dgm:sp3d/>
+    <dgm:txPr/>
+    <dgm:style>
+      <a:lnRef idx="2">
+        <a:scrgbClr r="0" g="0" b="0"/>
+      </a:lnRef>
+      <a:fillRef idx="1">
+        <a:scrgbClr r="0" g="0" b="0"/>
+      </a:fillRef>
+      <a:effectRef idx="0">
+        <a:scrgbClr r="0" g="0" b="0"/>
+      </a:effectRef>
+      <a:fontRef idx="minor"/>
+    </dgm:style>
+  </dgm:styleLbl>
+  <dgm:styleLbl name="solidFgAcc1">
+    <dgm:scene3d>
+      <a:camera prst="orthographicFront"/>
+      <a:lightRig rig="threePt" dir="t"/>
+    </dgm:scene3d>
+    <dgm:sp3d/>
+    <dgm:txPr/>
+    <dgm:style>
+      <a:lnRef idx="2">
+        <a:scrgbClr r="0" g="0" b="0"/>
+      </a:lnRef>
+      <a:fillRef idx="1">
+        <a:scrgbClr r="0" g="0" b="0"/>
+      </a:fillRef>
+      <a:effectRef idx="0">
+        <a:scrgbClr r="0" g="0" b="0"/>
+      </a:effectRef>
+      <a:fontRef idx="minor"/>
+    </dgm:style>
+  </dgm:styleLbl>
+  <dgm:styleLbl name="solidAlignAcc1">
+    <dgm:scene3d>
+      <a:camera prst="orthographicFront"/>
+      <a:lightRig rig="threePt" dir="t"/>
+    </dgm:scene3d>
+    <dgm:sp3d/>
+    <dgm:txPr/>
+    <dgm:style>
+      <a:lnRef idx="2">
+        <a:scrgbClr r="0" g="0" b="0"/>
+      </a:lnRef>
+      <a:fillRef idx="1">
+        <a:scrgbClr r="0" g="0" b="0"/>
+      </a:fillRef>
+      <a:effectRef idx="0">
+        <a:scrgbClr r="0" g="0" b="0"/>
+      </a:effectRef>
+      <a:fontRef idx="minor"/>
+    </dgm:style>
+  </dgm:styleLbl>
+  <dgm:styleLbl name="solidBgAcc1">
+    <dgm:scene3d>
+      <a:camera prst="orthographicFront"/>
+      <a:lightRig rig="threePt" dir="t"/>
+    </dgm:scene3d>
+    <dgm:sp3d/>
+    <dgm:txPr/>
+    <dgm:style>
+      <a:lnRef idx="2">
+        <a:scrgbClr r="0" g="0" b="0"/>
+      </a:lnRef>
+      <a:fillRef idx="1">
+        <a:scrgbClr r="0" g="0" b="0"/>
+      </a:fillRef>
+      <a:effectRef idx="0">
+        <a:scrgbClr r="0" g="0" b="0"/>
+      </a:effectRef>
+      <a:fontRef idx="minor"/>
+    </dgm:style>
+  </dgm:styleLbl>
+  <dgm:styleLbl name="fgAccFollowNode1">
+    <dgm:scene3d>
+      <a:camera prst="orthographicFront"/>
+      <a:lightRig rig="threePt" dir="t"/>
+    </dgm:scene3d>
+    <dgm:sp3d/>
+    <dgm:txPr/>
+    <dgm:style>
+      <a:lnRef idx="2">
+        <a:scrgbClr r="0" g="0" b="0"/>
+      </a:lnRef>
+      <a:fillRef idx="1">
+        <a:scrgbClr r="0" g="0" b="0"/>
+      </a:fillRef>
+      <a:effectRef idx="0">
+        <a:scrgbClr r="0" g="0" b="0"/>
+      </a:effectRef>
+      <a:fontRef idx="minor"/>
+    </dgm:style>
+  </dgm:styleLbl>
+  <dgm:styleLbl name="alignAccFollowNode1">
+    <dgm:scene3d>
+      <a:camera prst="orthographicFront"/>
+      <a:lightRig rig="threePt" dir="t"/>
+    </dgm:scene3d>
+    <dgm:sp3d/>
+    <dgm:txPr/>
+    <dgm:style>
+      <a:lnRef idx="2">
+        <a:scrgbClr r="0" g="0" b="0"/>
+      </a:lnRef>
+      <a:fillRef idx="1">
+        <a:scrgbClr r="0" g="0" b="0"/>
+      </a:fillRef>
+      <a:effectRef idx="0">
+        <a:scrgbClr r="0" g="0" b="0"/>
+      </a:effectRef>
+      <a:fontRef idx="minor"/>
+    </dgm:style>
+  </dgm:styleLbl>
+  <dgm:styleLbl name="bgAccFollowNode1">
+    <dgm:scene3d>
+      <a:camera prst="orthographicFront"/>
+      <a:lightRig rig="threePt" dir="t"/>
+    </dgm:scene3d>
+    <dgm:sp3d/>
+    <dgm:txPr/>
+    <dgm:style>
+      <a:lnRef idx="2">
+        <a:scrgbClr r="0" g="0" b="0"/>
+      </a:lnRef>
+      <a:fillRef idx="1">
+        <a:scrgbClr r="0" g="0" b="0"/>
+      </a:fillRef>
+      <a:effectRef idx="0">
+        <a:scrgbClr r="0" g="0" b="0"/>
+      </a:effectRef>
+      <a:fontRef idx="minor"/>
+    </dgm:style>
+  </dgm:styleLbl>
+  <dgm:styleLbl name="fgAcc0">
+    <dgm:scene3d>
+      <a:camera prst="orthographicFront"/>
+      <a:lightRig rig="threePt" dir="t"/>
+    </dgm:scene3d>
+    <dgm:sp3d/>
+    <dgm:txPr/>
+    <dgm:style>
+      <a:lnRef idx="2">
+        <a:scrgbClr r="0" g="0" b="0"/>
+      </a:lnRef>
+      <a:fillRef idx="1">
+        <a:scrgbClr r="0" g="0" b="0"/>
+      </a:fillRef>
+      <a:effectRef idx="0">
+        <a:scrgbClr r="0" g="0" b="0"/>
+      </a:effectRef>
+      <a:fontRef idx="minor"/>
+    </dgm:style>
+  </dgm:styleLbl>
+  <dgm:styleLbl name="fgAcc2">
+    <dgm:scene3d>
+      <a:camera prst="orthographicFront"/>
+      <a:lightRig rig="threePt" dir="t"/>
+    </dgm:scene3d>
+    <dgm:sp3d/>
+    <dgm:txPr/>
+    <dgm:style>
+      <a:lnRef idx="2">
+        <a:scrgbClr r="0" g="0" b="0"/>
+      </a:lnRef>
+      <a:fillRef idx="1">
+        <a:scrgbClr r="0" g="0" b="0"/>
+      </a:fillRef>
+      <a:effectRef idx="0">
+        <a:scrgbClr r="0" g="0" b="0"/>
+      </a:effectRef>
+      <a:fontRef idx="minor"/>
+    </dgm:style>
+  </dgm:styleLbl>
+  <dgm:styleLbl name="fgAcc3">
+    <dgm:scene3d>
+      <a:camera prst="orthographicFront"/>
+      <a:lightRig rig="threePt" dir="t"/>
+    </dgm:scene3d>
+    <dgm:sp3d/>
+    <dgm:txPr/>
+    <dgm:style>
+      <a:lnRef idx="2">
+        <a:scrgbClr r="0" g="0" b="0"/>
+      </a:lnRef>
+      <a:fillRef idx="1">
+        <a:scrgbClr r="0" g="0" b="0"/>
+      </a:fillRef>
+      <a:effectRef idx="0">
+        <a:scrgbClr r="0" g="0" b="0"/>
+      </a:effectRef>
+      <a:fontRef idx="minor"/>
+    </dgm:style>
+  </dgm:styleLbl>
+  <dgm:styleLbl name="fgAcc4">
+    <dgm:scene3d>
+      <a:camera prst="orthographicFront"/>
+      <a:lightRig rig="threePt" dir="t"/>
+    </dgm:scene3d>
+    <dgm:sp3d/>
+    <dgm:txPr/>
+    <dgm:style>
+      <a:lnRef idx="2">
+        <a:scrgbClr r="0" g="0" b="0"/>
+      </a:lnRef>
+      <a:fillRef idx="1">
+        <a:scrgbClr r="0" g="0" b="0"/>
+      </a:fillRef>
+      <a:effectRef idx="0">
+        <a:scrgbClr r="0" g="0" b="0"/>
+      </a:effectRef>
+      <a:fontRef idx="minor"/>
+    </dgm:style>
+  </dgm:styleLbl>
+  <dgm:styleLbl name="bgShp">
+    <dgm:scene3d>
+      <a:camera prst="orthographicFront"/>
+      <a:lightRig rig="threePt" dir="t"/>
+    </dgm:scene3d>
+    <dgm:sp3d/>
+    <dgm:txPr/>
+    <dgm:style>
+      <a:lnRef idx="0">
+        <a:scrgbClr r="0" g="0" b="0"/>
+      </a:lnRef>
+      <a:fillRef idx="1">
+        <a:scrgbClr r="0" g="0" b="0"/>
+      </a:fillRef>
+      <a:effectRef idx="0">
+        <a:scrgbClr r="0" g="0" b="0"/>
+      </a:effectRef>
+      <a:fontRef idx="minor"/>
+    </dgm:style>
+  </dgm:styleLbl>
+  <dgm:styleLbl name="dkBgShp">
+    <dgm:scene3d>
+      <a:camera prst="orthographicFront"/>
+      <a:lightRig rig="threePt" dir="t"/>
+    </dgm:scene3d>
+    <dgm:sp3d/>
+    <dgm:txPr/>
+    <dgm:style>
+      <a:lnRef idx="0">
+        <a:scrgbClr r="0" g="0" b="0"/>
+      </a:lnRef>
+      <a:fillRef idx="1">
+        <a:scrgbClr r="0" g="0" b="0"/>
+      </a:fillRef>
+      <a:effectRef idx="0">
+        <a:scrgbClr r="0" g="0" b="0"/>
+      </a:effectRef>
+      <a:fontRef idx="minor"/>
+    </dgm:style>
+  </dgm:styleLbl>
+  <dgm:styleLbl name="trBgShp">
+    <dgm:scene3d>
+      <a:camera prst="orthographicFront"/>
+      <a:lightRig rig="threePt" dir="t"/>
+    </dgm:scene3d>
+    <dgm:sp3d/>
+    <dgm:txPr/>
+    <dgm:style>
+      <a:lnRef idx="0">
+        <a:scrgbClr r="0" g="0" b="0"/>
+      </a:lnRef>
+      <a:fillRef idx="1">
+        <a:scrgbClr r="0" g="0" b="0"/>
+      </a:fillRef>
+      <a:effectRef idx="0">
+        <a:scrgbClr r="0" g="0" b="0"/>
+      </a:effectRef>
+      <a:fontRef idx="minor"/>
+    </dgm:style>
+  </dgm:styleLbl>
+  <dgm:styleLbl name="fgShp">
+    <dgm:scene3d>
+      <a:camera prst="orthographicFront"/>
+      <a:lightRig rig="threePt" dir="t"/>
+    </dgm:scene3d>
+    <dgm:sp3d/>
+    <dgm:txPr/>
+    <dgm:style>
+      <a:lnRef idx="2">
+        <a:scrgbClr r="0" g="0" b="0"/>
+      </a:lnRef>
+      <a:fillRef idx="1">
+        <a:scrgbClr r="0" g="0" b="0"/>
+      </a:fillRef>
+      <a:effectRef idx="0">
+        <a:scrgbClr r="0" g="0" b="0"/>
+      </a:effectRef>
+      <a:fontRef idx="minor"/>
+    </dgm:style>
+  </dgm:styleLbl>
+  <dgm:styleLbl name="revTx">
+    <dgm:scene3d>
+      <a:camera prst="orthographicFront"/>
+      <a:lightRig rig="threePt" dir="t"/>
+    </dgm:scene3d>
+    <dgm:sp3d/>
+    <dgm:txPr/>
+    <dgm:style>
+      <a:lnRef idx="0">
+        <a:scrgbClr r="0" g="0" b="0"/>
+      </a:lnRef>
+      <a:fillRef idx="0">
+        <a:scrgbClr r="0" g="0" b="0"/>
+      </a:fillRef>
+      <a:effectRef idx="0">
+        <a:scrgbClr r="0" g="0" b="0"/>
+      </a:effectRef>
+      <a:fontRef idx="minor"/>
+    </dgm:style>
+  </dgm:styleLbl>
+</dgm:styleDef>
+</file>
+
 <file path=word/theme/theme1.xml><?xml version="1.0" encoding="utf-8"?>
 <a:theme xmlns:a="http://schemas.openxmlformats.org/drawingml/2006/main" name="Tema de Office">
   <a:themeElements>

--- a/TPI.docx
+++ b/TPI.docx
@@ -1,6 +1,6 @@
 
 <file path=word/document.xml><?xml version="1.0" encoding="utf-8"?>
-<w:document xmlns:wpc="http://schemas.microsoft.com/office/word/2010/wordprocessingCanvas" xmlns:cx="http://schemas.microsoft.com/office/drawing/2014/chartex" xmlns:cx1="http://schemas.microsoft.com/office/drawing/2015/9/8/chartex" xmlns:cx2="http://schemas.microsoft.com/office/drawing/2015/10/21/chartex" xmlns:cx3="http://schemas.microsoft.com/office/drawing/2016/5/9/chartex" xmlns:cx4="http://schemas.microsoft.com/office/drawing/2016/5/10/chartex" xmlns:cx5="http://schemas.microsoft.com/office/drawing/2016/5/11/chartex" xmlns:cx6="http://schemas.microsoft.com/office/drawing/2016/5/12/chartex" xmlns:cx7="http://schemas.microsoft.com/office/drawing/2016/5/13/chartex" xmlns:cx8="http://schemas.microsoft.com/office/drawing/2016/5/14/chartex" xmlns:mc="http://schemas.openxmlformats.org/markup-compatibility/2006" xmlns:aink="http://schemas.microsoft.com/office/drawing/2016/ink" xmlns:am3d="http://schemas.microsoft.com/office/drawing/2017/model3d" xmlns:o="urn:schemas-microsoft-com:office:office" xmlns:oel="http://schemas.microsoft.com/office/2019/extlst" xmlns:r="http://schemas.openxmlformats.org/officeDocument/2006/relationships" xmlns:m="http://schemas.openxmlformats.org/officeDocument/2006/math" xmlns:v="urn:schemas-microsoft-com:vml" xmlns:wp14="http://schemas.microsoft.com/office/word/2010/wordprocessingDrawing" xmlns:wp="http://schemas.openxmlformats.org/drawingml/2006/wordprocessingDrawing" xmlns:w10="urn:schemas-microsoft-com:office:word" xmlns:w="http://schemas.openxmlformats.org/wordprocessingml/2006/main" xmlns:w14="http://schemas.microsoft.com/office/word/2010/wordml" xmlns:w15="http://schemas.microsoft.com/office/word/2012/wordml" xmlns:w16cex="http://schemas.microsoft.com/office/word/2018/wordml/cex" xmlns:w16cid="http://schemas.microsoft.com/office/word/2016/wordml/cid" xmlns:w16="http://schemas.microsoft.com/office/word/2018/wordml" xmlns:w16sdtdh="http://schemas.microsoft.com/office/word/2020/wordml/sdtdatahash" xmlns:w16se="http://schemas.microsoft.com/office/word/2015/wordml/symex" xmlns:wpg="http://schemas.microsoft.com/office/word/2010/wordprocessingGroup" xmlns:wpi="http://schemas.microsoft.com/office/word/2010/wordprocessingInk" xmlns:wne="http://schemas.microsoft.com/office/word/2006/wordml" xmlns:wps="http://schemas.microsoft.com/office/word/2010/wordprocessingShape" mc:Ignorable="w14 w15 w16se w16cid w16 w16cex w16sdtdh wp14">
+<w:document xmlns:wpc="http://schemas.microsoft.com/office/word/2010/wordprocessingCanvas" xmlns:cx="http://schemas.microsoft.com/office/drawing/2014/chartex" xmlns:cx1="http://schemas.microsoft.com/office/drawing/2015/9/8/chartex" xmlns:cx2="http://schemas.microsoft.com/office/drawing/2015/10/21/chartex" xmlns:cx3="http://schemas.microsoft.com/office/drawing/2016/5/9/chartex" xmlns:cx4="http://schemas.microsoft.com/office/drawing/2016/5/10/chartex" xmlns:cx5="http://schemas.microsoft.com/office/drawing/2016/5/11/chartex" xmlns:cx6="http://schemas.microsoft.com/office/drawing/2016/5/12/chartex" xmlns:cx7="http://schemas.microsoft.com/office/drawing/2016/5/13/chartex" xmlns:cx8="http://schemas.microsoft.com/office/drawing/2016/5/14/chartex" xmlns:mc="http://schemas.openxmlformats.org/markup-compatibility/2006" xmlns:aink="http://schemas.microsoft.com/office/drawing/2016/ink" xmlns:am3d="http://schemas.microsoft.com/office/drawing/2017/model3d" xmlns:o="urn:schemas-microsoft-com:office:office" xmlns:oel="http://schemas.microsoft.com/office/2019/extlst" xmlns:r="http://schemas.openxmlformats.org/officeDocument/2006/relationships" xmlns:m="http://schemas.openxmlformats.org/officeDocument/2006/math" xmlns:v="urn:schemas-microsoft-com:vml" xmlns:wp14="http://schemas.microsoft.com/office/word/2010/wordprocessingDrawing" xmlns:wp="http://schemas.openxmlformats.org/drawingml/2006/wordprocessingDrawing" xmlns:w10="urn:schemas-microsoft-com:office:word" xmlns:w="http://schemas.openxmlformats.org/wordprocessingml/2006/main" xmlns:w14="http://schemas.microsoft.com/office/word/2010/wordml" xmlns:w15="http://schemas.microsoft.com/office/word/2012/wordml" xmlns:w16cex="http://schemas.microsoft.com/office/word/2018/wordml/cex" xmlns:w16cid="http://schemas.microsoft.com/office/word/2016/wordml/cid" xmlns:w16="http://schemas.microsoft.com/office/word/2018/wordml" xmlns:w16du="http://schemas.microsoft.com/office/word/2023/wordml/word16du" xmlns:w16sdtdh="http://schemas.microsoft.com/office/word/2020/wordml/sdtdatahash" xmlns:w16sdtfl="http://schemas.microsoft.com/office/word/2024/wordml/sdtformatlock" xmlns:w16se="http://schemas.microsoft.com/office/word/2015/wordml/symex" xmlns:wpg="http://schemas.microsoft.com/office/word/2010/wordprocessingGroup" xmlns:wpi="http://schemas.microsoft.com/office/word/2010/wordprocessingInk" xmlns:wne="http://schemas.microsoft.com/office/word/2006/wordml" xmlns:wps="http://schemas.microsoft.com/office/word/2010/wordprocessingShape" mc:Ignorable="w14 w15 w16se w16cid w16 w16cex w16sdtdh w16sdtfl w16du wp14">
   <w:body>
     <w:p>
       <w:pPr>
@@ -51,95 +51,41 @@
           <w:szCs w:val="32"/>
           <w:lang w:val="es-ES"/>
         </w:rPr>
-        <w:t>A</w:t>
-      </w:r>
-      <w:proofErr w:type="gramStart"/>
-      <w:r>
-        <w:rPr>
-          <w:sz w:val="32"/>
-          <w:szCs w:val="32"/>
-          <w:lang w:val="es-ES"/>
-        </w:rPr>
-        <w:t>=[</w:t>
-      </w:r>
-      <w:proofErr w:type="gramEnd"/>
-      <w:r>
-        <w:rPr>
-          <w:sz w:val="32"/>
-          <w:szCs w:val="32"/>
-          <w:lang w:val="es-ES"/>
-        </w:rPr>
-        <w:t>101, 102, 103, 104, 105, 106]</w:t>
-      </w:r>
-    </w:p>
-    <w:p>
-      <w:pPr>
-        <w:rPr>
-          <w:sz w:val="32"/>
-          <w:szCs w:val="32"/>
-          <w:lang w:val="es-ES"/>
-        </w:rPr>
-      </w:pPr>
-      <w:r>
-        <w:rPr>
-          <w:sz w:val="32"/>
-          <w:szCs w:val="32"/>
-          <w:lang w:val="es-ES"/>
-        </w:rPr>
-        <w:t>B</w:t>
-      </w:r>
-      <w:proofErr w:type="gramStart"/>
-      <w:r>
-        <w:rPr>
-          <w:sz w:val="32"/>
-          <w:szCs w:val="32"/>
-          <w:lang w:val="es-ES"/>
-        </w:rPr>
-        <w:t>=[</w:t>
-      </w:r>
-      <w:proofErr w:type="gramEnd"/>
-      <w:r>
-        <w:rPr>
-          <w:sz w:val="32"/>
-          <w:szCs w:val="32"/>
-          <w:lang w:val="es-ES"/>
-        </w:rPr>
-        <w:t>104, 105, 106, 107, 108]</w:t>
-      </w:r>
-    </w:p>
-    <w:p>
-      <w:pPr>
-        <w:rPr>
-          <w:sz w:val="32"/>
-          <w:szCs w:val="32"/>
-          <w:lang w:val="es-ES"/>
-        </w:rPr>
-      </w:pPr>
-      <w:r>
-        <w:rPr>
-          <w:sz w:val="32"/>
-          <w:szCs w:val="32"/>
-          <w:lang w:val="es-ES"/>
-        </w:rPr>
-        <w:t>C</w:t>
-      </w:r>
-      <w:proofErr w:type="gramStart"/>
-      <w:r>
-        <w:rPr>
-          <w:sz w:val="32"/>
-          <w:szCs w:val="32"/>
-          <w:lang w:val="es-ES"/>
-        </w:rPr>
-        <w:t>=[</w:t>
-      </w:r>
-      <w:proofErr w:type="gramEnd"/>
-      <w:r>
-        <w:rPr>
-          <w:sz w:val="32"/>
-          <w:szCs w:val="32"/>
-          <w:lang w:val="es-ES"/>
-        </w:rPr>
-        <w:t>102, 105, 109]</w:t>
+        <w:t>A=[101, 102, 103, 104, 105, 106]</w:t>
+      </w:r>
+    </w:p>
+    <w:p>
+      <w:pPr>
+        <w:rPr>
+          <w:sz w:val="32"/>
+          <w:szCs w:val="32"/>
+          <w:lang w:val="es-ES"/>
+        </w:rPr>
+      </w:pPr>
+      <w:r>
+        <w:rPr>
+          <w:sz w:val="32"/>
+          <w:szCs w:val="32"/>
+          <w:lang w:val="es-ES"/>
+        </w:rPr>
+        <w:t>B=[104, 105, 106, 107, 108]</w:t>
+      </w:r>
+    </w:p>
+    <w:p>
+      <w:pPr>
+        <w:rPr>
+          <w:sz w:val="32"/>
+          <w:szCs w:val="32"/>
+          <w:lang w:val="es-ES"/>
+        </w:rPr>
+      </w:pPr>
+      <w:r>
+        <w:rPr>
+          <w:sz w:val="32"/>
+          <w:szCs w:val="32"/>
+          <w:lang w:val="es-ES"/>
+        </w:rPr>
+        <w:t>C=[102, 105, 109]</w:t>
       </w:r>
     </w:p>
     <w:p>
@@ -1817,27 +1763,7 @@
           <w:szCs w:val="32"/>
           <w:lang w:val="es-ES"/>
         </w:rPr>
-        <w:t xml:space="preserve">3) Detectar usuarios que aparecen en </w:t>
-      </w:r>
-      <w:proofErr w:type="gramStart"/>
-      <w:r>
-        <w:rPr>
-          <w:rFonts w:ascii="Cambria Math" w:hAnsi="Cambria Math" w:cs="Cambria Math"/>
-          <w:sz w:val="32"/>
-          <w:szCs w:val="32"/>
-          <w:lang w:val="es-ES"/>
-        </w:rPr>
-        <w:t>C</w:t>
-      </w:r>
-      <w:proofErr w:type="gramEnd"/>
-      <w:r>
-        <w:rPr>
-          <w:rFonts w:ascii="Cambria Math" w:hAnsi="Cambria Math" w:cs="Cambria Math"/>
-          <w:sz w:val="32"/>
-          <w:szCs w:val="32"/>
-          <w:lang w:val="es-ES"/>
-        </w:rPr>
-        <w:t xml:space="preserve"> pero no en A </w:t>
+        <w:t xml:space="preserve">3) Detectar usuarios que aparecen en C pero no en A </w:t>
       </w:r>
       <w:r>
         <w:rPr>
@@ -3369,7 +3295,6 @@
         </w:rPr>
         <w:t xml:space="preserve">¿Qué significa que un usuario esté en </w:t>
       </w:r>
-      <w:proofErr w:type="gramStart"/>
       <w:r>
         <w:rPr>
           <w:rFonts w:ascii="Cambria Math" w:hAnsi="Cambria Math" w:cs="Cambria Math"/>
@@ -3378,7 +3303,6 @@
         </w:rPr>
         <w:t>𝐶</w:t>
       </w:r>
-      <w:proofErr w:type="gramEnd"/>
       <w:r>
         <w:rPr>
           <w:rFonts w:cs="Cambria Math"/>
@@ -4077,7 +4001,6 @@
           <w:lang w:val="es-ES"/>
         </w:rPr>
       </w:pPr>
-      <w:proofErr w:type="spellStart"/>
       <w:r>
         <w:rPr>
           <w:rFonts w:eastAsiaTheme="minorEastAsia" w:cs="Cambria Math"/>
@@ -4088,7 +4011,6 @@
         <w:lastRenderedPageBreak/>
         <w:t>xv</w:t>
       </w:r>
-      <w:proofErr w:type="spellEnd"/>
       <w:r>
         <w:rPr>
           <w:rFonts w:eastAsiaTheme="minorEastAsia" w:cs="Cambria Math"/>
@@ -4154,7 +4076,6 @@
           <w:lang w:val="es-ES"/>
         </w:rPr>
       </w:pPr>
-      <w:proofErr w:type="spellStart"/>
       <w:r>
         <w:rPr>
           <w:rFonts w:eastAsiaTheme="minorEastAsia" w:cs="Cambria Math"/>
@@ -4164,7 +4085,6 @@
         </w:rPr>
         <w:t>xv</w:t>
       </w:r>
-      <w:proofErr w:type="spellEnd"/>
       <w:r>
         <w:rPr>
           <w:rFonts w:eastAsiaTheme="minorEastAsia" w:cs="Cambria Math"/>
@@ -4230,7 +4150,6 @@
           <w:lang w:val="es-ES"/>
         </w:rPr>
       </w:pPr>
-      <w:proofErr w:type="spellStart"/>
       <w:r>
         <w:rPr>
           <w:rFonts w:eastAsiaTheme="minorEastAsia" w:cs="Cambria Math"/>
@@ -4240,7 +4159,6 @@
         </w:rPr>
         <w:t>xv</w:t>
       </w:r>
-      <w:proofErr w:type="spellEnd"/>
       <w:r>
         <w:rPr>
           <w:rFonts w:eastAsiaTheme="minorEastAsia" w:cs="Cambria Math"/>
@@ -4303,19 +4221,8 @@
           <w:szCs w:val="36"/>
           <w:lang w:val="es-ES"/>
         </w:rPr>
-        <w:t xml:space="preserve"> </w:t>
-      </w:r>
-      <w:proofErr w:type="gramStart"/>
-      <w:r>
-        <w:rPr>
-          <w:rFonts w:eastAsiaTheme="minorEastAsia" w:cs="Cambria Math"/>
-          <w:sz w:val="36"/>
-          <w:szCs w:val="36"/>
-          <w:lang w:val="es-ES"/>
-        </w:rPr>
-        <w:t>=  20</w:t>
-      </w:r>
-      <w:proofErr w:type="gramEnd"/>
+        <w:t xml:space="preserve"> =  20</w:t>
+      </w:r>
     </w:p>
     <w:p>
       <w:pPr>
@@ -4440,27 +4347,7 @@
           <w:szCs w:val="32"/>
           <w:lang w:val="es-ES"/>
         </w:rPr>
-        <w:t xml:space="preserve"> = -2(</w:t>
-      </w:r>
-      <w:proofErr w:type="gramStart"/>
-      <w:r>
-        <w:rPr>
-          <w:rFonts w:eastAsiaTheme="minorEastAsia" w:cs="Cambria Math"/>
-          <w:sz w:val="32"/>
-          <w:szCs w:val="32"/>
-          <w:lang w:val="es-ES"/>
-        </w:rPr>
-        <w:t>400)+</w:t>
-      </w:r>
-      <w:proofErr w:type="gramEnd"/>
-      <w:r>
-        <w:rPr>
-          <w:rFonts w:eastAsiaTheme="minorEastAsia" w:cs="Cambria Math"/>
-          <w:sz w:val="32"/>
-          <w:szCs w:val="32"/>
-          <w:lang w:val="es-ES"/>
-        </w:rPr>
-        <w:t>1600+100</w:t>
+        <w:t xml:space="preserve"> = -2(400)+1600+100</w:t>
       </w:r>
     </w:p>
     <w:p>
@@ -5236,12 +5123,22 @@
           <w:szCs w:val="36"/>
         </w:rPr>
       </w:pPr>
-      <w:r>
+    </w:p>
+    <w:p>
+      <w:pPr>
         <w:rPr>
           <w:rFonts w:eastAsiaTheme="minorEastAsia" w:cs="Cambria Math"/>
           <w:sz w:val="36"/>
           <w:szCs w:val="36"/>
         </w:rPr>
+      </w:pPr>
+      <w:r>
+        <w:rPr>
+          <w:rFonts w:eastAsiaTheme="minorEastAsia" w:cs="Cambria Math"/>
+          <w:sz w:val="36"/>
+          <w:szCs w:val="36"/>
+        </w:rPr>
+        <w:lastRenderedPageBreak/>
         <w:t>Resultado</w:t>
       </w:r>
     </w:p>
@@ -5259,7 +5156,6 @@
           <w:sz w:val="36"/>
           <w:szCs w:val="36"/>
         </w:rPr>
-        <w:lastRenderedPageBreak/>
         <w:t>X1= -1.21</w:t>
       </w:r>
     </w:p>
@@ -5282,6 +5178,7 @@
     </w:p>
     <w:p>
       <w:pPr>
+        <w:jc w:val="both"/>
         <w:rPr>
           <w:rFonts w:eastAsiaTheme="minorEastAsia" w:cs="Cambria Math"/>
           <w:sz w:val="36"/>
@@ -5292,6 +5189,7 @@
     </w:p>
     <w:p>
       <w:pPr>
+        <w:jc w:val="both"/>
         <w:rPr>
           <w:rFonts w:eastAsiaTheme="minorEastAsia" w:cs="Cambria Math"/>
           <w:sz w:val="36"/>
@@ -5302,6 +5200,7 @@
     </w:p>
     <w:p>
       <w:pPr>
+        <w:jc w:val="both"/>
         <w:rPr>
           <w:rFonts w:eastAsiaTheme="minorEastAsia" w:cs="Cambria Math"/>
           <w:sz w:val="36"/>
@@ -5309,16 +5208,15 @@
           <w:lang w:val="es-ES"/>
         </w:rPr>
       </w:pPr>
-    </w:p>
-    <w:p>
-      <w:pPr>
+      <w:r>
         <w:rPr>
           <w:rFonts w:eastAsiaTheme="minorEastAsia" w:cs="Cambria Math"/>
           <w:sz w:val="36"/>
           <w:szCs w:val="36"/>
           <w:lang w:val="es-ES"/>
         </w:rPr>
-      </w:pPr>
+        <w:t>Parte C – Análisis</w:t>
+      </w:r>
     </w:p>
     <w:p>
       <w:pPr>
@@ -5327,7 +5225,6 @@
           <w:rFonts w:eastAsiaTheme="minorEastAsia" w:cs="Cambria Math"/>
           <w:sz w:val="36"/>
           <w:szCs w:val="36"/>
-          <w:lang w:val="es-ES"/>
         </w:rPr>
       </w:pPr>
       <w:r>
@@ -5335,9 +5232,16 @@
           <w:rFonts w:eastAsiaTheme="minorEastAsia" w:cs="Cambria Math"/>
           <w:sz w:val="36"/>
           <w:szCs w:val="36"/>
-          <w:lang w:val="es-ES"/>
-        </w:rPr>
-        <w:t>Parte C – Análisis</w:t>
+        </w:rPr>
+        <w:t>*</w:t>
+      </w:r>
+      <w:r>
+        <w:rPr>
+          <w:rFonts w:eastAsiaTheme="minorEastAsia" w:cs="Cambria Math"/>
+          <w:sz w:val="36"/>
+          <w:szCs w:val="36"/>
+        </w:rPr>
+        <w:t>Determinar para qué valores conviene cada plan.</w:t>
       </w:r>
     </w:p>
     <w:p>
@@ -5347,6 +5251,7 @@
           <w:rFonts w:eastAsiaTheme="minorEastAsia" w:cs="Cambria Math"/>
           <w:sz w:val="36"/>
           <w:szCs w:val="36"/>
+          <w:lang w:val="es-ES"/>
         </w:rPr>
       </w:pPr>
       <w:r>
@@ -5354,16 +5259,29 @@
           <w:rFonts w:eastAsiaTheme="minorEastAsia" w:cs="Cambria Math"/>
           <w:sz w:val="36"/>
           <w:szCs w:val="36"/>
-        </w:rPr>
-        <w:t>*</w:t>
-      </w:r>
-      <w:r>
+          <w:lang w:val="es-ES"/>
+        </w:rPr>
+        <w:t>El plan B conviene entre 0 y 5 horas mensuales ya que, al usarse muy pocas horas pesa más el “costo fijo” de contratación, tiene la base mas barata de todas ($50).</w:t>
+      </w:r>
+    </w:p>
+    <w:p>
+      <w:pPr>
+        <w:jc w:val="both"/>
         <w:rPr>
           <w:rFonts w:eastAsiaTheme="minorEastAsia" w:cs="Cambria Math"/>
           <w:sz w:val="36"/>
           <w:szCs w:val="36"/>
-        </w:rPr>
-        <w:t>Determinar para qué valores conviene cada plan.</w:t>
+          <w:lang w:val="es-ES"/>
+        </w:rPr>
+      </w:pPr>
+      <w:r>
+        <w:rPr>
+          <w:rFonts w:eastAsiaTheme="minorEastAsia" w:cs="Cambria Math"/>
+          <w:sz w:val="36"/>
+          <w:szCs w:val="36"/>
+          <w:lang w:val="es-ES"/>
+        </w:rPr>
+        <w:t>El plan A conviene entre 5 y 17.07 horas mensuales, el motivo es que luego de las 5 horas el plan B se dispara hacia arriba, en cambio el plan A se mantiene mas estable. A partir de las 17.07 horas mensuales conviene el plan C.</w:t>
       </w:r>
     </w:p>
     <w:p>
@@ -5383,7 +5301,7 @@
           <w:szCs w:val="36"/>
           <w:lang w:val="es-ES"/>
         </w:rPr>
-        <w:t>El plan B conviene entre 0 y 5 horas mensuales ya que, al usarse muy pocas horas pesa más el “costo fijo” de contratación, tiene la base mas barata de todas ($50).</w:t>
+        <w:t>*Valores donde el costo de C es negativo.</w:t>
       </w:r>
     </w:p>
     <w:p>
@@ -5403,7 +5321,7 @@
           <w:szCs w:val="36"/>
           <w:lang w:val="es-ES"/>
         </w:rPr>
-        <w:t>El plan A conviene entre 5 y 17.07 horas mensuales, el motivo es que luego de las 5 horas el plan B se dispara hacia arriba, en cambio el plan A se mantiene mas estable. A partir de las 17.07 horas mensuales conviene el plan C.</w:t>
+        <w:t>El costo del plan C se vuelve negativo para cualquier valor mayor a 41.21 horas.</w:t>
       </w:r>
     </w:p>
     <w:p>
@@ -5423,58 +5341,7 @@
           <w:szCs w:val="36"/>
           <w:lang w:val="es-ES"/>
         </w:rPr>
-        <w:t>*Valores donde el costo de C es negativo.</w:t>
-      </w:r>
-    </w:p>
-    <w:p>
-      <w:pPr>
-        <w:jc w:val="both"/>
-        <w:rPr>
-          <w:rFonts w:eastAsiaTheme="minorEastAsia" w:cs="Cambria Math"/>
-          <w:sz w:val="36"/>
-          <w:szCs w:val="36"/>
-          <w:lang w:val="es-ES"/>
-        </w:rPr>
-      </w:pPr>
-      <w:r>
-        <w:rPr>
-          <w:rFonts w:eastAsiaTheme="minorEastAsia" w:cs="Cambria Math"/>
-          <w:sz w:val="36"/>
-          <w:szCs w:val="36"/>
-          <w:lang w:val="es-ES"/>
-        </w:rPr>
-        <w:t>El costo del plan C se vuelve negativo para cualquier valor mayor a 41.21 horas.</w:t>
-      </w:r>
-    </w:p>
-    <w:p>
-      <w:pPr>
-        <w:jc w:val="both"/>
-        <w:rPr>
-          <w:rFonts w:eastAsiaTheme="minorEastAsia" w:cs="Cambria Math"/>
-          <w:sz w:val="36"/>
-          <w:szCs w:val="36"/>
-          <w:lang w:val="es-ES"/>
-        </w:rPr>
-      </w:pPr>
-      <w:proofErr w:type="gramStart"/>
-      <w:r>
-        <w:rPr>
-          <w:rFonts w:eastAsiaTheme="minorEastAsia" w:cs="Cambria Math"/>
-          <w:sz w:val="36"/>
-          <w:szCs w:val="36"/>
-          <w:lang w:val="es-ES"/>
-        </w:rPr>
-        <w:t>C(</w:t>
-      </w:r>
-      <w:proofErr w:type="gramEnd"/>
-      <w:r>
-        <w:rPr>
-          <w:rFonts w:eastAsiaTheme="minorEastAsia" w:cs="Cambria Math"/>
-          <w:sz w:val="36"/>
-          <w:szCs w:val="36"/>
-          <w:lang w:val="es-ES"/>
-        </w:rPr>
-        <w:t>50) = -2</w:t>
+        <w:t>C(50) = -2</w:t>
       </w:r>
       <m:oMath>
         <m:sSup>
@@ -5553,15 +5420,17 @@
           <w:lang w:val="es-ES"/>
         </w:rPr>
       </w:pPr>
-      <w:r>
+    </w:p>
+    <w:p>
+      <w:pPr>
+        <w:jc w:val="both"/>
         <w:rPr>
           <w:rFonts w:eastAsiaTheme="minorEastAsia" w:cs="Cambria Math"/>
           <w:sz w:val="36"/>
           <w:szCs w:val="36"/>
           <w:lang w:val="es-ES"/>
         </w:rPr>
-        <w:t>*Explicar por que eso es un problema real.</w:t>
-      </w:r>
+      </w:pPr>
     </w:p>
     <w:p>
       <w:pPr>
@@ -5581,8 +5450,2683 @@
           <w:lang w:val="es-ES"/>
         </w:rPr>
         <w:lastRenderedPageBreak/>
+        <w:t xml:space="preserve">*Explicar </w:t>
+      </w:r>
+      <w:r>
+        <w:rPr>
+          <w:rFonts w:eastAsiaTheme="minorEastAsia" w:cs="Cambria Math"/>
+          <w:sz w:val="36"/>
+          <w:szCs w:val="36"/>
+          <w:lang w:val="es-ES"/>
+        </w:rPr>
+        <w:t>por qué</w:t>
+      </w:r>
+      <w:r>
+        <w:rPr>
+          <w:rFonts w:eastAsiaTheme="minorEastAsia" w:cs="Cambria Math"/>
+          <w:sz w:val="36"/>
+          <w:szCs w:val="36"/>
+          <w:lang w:val="es-ES"/>
+        </w:rPr>
+        <w:t xml:space="preserve"> eso es un problema real.</w:t>
+      </w:r>
+    </w:p>
+    <w:p>
+      <w:pPr>
+        <w:jc w:val="both"/>
+        <w:rPr>
+          <w:rFonts w:eastAsiaTheme="minorEastAsia" w:cs="Cambria Math"/>
+          <w:sz w:val="36"/>
+          <w:szCs w:val="36"/>
+          <w:lang w:val="es-ES"/>
+        </w:rPr>
+      </w:pPr>
+      <w:r>
+        <w:rPr>
+          <w:rFonts w:eastAsiaTheme="minorEastAsia" w:cs="Cambria Math"/>
+          <w:sz w:val="36"/>
+          <w:szCs w:val="36"/>
+          <w:lang w:val="es-ES"/>
+        </w:rPr>
         <w:t>Significa que la empresa de software, en lugar de cobrarle al cliente por las horas trabajadas, tendría que pagarle $900 al cliente por el hecho de usar 50 horas de servicio. Financieramente si un cliente contratara mas de 41 horas este plan, la empresa se va a quiebra.</w:t>
       </w:r>
+    </w:p>
+    <w:p>
+      <w:pPr>
+        <w:rPr>
+          <w:sz w:val="32"/>
+          <w:szCs w:val="32"/>
+          <w:lang w:val="es-ES"/>
+        </w:rPr>
+      </w:pPr>
+    </w:p>
+    <w:p>
+      <w:pPr>
+        <w:rPr>
+          <w:sz w:val="36"/>
+          <w:szCs w:val="36"/>
+          <w:lang w:val="es-ES"/>
+        </w:rPr>
+      </w:pPr>
+      <w:r>
+        <w:rPr>
+          <w:sz w:val="36"/>
+          <w:szCs w:val="36"/>
+          <w:lang w:val="es-ES"/>
+        </w:rPr>
+        <w:t xml:space="preserve">Consigna 3 – Análisis de rendimiento en un sistema distribuido </w:t>
+      </w:r>
+    </w:p>
+    <w:p>
+      <w:pPr>
+        <w:rPr>
+          <w:sz w:val="36"/>
+          <w:szCs w:val="36"/>
+        </w:rPr>
+      </w:pPr>
+      <w:r>
+        <w:rPr>
+          <w:sz w:val="36"/>
+          <w:szCs w:val="36"/>
+        </w:rPr>
+        <w:t>Parte A — Comprensión del modelo</w:t>
+      </w:r>
+    </w:p>
+    <w:p>
+      <w:pPr>
+        <w:rPr>
+          <w:rFonts w:eastAsiaTheme="minorEastAsia"/>
+          <w:sz w:val="32"/>
+          <w:szCs w:val="32"/>
+        </w:rPr>
+      </w:pPr>
+      <m:oMathPara>
+        <m:oMath>
+          <m:r>
+            <w:rPr>
+              <w:rFonts w:ascii="Cambria Math" w:hAnsi="Cambria Math"/>
+              <w:sz w:val="32"/>
+              <w:szCs w:val="32"/>
+            </w:rPr>
+            <m:t>m=</m:t>
+          </m:r>
+          <m:d>
+            <m:dPr>
+              <m:begChr m:val="["/>
+              <m:endChr m:val="]"/>
+              <m:ctrlPr>
+                <w:rPr>
+                  <w:rFonts w:ascii="Cambria Math" w:hAnsi="Cambria Math"/>
+                  <w:i/>
+                  <w:sz w:val="32"/>
+                  <w:szCs w:val="32"/>
+                </w:rPr>
+              </m:ctrlPr>
+            </m:dPr>
+            <m:e>
+              <m:m>
+                <m:mPr>
+                  <m:mcs>
+                    <m:mc>
+                      <m:mcPr>
+                        <m:count m:val="3"/>
+                        <m:mcJc m:val="center"/>
+                      </m:mcPr>
+                    </m:mc>
+                  </m:mcs>
+                  <m:ctrlPr>
+                    <w:rPr>
+                      <w:rFonts w:ascii="Cambria Math" w:hAnsi="Cambria Math"/>
+                      <w:i/>
+                      <w:sz w:val="32"/>
+                      <w:szCs w:val="32"/>
+                    </w:rPr>
+                  </m:ctrlPr>
+                </m:mPr>
+                <m:mr>
+                  <m:e>
+                    <m:r>
+                      <w:rPr>
+                        <w:rFonts w:ascii="Cambria Math" w:hAnsi="Cambria Math"/>
+                        <w:sz w:val="32"/>
+                        <w:szCs w:val="32"/>
+                      </w:rPr>
+                      <m:t>120</m:t>
+                    </m:r>
+                  </m:e>
+                  <m:e>
+                    <m:r>
+                      <w:rPr>
+                        <w:rFonts w:ascii="Cambria Math" w:hAnsi="Cambria Math"/>
+                        <w:sz w:val="32"/>
+                        <w:szCs w:val="32"/>
+                      </w:rPr>
+                      <m:t>150</m:t>
+                    </m:r>
+                  </m:e>
+                  <m:e>
+                    <m:r>
+                      <w:rPr>
+                        <w:rFonts w:ascii="Cambria Math" w:hAnsi="Cambria Math"/>
+                        <w:sz w:val="32"/>
+                        <w:szCs w:val="32"/>
+                      </w:rPr>
+                      <m:t>100</m:t>
+                    </m:r>
+                  </m:e>
+                </m:mr>
+                <m:mr>
+                  <m:e>
+                    <m:r>
+                      <w:rPr>
+                        <w:rFonts w:ascii="Cambria Math" w:hAnsi="Cambria Math"/>
+                        <w:sz w:val="32"/>
+                        <w:szCs w:val="32"/>
+                      </w:rPr>
+                      <m:t>200</m:t>
+                    </m:r>
+                  </m:e>
+                  <m:e>
+                    <m:r>
+                      <w:rPr>
+                        <w:rFonts w:ascii="Cambria Math" w:hAnsi="Cambria Math"/>
+                        <w:sz w:val="32"/>
+                        <w:szCs w:val="32"/>
+                      </w:rPr>
+                      <m:t>180</m:t>
+                    </m:r>
+                  </m:e>
+                  <m:e>
+                    <m:r>
+                      <w:rPr>
+                        <w:rFonts w:ascii="Cambria Math" w:hAnsi="Cambria Math"/>
+                        <w:sz w:val="32"/>
+                        <w:szCs w:val="32"/>
+                      </w:rPr>
+                      <m:t>220</m:t>
+                    </m:r>
+                  </m:e>
+                </m:mr>
+                <m:mr>
+                  <m:e>
+                    <m:r>
+                      <w:rPr>
+                        <w:rFonts w:ascii="Cambria Math" w:hAnsi="Cambria Math"/>
+                        <w:sz w:val="32"/>
+                        <w:szCs w:val="32"/>
+                      </w:rPr>
+                      <m:t>90</m:t>
+                    </m:r>
+                  </m:e>
+                  <m:e>
+                    <m:r>
+                      <w:rPr>
+                        <w:rFonts w:ascii="Cambria Math" w:hAnsi="Cambria Math"/>
+                        <w:sz w:val="32"/>
+                        <w:szCs w:val="32"/>
+                      </w:rPr>
+                      <m:t>110</m:t>
+                    </m:r>
+                  </m:e>
+                  <m:e>
+                    <m:r>
+                      <w:rPr>
+                        <w:rFonts w:ascii="Cambria Math" w:hAnsi="Cambria Math"/>
+                        <w:sz w:val="32"/>
+                        <w:szCs w:val="32"/>
+                      </w:rPr>
+                      <m:t>95</m:t>
+                    </m:r>
+                  </m:e>
+                </m:mr>
+              </m:m>
+            </m:e>
+          </m:d>
+        </m:oMath>
+      </m:oMathPara>
+    </w:p>
+    <w:p>
+      <w:pPr>
+        <w:rPr>
+          <w:sz w:val="32"/>
+          <w:szCs w:val="32"/>
+        </w:rPr>
+      </w:pPr>
+      <m:oMathPara>
+        <m:oMath>
+          <m:r>
+            <w:rPr>
+              <w:rFonts w:ascii="Cambria Math" w:hAnsi="Cambria Math"/>
+              <w:sz w:val="32"/>
+              <w:szCs w:val="32"/>
+            </w:rPr>
+            <m:t>c=</m:t>
+          </m:r>
+          <m:d>
+            <m:dPr>
+              <m:begChr m:val="["/>
+              <m:endChr m:val="]"/>
+              <m:ctrlPr>
+                <w:rPr>
+                  <w:rFonts w:ascii="Cambria Math" w:hAnsi="Cambria Math"/>
+                  <w:i/>
+                  <w:sz w:val="32"/>
+                  <w:szCs w:val="32"/>
+                </w:rPr>
+              </m:ctrlPr>
+            </m:dPr>
+            <m:e>
+              <m:m>
+                <m:mPr>
+                  <m:mcs>
+                    <m:mc>
+                      <m:mcPr>
+                        <m:count m:val="3"/>
+                        <m:mcJc m:val="center"/>
+                      </m:mcPr>
+                    </m:mc>
+                  </m:mcs>
+                  <m:ctrlPr>
+                    <w:rPr>
+                      <w:rFonts w:ascii="Cambria Math" w:hAnsi="Cambria Math"/>
+                      <w:i/>
+                      <w:sz w:val="32"/>
+                      <w:szCs w:val="32"/>
+                    </w:rPr>
+                  </m:ctrlPr>
+                </m:mPr>
+                <m:mr>
+                  <m:e>
+                    <m:r>
+                      <w:rPr>
+                        <w:rFonts w:ascii="Cambria Math" w:hAnsi="Cambria Math"/>
+                        <w:sz w:val="32"/>
+                        <w:szCs w:val="32"/>
+                      </w:rPr>
+                      <m:t>30</m:t>
+                    </m:r>
+                  </m:e>
+                  <m:e>
+                    <m:r>
+                      <w:rPr>
+                        <w:rFonts w:ascii="Cambria Math" w:hAnsi="Cambria Math"/>
+                        <w:sz w:val="32"/>
+                        <w:szCs w:val="32"/>
+                      </w:rPr>
+                      <m:t>20</m:t>
+                    </m:r>
+                  </m:e>
+                  <m:e>
+                    <m:r>
+                      <w:rPr>
+                        <w:rFonts w:ascii="Cambria Math" w:hAnsi="Cambria Math"/>
+                        <w:sz w:val="32"/>
+                        <w:szCs w:val="32"/>
+                      </w:rPr>
+                      <m:t>10</m:t>
+                    </m:r>
+                  </m:e>
+                </m:mr>
+                <m:mr>
+                  <m:e>
+                    <m:r>
+                      <w:rPr>
+                        <w:rFonts w:ascii="Cambria Math" w:hAnsi="Cambria Math"/>
+                        <w:sz w:val="32"/>
+                        <w:szCs w:val="32"/>
+                      </w:rPr>
+                      <m:t>15</m:t>
+                    </m:r>
+                  </m:e>
+                  <m:e>
+                    <m:r>
+                      <w:rPr>
+                        <w:rFonts w:ascii="Cambria Math" w:hAnsi="Cambria Math"/>
+                        <w:sz w:val="32"/>
+                        <w:szCs w:val="32"/>
+                      </w:rPr>
+                      <m:t>25</m:t>
+                    </m:r>
+                  </m:e>
+                  <m:e>
+                    <m:r>
+                      <w:rPr>
+                        <w:rFonts w:ascii="Cambria Math" w:hAnsi="Cambria Math"/>
+                        <w:sz w:val="32"/>
+                        <w:szCs w:val="32"/>
+                      </w:rPr>
+                      <m:t>20</m:t>
+                    </m:r>
+                  </m:e>
+                </m:mr>
+                <m:mr>
+                  <m:e>
+                    <m:r>
+                      <w:rPr>
+                        <w:rFonts w:ascii="Cambria Math" w:hAnsi="Cambria Math"/>
+                        <w:sz w:val="32"/>
+                        <w:szCs w:val="32"/>
+                      </w:rPr>
+                      <m:t>40</m:t>
+                    </m:r>
+                  </m:e>
+                  <m:e>
+                    <m:r>
+                      <w:rPr>
+                        <w:rFonts w:ascii="Cambria Math" w:hAnsi="Cambria Math"/>
+                        <w:sz w:val="32"/>
+                        <w:szCs w:val="32"/>
+                      </w:rPr>
+                      <m:t>10</m:t>
+                    </m:r>
+                  </m:e>
+                  <m:e>
+                    <m:r>
+                      <w:rPr>
+                        <w:rFonts w:ascii="Cambria Math" w:hAnsi="Cambria Math"/>
+                        <w:sz w:val="32"/>
+                        <w:szCs w:val="32"/>
+                      </w:rPr>
+                      <m:t>30</m:t>
+                    </m:r>
+                  </m:e>
+                </m:mr>
+              </m:m>
+            </m:e>
+          </m:d>
+        </m:oMath>
+      </m:oMathPara>
+    </w:p>
+    <w:p>
+      <w:pPr>
+        <w:jc w:val="both"/>
+        <w:rPr>
+          <w:sz w:val="36"/>
+          <w:szCs w:val="36"/>
+        </w:rPr>
+      </w:pPr>
+      <w:r>
+        <w:rPr>
+          <w:sz w:val="36"/>
+          <w:szCs w:val="36"/>
+        </w:rPr>
+        <w:t>*Que representa cada fila de M.</w:t>
+      </w:r>
+    </w:p>
+    <w:p>
+      <w:pPr>
+        <w:jc w:val="both"/>
+        <w:rPr>
+          <w:sz w:val="36"/>
+          <w:szCs w:val="36"/>
+        </w:rPr>
+      </w:pPr>
+      <w:r>
+        <w:rPr>
+          <w:sz w:val="36"/>
+          <w:szCs w:val="36"/>
+        </w:rPr>
+        <w:t>Cada fila representa una función del sistema (Por ejemplo: la fila 1 es Autentificación, la fila 2 es Procesamiento de datos y la fila 3 es generación de reportes).</w:t>
+      </w:r>
+    </w:p>
+    <w:p>
+      <w:pPr>
+        <w:jc w:val="both"/>
+        <w:rPr>
+          <w:sz w:val="36"/>
+          <w:szCs w:val="36"/>
+        </w:rPr>
+      </w:pPr>
+      <w:r>
+        <w:rPr>
+          <w:sz w:val="36"/>
+          <w:szCs w:val="36"/>
+        </w:rPr>
+        <w:t>*Que representa cada columna de M.</w:t>
+      </w:r>
+    </w:p>
+    <w:p>
+      <w:pPr>
+        <w:jc w:val="both"/>
+        <w:rPr>
+          <w:sz w:val="36"/>
+          <w:szCs w:val="36"/>
+        </w:rPr>
+      </w:pPr>
+      <w:r>
+        <w:rPr>
+          <w:sz w:val="36"/>
+          <w:szCs w:val="36"/>
+        </w:rPr>
+        <w:t>Cada columna corresponde a un servidor distinto (columna 1=servidor 1, columna 2=servidor 2, columna 3=servidor 3).</w:t>
+      </w:r>
+    </w:p>
+    <w:p>
+      <w:pPr>
+        <w:jc w:val="both"/>
+        <w:rPr>
+          <w:sz w:val="36"/>
+          <w:szCs w:val="36"/>
+        </w:rPr>
+      </w:pPr>
+    </w:p>
+    <w:p>
+      <w:pPr>
+        <w:jc w:val="both"/>
+        <w:rPr>
+          <w:sz w:val="36"/>
+          <w:szCs w:val="36"/>
+        </w:rPr>
+      </w:pPr>
+    </w:p>
+    <w:p>
+      <w:pPr>
+        <w:jc w:val="both"/>
+        <w:rPr>
+          <w:sz w:val="36"/>
+          <w:szCs w:val="36"/>
+        </w:rPr>
+      </w:pPr>
+      <w:r>
+        <w:rPr>
+          <w:sz w:val="36"/>
+          <w:szCs w:val="36"/>
+        </w:rPr>
+        <w:t>*Que representa un valor cualquiera de la matriz.</w:t>
+      </w:r>
+    </w:p>
+    <w:p>
+      <w:pPr>
+        <w:jc w:val="both"/>
+        <w:rPr>
+          <w:sz w:val="36"/>
+          <w:szCs w:val="36"/>
+        </w:rPr>
+      </w:pPr>
+      <w:r>
+        <w:rPr>
+          <w:sz w:val="36"/>
+          <w:szCs w:val="36"/>
+        </w:rPr>
+        <w:t>Representa el tiempo promedio (en milisegundos) que tarda el servidor en ejecutar la función.</w:t>
+      </w:r>
+    </w:p>
+    <w:p>
+      <w:pPr>
+        <w:jc w:val="both"/>
+        <w:rPr>
+          <w:sz w:val="36"/>
+          <w:szCs w:val="36"/>
+        </w:rPr>
+      </w:pPr>
+      <w:r>
+        <w:rPr>
+          <w:sz w:val="36"/>
+          <w:szCs w:val="36"/>
+        </w:rPr>
+        <w:t>Ejemplo: Si tomamos el valor de la fila1 columna1=m11=120, significa que la función 1 (Autentificación) tarda un promedio de 120ms en ejecutarse cuando corre dentro del servidor 1.</w:t>
+      </w:r>
+    </w:p>
+    <w:p>
+      <w:pPr>
+        <w:jc w:val="both"/>
+        <w:rPr>
+          <w:sz w:val="36"/>
+          <w:szCs w:val="36"/>
+        </w:rPr>
+      </w:pPr>
+      <w:r>
+        <w:rPr>
+          <w:sz w:val="36"/>
+          <w:szCs w:val="36"/>
+        </w:rPr>
+        <w:t>*Analizar las dimensiones de M y C y determinar si es posible calcular el producto de M*C. Justificar matemáticamente.</w:t>
+      </w:r>
+    </w:p>
+    <w:p>
+      <w:pPr>
+        <w:jc w:val="both"/>
+        <w:rPr>
+          <w:sz w:val="36"/>
+          <w:szCs w:val="36"/>
+        </w:rPr>
+      </w:pPr>
+      <w:r>
+        <w:rPr>
+          <w:sz w:val="36"/>
+          <w:szCs w:val="36"/>
+        </w:rPr>
+        <w:t>M: Tiene 3 filas y 3 columnas (3x3)</w:t>
+      </w:r>
+    </w:p>
+    <w:p>
+      <w:pPr>
+        <w:jc w:val="both"/>
+        <w:rPr>
+          <w:sz w:val="36"/>
+          <w:szCs w:val="36"/>
+        </w:rPr>
+      </w:pPr>
+      <w:r>
+        <w:rPr>
+          <w:sz w:val="36"/>
+          <w:szCs w:val="36"/>
+        </w:rPr>
+        <w:t>C: Tiene 3 filas y 3 columnas (3x3)</w:t>
+      </w:r>
+    </w:p>
+    <w:p>
+      <w:pPr>
+        <w:jc w:val="both"/>
+        <w:rPr>
+          <w:sz w:val="36"/>
+          <w:szCs w:val="36"/>
+        </w:rPr>
+      </w:pPr>
+      <w:r>
+        <w:rPr>
+          <w:sz w:val="36"/>
+          <w:szCs w:val="36"/>
+        </w:rPr>
+        <w:t xml:space="preserve">Para poder multiplicar dos matrices, el </w:t>
+      </w:r>
+      <w:r>
+        <w:rPr>
+          <w:sz w:val="36"/>
+          <w:szCs w:val="36"/>
+        </w:rPr>
+        <w:t>número</w:t>
+      </w:r>
+      <w:r>
+        <w:rPr>
+          <w:sz w:val="36"/>
+          <w:szCs w:val="36"/>
+        </w:rPr>
+        <w:t xml:space="preserve"> de columnas de la primera matriz debe ser igual al </w:t>
+      </w:r>
+      <w:r>
+        <w:rPr>
+          <w:sz w:val="36"/>
+          <w:szCs w:val="36"/>
+        </w:rPr>
+        <w:t>número</w:t>
+      </w:r>
+      <w:r>
+        <w:rPr>
+          <w:sz w:val="36"/>
+          <w:szCs w:val="36"/>
+        </w:rPr>
+        <w:t xml:space="preserve"> de filas de la segunda matriz.</w:t>
+      </w:r>
+    </w:p>
+    <w:p>
+      <w:pPr>
+        <w:jc w:val="center"/>
+        <w:rPr>
+          <w:sz w:val="36"/>
+          <w:szCs w:val="36"/>
+        </w:rPr>
+      </w:pPr>
+      <w:r>
+        <w:rPr>
+          <w:sz w:val="36"/>
+          <w:szCs w:val="36"/>
+        </w:rPr>
+        <w:t>Columnas de M=3   =  Filas de C=3</w:t>
+      </w:r>
+    </w:p>
+    <w:p>
+      <w:pPr>
+        <w:rPr>
+          <w:sz w:val="36"/>
+          <w:szCs w:val="36"/>
+        </w:rPr>
+      </w:pPr>
+      <w:r>
+        <w:rPr>
+          <w:sz w:val="36"/>
+          <w:szCs w:val="36"/>
+        </w:rPr>
+        <w:t>Si es posible calcular el producto de M*C</w:t>
+      </w:r>
+    </w:p>
+    <w:p>
+      <w:pPr>
+        <w:rPr>
+          <w:sz w:val="36"/>
+          <w:szCs w:val="36"/>
+        </w:rPr>
+      </w:pPr>
+    </w:p>
+    <w:p>
+      <w:pPr>
+        <w:rPr>
+          <w:sz w:val="36"/>
+          <w:szCs w:val="36"/>
+        </w:rPr>
+      </w:pPr>
+    </w:p>
+    <w:p>
+      <w:pPr>
+        <w:rPr>
+          <w:sz w:val="36"/>
+          <w:szCs w:val="36"/>
+        </w:rPr>
+      </w:pPr>
+    </w:p>
+    <w:p>
+      <w:pPr>
+        <w:rPr>
+          <w:sz w:val="36"/>
+          <w:szCs w:val="36"/>
+        </w:rPr>
+      </w:pPr>
+    </w:p>
+    <w:p>
+      <w:pPr>
+        <w:rPr>
+          <w:sz w:val="36"/>
+          <w:szCs w:val="36"/>
+        </w:rPr>
+      </w:pPr>
+    </w:p>
+    <w:p>
+      <w:pPr>
+        <w:rPr>
+          <w:sz w:val="36"/>
+          <w:szCs w:val="36"/>
+        </w:rPr>
+      </w:pPr>
+      <w:r>
+        <w:rPr>
+          <w:sz w:val="36"/>
+          <w:szCs w:val="36"/>
+        </w:rPr>
+        <w:lastRenderedPageBreak/>
+        <w:t>Parte B</w:t>
+      </w:r>
+    </w:p>
+    <w:p>
+      <w:pPr>
+        <w:rPr>
+          <w:sz w:val="36"/>
+          <w:szCs w:val="36"/>
+        </w:rPr>
+      </w:pPr>
+      <w:r>
+        <w:rPr>
+          <w:sz w:val="36"/>
+          <w:szCs w:val="36"/>
+        </w:rPr>
+        <w:t>*</w:t>
+      </w:r>
+      <w:r>
+        <w:rPr>
+          <w:sz w:val="36"/>
+          <w:szCs w:val="36"/>
+        </w:rPr>
+        <w:t>Calcular la matriz transpuesta de M y explicar qué representa en este contexto.</w:t>
+      </w:r>
+    </w:p>
+    <w:p>
+      <w:pPr>
+        <w:rPr>
+          <w:rFonts w:eastAsiaTheme="minorEastAsia"/>
+          <w:sz w:val="32"/>
+          <w:szCs w:val="32"/>
+        </w:rPr>
+      </w:pPr>
+      <m:oMathPara>
+        <m:oMath>
+          <m:sSup>
+            <m:sSupPr>
+              <m:ctrlPr>
+                <w:rPr>
+                  <w:rFonts w:ascii="Cambria Math" w:hAnsi="Cambria Math"/>
+                  <w:i/>
+                  <w:sz w:val="32"/>
+                  <w:szCs w:val="32"/>
+                </w:rPr>
+              </m:ctrlPr>
+            </m:sSupPr>
+            <m:e>
+              <m:r>
+                <w:rPr>
+                  <w:rFonts w:ascii="Cambria Math" w:hAnsi="Cambria Math"/>
+                  <w:sz w:val="32"/>
+                  <w:szCs w:val="32"/>
+                </w:rPr>
+                <m:t>m</m:t>
+              </m:r>
+            </m:e>
+            <m:sup>
+              <m:r>
+                <w:rPr>
+                  <w:rFonts w:ascii="Cambria Math" w:hAnsi="Cambria Math"/>
+                  <w:sz w:val="32"/>
+                  <w:szCs w:val="32"/>
+                </w:rPr>
+                <m:t>t</m:t>
+              </m:r>
+            </m:sup>
+          </m:sSup>
+          <m:r>
+            <w:rPr>
+              <w:rFonts w:ascii="Cambria Math" w:hAnsi="Cambria Math"/>
+              <w:sz w:val="32"/>
+              <w:szCs w:val="32"/>
+            </w:rPr>
+            <m:t>=</m:t>
+          </m:r>
+          <m:d>
+            <m:dPr>
+              <m:begChr m:val="["/>
+              <m:endChr m:val="]"/>
+              <m:ctrlPr>
+                <w:rPr>
+                  <w:rFonts w:ascii="Cambria Math" w:hAnsi="Cambria Math"/>
+                  <w:i/>
+                  <w:sz w:val="32"/>
+                  <w:szCs w:val="32"/>
+                </w:rPr>
+              </m:ctrlPr>
+            </m:dPr>
+            <m:e>
+              <m:m>
+                <m:mPr>
+                  <m:mcs>
+                    <m:mc>
+                      <m:mcPr>
+                        <m:count m:val="3"/>
+                        <m:mcJc m:val="center"/>
+                      </m:mcPr>
+                    </m:mc>
+                  </m:mcs>
+                  <m:ctrlPr>
+                    <w:rPr>
+                      <w:rFonts w:ascii="Cambria Math" w:hAnsi="Cambria Math"/>
+                      <w:i/>
+                      <w:sz w:val="32"/>
+                      <w:szCs w:val="32"/>
+                    </w:rPr>
+                  </m:ctrlPr>
+                </m:mPr>
+                <m:mr>
+                  <m:e>
+                    <m:r>
+                      <w:rPr>
+                        <w:rFonts w:ascii="Cambria Math" w:hAnsi="Cambria Math"/>
+                        <w:sz w:val="32"/>
+                        <w:szCs w:val="32"/>
+                      </w:rPr>
+                      <m:t>120</m:t>
+                    </m:r>
+                  </m:e>
+                  <m:e>
+                    <m:r>
+                      <w:rPr>
+                        <w:rFonts w:ascii="Cambria Math" w:hAnsi="Cambria Math"/>
+                        <w:sz w:val="32"/>
+                        <w:szCs w:val="32"/>
+                      </w:rPr>
+                      <m:t>200</m:t>
+                    </m:r>
+                  </m:e>
+                  <m:e>
+                    <m:r>
+                      <w:rPr>
+                        <w:rFonts w:ascii="Cambria Math" w:hAnsi="Cambria Math"/>
+                        <w:sz w:val="32"/>
+                        <w:szCs w:val="32"/>
+                      </w:rPr>
+                      <m:t>90</m:t>
+                    </m:r>
+                  </m:e>
+                </m:mr>
+                <m:mr>
+                  <m:e>
+                    <m:r>
+                      <w:rPr>
+                        <w:rFonts w:ascii="Cambria Math" w:hAnsi="Cambria Math"/>
+                        <w:sz w:val="32"/>
+                        <w:szCs w:val="32"/>
+                      </w:rPr>
+                      <m:t>150</m:t>
+                    </m:r>
+                  </m:e>
+                  <m:e>
+                    <m:r>
+                      <w:rPr>
+                        <w:rFonts w:ascii="Cambria Math" w:hAnsi="Cambria Math"/>
+                        <w:sz w:val="32"/>
+                        <w:szCs w:val="32"/>
+                      </w:rPr>
+                      <m:t>180</m:t>
+                    </m:r>
+                  </m:e>
+                  <m:e>
+                    <m:r>
+                      <w:rPr>
+                        <w:rFonts w:ascii="Cambria Math" w:hAnsi="Cambria Math"/>
+                        <w:sz w:val="32"/>
+                        <w:szCs w:val="32"/>
+                      </w:rPr>
+                      <m:t>100</m:t>
+                    </m:r>
+                  </m:e>
+                </m:mr>
+                <m:mr>
+                  <m:e>
+                    <m:r>
+                      <w:rPr>
+                        <w:rFonts w:ascii="Cambria Math" w:hAnsi="Cambria Math"/>
+                        <w:sz w:val="32"/>
+                        <w:szCs w:val="32"/>
+                      </w:rPr>
+                      <m:t>100</m:t>
+                    </m:r>
+                  </m:e>
+                  <m:e>
+                    <m:r>
+                      <w:rPr>
+                        <w:rFonts w:ascii="Cambria Math" w:hAnsi="Cambria Math"/>
+                        <w:sz w:val="32"/>
+                        <w:szCs w:val="32"/>
+                      </w:rPr>
+                      <m:t>220</m:t>
+                    </m:r>
+                  </m:e>
+                  <m:e>
+                    <m:r>
+                      <w:rPr>
+                        <w:rFonts w:ascii="Cambria Math" w:hAnsi="Cambria Math"/>
+                        <w:sz w:val="32"/>
+                        <w:szCs w:val="32"/>
+                      </w:rPr>
+                      <m:t>95</m:t>
+                    </m:r>
+                  </m:e>
+                </m:mr>
+              </m:m>
+            </m:e>
+          </m:d>
+        </m:oMath>
+      </m:oMathPara>
+    </w:p>
+    <w:p>
+      <w:pPr>
+        <w:rPr>
+          <w:sz w:val="36"/>
+          <w:szCs w:val="36"/>
+        </w:rPr>
+      </w:pPr>
+      <w:r>
+        <w:rPr>
+          <w:sz w:val="36"/>
+          <w:szCs w:val="36"/>
+        </w:rPr>
+        <w:t>En la matriz original las filas representan las funciones y las columnas los servidores. Lo que hicimos fue invertir las perspectivas. Ahora cada fila es un servidor y cada columna es una función.</w:t>
+      </w:r>
+    </w:p>
+    <w:p>
+      <w:pPr>
+        <w:rPr>
+          <w:sz w:val="36"/>
+          <w:szCs w:val="36"/>
+        </w:rPr>
+      </w:pPr>
+      <w:r>
+        <w:rPr>
+          <w:sz w:val="36"/>
+          <w:szCs w:val="36"/>
+        </w:rPr>
+        <w:t>Parte C — Análisis mediante producto matricial</w:t>
+      </w:r>
+    </w:p>
+    <w:p>
+      <w:pPr>
+        <w:rPr>
+          <w:sz w:val="36"/>
+          <w:szCs w:val="36"/>
+        </w:rPr>
+      </w:pPr>
+      <w:r>
+        <w:rPr>
+          <w:sz w:val="36"/>
+          <w:szCs w:val="36"/>
+        </w:rPr>
+        <w:t>*</w:t>
+      </w:r>
+      <w:r>
+        <w:rPr>
+          <w:sz w:val="36"/>
+          <w:szCs w:val="36"/>
+        </w:rPr>
+        <w:t xml:space="preserve">Calcular el producto </w:t>
+      </w:r>
+      <w:r>
+        <w:rPr>
+          <w:rFonts w:ascii="Cambria Math" w:hAnsi="Cambria Math" w:cs="Cambria Math"/>
+          <w:sz w:val="36"/>
+          <w:szCs w:val="36"/>
+        </w:rPr>
+        <w:t>𝑇</w:t>
+      </w:r>
+      <w:r>
+        <w:rPr>
+          <w:sz w:val="36"/>
+          <w:szCs w:val="36"/>
+        </w:rPr>
+        <w:t xml:space="preserve"> = </w:t>
+      </w:r>
+      <w:r>
+        <w:rPr>
+          <w:rFonts w:ascii="Cambria Math" w:hAnsi="Cambria Math" w:cs="Cambria Math"/>
+          <w:sz w:val="36"/>
+          <w:szCs w:val="36"/>
+        </w:rPr>
+        <w:t>𝑀</w:t>
+      </w:r>
+      <w:r>
+        <w:rPr>
+          <w:sz w:val="36"/>
+          <w:szCs w:val="36"/>
+        </w:rPr>
+        <w:t xml:space="preserve"> </w:t>
+      </w:r>
+      <w:r>
+        <w:rPr>
+          <w:rFonts w:ascii="Cambria Math" w:hAnsi="Cambria Math" w:cs="Cambria Math"/>
+          <w:sz w:val="36"/>
+          <w:szCs w:val="36"/>
+        </w:rPr>
+        <w:t>∗</w:t>
+      </w:r>
+      <w:r>
+        <w:rPr>
+          <w:sz w:val="36"/>
+          <w:szCs w:val="36"/>
+        </w:rPr>
+        <w:t xml:space="preserve"> </w:t>
+      </w:r>
+      <w:r>
+        <w:rPr>
+          <w:rFonts w:ascii="Cambria Math" w:hAnsi="Cambria Math" w:cs="Cambria Math"/>
+          <w:sz w:val="36"/>
+          <w:szCs w:val="36"/>
+        </w:rPr>
+        <w:t>𝐶</w:t>
+      </w:r>
+    </w:p>
+    <w:p>
+      <w:pPr>
+        <w:rPr>
+          <w:rFonts w:eastAsiaTheme="minorEastAsia"/>
+          <w:sz w:val="32"/>
+          <w:szCs w:val="32"/>
+        </w:rPr>
+      </w:pPr>
+      <m:oMathPara>
+        <m:oMath>
+          <m:r>
+            <w:rPr>
+              <w:rFonts w:ascii="Cambria Math" w:hAnsi="Cambria Math"/>
+              <w:sz w:val="32"/>
+              <w:szCs w:val="32"/>
+            </w:rPr>
+            <m:t>m=</m:t>
+          </m:r>
+          <m:d>
+            <m:dPr>
+              <m:begChr m:val="["/>
+              <m:endChr m:val="]"/>
+              <m:ctrlPr>
+                <w:rPr>
+                  <w:rFonts w:ascii="Cambria Math" w:hAnsi="Cambria Math"/>
+                  <w:i/>
+                  <w:sz w:val="32"/>
+                  <w:szCs w:val="32"/>
+                </w:rPr>
+              </m:ctrlPr>
+            </m:dPr>
+            <m:e>
+              <m:m>
+                <m:mPr>
+                  <m:mcs>
+                    <m:mc>
+                      <m:mcPr>
+                        <m:count m:val="3"/>
+                        <m:mcJc m:val="center"/>
+                      </m:mcPr>
+                    </m:mc>
+                  </m:mcs>
+                  <m:ctrlPr>
+                    <w:rPr>
+                      <w:rFonts w:ascii="Cambria Math" w:hAnsi="Cambria Math"/>
+                      <w:i/>
+                      <w:sz w:val="32"/>
+                      <w:szCs w:val="32"/>
+                    </w:rPr>
+                  </m:ctrlPr>
+                </m:mPr>
+                <m:mr>
+                  <m:e>
+                    <m:r>
+                      <w:rPr>
+                        <w:rFonts w:ascii="Cambria Math" w:hAnsi="Cambria Math"/>
+                        <w:sz w:val="32"/>
+                        <w:szCs w:val="32"/>
+                      </w:rPr>
+                      <m:t>120</m:t>
+                    </m:r>
+                  </m:e>
+                  <m:e>
+                    <m:r>
+                      <w:rPr>
+                        <w:rFonts w:ascii="Cambria Math" w:hAnsi="Cambria Math"/>
+                        <w:sz w:val="32"/>
+                        <w:szCs w:val="32"/>
+                      </w:rPr>
+                      <m:t>150</m:t>
+                    </m:r>
+                  </m:e>
+                  <m:e>
+                    <m:r>
+                      <w:rPr>
+                        <w:rFonts w:ascii="Cambria Math" w:hAnsi="Cambria Math"/>
+                        <w:sz w:val="32"/>
+                        <w:szCs w:val="32"/>
+                      </w:rPr>
+                      <m:t>100</m:t>
+                    </m:r>
+                  </m:e>
+                </m:mr>
+                <m:mr>
+                  <m:e>
+                    <m:r>
+                      <w:rPr>
+                        <w:rFonts w:ascii="Cambria Math" w:hAnsi="Cambria Math"/>
+                        <w:sz w:val="32"/>
+                        <w:szCs w:val="32"/>
+                      </w:rPr>
+                      <m:t>200</m:t>
+                    </m:r>
+                  </m:e>
+                  <m:e>
+                    <m:r>
+                      <w:rPr>
+                        <w:rFonts w:ascii="Cambria Math" w:hAnsi="Cambria Math"/>
+                        <w:sz w:val="32"/>
+                        <w:szCs w:val="32"/>
+                      </w:rPr>
+                      <m:t>180</m:t>
+                    </m:r>
+                  </m:e>
+                  <m:e>
+                    <m:r>
+                      <w:rPr>
+                        <w:rFonts w:ascii="Cambria Math" w:hAnsi="Cambria Math"/>
+                        <w:sz w:val="32"/>
+                        <w:szCs w:val="32"/>
+                      </w:rPr>
+                      <m:t>220</m:t>
+                    </m:r>
+                  </m:e>
+                </m:mr>
+                <m:mr>
+                  <m:e>
+                    <m:r>
+                      <w:rPr>
+                        <w:rFonts w:ascii="Cambria Math" w:hAnsi="Cambria Math"/>
+                        <w:sz w:val="32"/>
+                        <w:szCs w:val="32"/>
+                      </w:rPr>
+                      <m:t>90</m:t>
+                    </m:r>
+                  </m:e>
+                  <m:e>
+                    <m:r>
+                      <w:rPr>
+                        <w:rFonts w:ascii="Cambria Math" w:hAnsi="Cambria Math"/>
+                        <w:sz w:val="32"/>
+                        <w:szCs w:val="32"/>
+                      </w:rPr>
+                      <m:t>110</m:t>
+                    </m:r>
+                  </m:e>
+                  <m:e>
+                    <m:r>
+                      <w:rPr>
+                        <w:rFonts w:ascii="Cambria Math" w:hAnsi="Cambria Math"/>
+                        <w:sz w:val="32"/>
+                        <w:szCs w:val="32"/>
+                      </w:rPr>
+                      <m:t>95</m:t>
+                    </m:r>
+                  </m:e>
+                </m:mr>
+              </m:m>
+            </m:e>
+          </m:d>
+        </m:oMath>
+      </m:oMathPara>
+    </w:p>
+    <w:p>
+      <w:pPr>
+        <w:rPr>
+          <w:sz w:val="36"/>
+          <w:szCs w:val="36"/>
+        </w:rPr>
+      </w:pPr>
+      <w:r>
+        <w:rPr>
+          <w:sz w:val="36"/>
+          <w:szCs w:val="36"/>
+        </w:rPr>
+        <w:t xml:space="preserve">                                                           *</w:t>
+      </w:r>
+    </w:p>
+    <w:p>
+      <w:pPr>
+        <w:rPr>
+          <w:sz w:val="32"/>
+          <w:szCs w:val="32"/>
+        </w:rPr>
+      </w:pPr>
+      <m:oMathPara>
+        <m:oMath>
+          <m:r>
+            <w:rPr>
+              <w:rFonts w:ascii="Cambria Math" w:hAnsi="Cambria Math"/>
+              <w:sz w:val="32"/>
+              <w:szCs w:val="32"/>
+            </w:rPr>
+            <m:t>c=</m:t>
+          </m:r>
+          <m:d>
+            <m:dPr>
+              <m:begChr m:val="["/>
+              <m:endChr m:val="]"/>
+              <m:ctrlPr>
+                <w:rPr>
+                  <w:rFonts w:ascii="Cambria Math" w:hAnsi="Cambria Math"/>
+                  <w:i/>
+                  <w:sz w:val="32"/>
+                  <w:szCs w:val="32"/>
+                </w:rPr>
+              </m:ctrlPr>
+            </m:dPr>
+            <m:e>
+              <m:m>
+                <m:mPr>
+                  <m:mcs>
+                    <m:mc>
+                      <m:mcPr>
+                        <m:count m:val="3"/>
+                        <m:mcJc m:val="center"/>
+                      </m:mcPr>
+                    </m:mc>
+                  </m:mcs>
+                  <m:ctrlPr>
+                    <w:rPr>
+                      <w:rFonts w:ascii="Cambria Math" w:hAnsi="Cambria Math"/>
+                      <w:i/>
+                      <w:sz w:val="32"/>
+                      <w:szCs w:val="32"/>
+                    </w:rPr>
+                  </m:ctrlPr>
+                </m:mPr>
+                <m:mr>
+                  <m:e>
+                    <m:r>
+                      <w:rPr>
+                        <w:rFonts w:ascii="Cambria Math" w:hAnsi="Cambria Math"/>
+                        <w:sz w:val="32"/>
+                        <w:szCs w:val="32"/>
+                      </w:rPr>
+                      <m:t>30</m:t>
+                    </m:r>
+                  </m:e>
+                  <m:e>
+                    <m:r>
+                      <w:rPr>
+                        <w:rFonts w:ascii="Cambria Math" w:hAnsi="Cambria Math"/>
+                        <w:sz w:val="32"/>
+                        <w:szCs w:val="32"/>
+                      </w:rPr>
+                      <m:t>20</m:t>
+                    </m:r>
+                  </m:e>
+                  <m:e>
+                    <m:r>
+                      <w:rPr>
+                        <w:rFonts w:ascii="Cambria Math" w:hAnsi="Cambria Math"/>
+                        <w:sz w:val="32"/>
+                        <w:szCs w:val="32"/>
+                      </w:rPr>
+                      <m:t>10</m:t>
+                    </m:r>
+                  </m:e>
+                </m:mr>
+                <m:mr>
+                  <m:e>
+                    <m:r>
+                      <w:rPr>
+                        <w:rFonts w:ascii="Cambria Math" w:hAnsi="Cambria Math"/>
+                        <w:sz w:val="32"/>
+                        <w:szCs w:val="32"/>
+                      </w:rPr>
+                      <m:t>15</m:t>
+                    </m:r>
+                  </m:e>
+                  <m:e>
+                    <m:r>
+                      <w:rPr>
+                        <w:rFonts w:ascii="Cambria Math" w:hAnsi="Cambria Math"/>
+                        <w:sz w:val="32"/>
+                        <w:szCs w:val="32"/>
+                      </w:rPr>
+                      <m:t>25</m:t>
+                    </m:r>
+                  </m:e>
+                  <m:e>
+                    <m:r>
+                      <w:rPr>
+                        <w:rFonts w:ascii="Cambria Math" w:hAnsi="Cambria Math"/>
+                        <w:sz w:val="32"/>
+                        <w:szCs w:val="32"/>
+                      </w:rPr>
+                      <m:t>20</m:t>
+                    </m:r>
+                  </m:e>
+                </m:mr>
+                <m:mr>
+                  <m:e>
+                    <m:r>
+                      <w:rPr>
+                        <w:rFonts w:ascii="Cambria Math" w:hAnsi="Cambria Math"/>
+                        <w:sz w:val="32"/>
+                        <w:szCs w:val="32"/>
+                      </w:rPr>
+                      <m:t>40</m:t>
+                    </m:r>
+                  </m:e>
+                  <m:e>
+                    <m:r>
+                      <w:rPr>
+                        <w:rFonts w:ascii="Cambria Math" w:hAnsi="Cambria Math"/>
+                        <w:sz w:val="32"/>
+                        <w:szCs w:val="32"/>
+                      </w:rPr>
+                      <m:t>10</m:t>
+                    </m:r>
+                  </m:e>
+                  <m:e>
+                    <m:r>
+                      <w:rPr>
+                        <w:rFonts w:ascii="Cambria Math" w:hAnsi="Cambria Math"/>
+                        <w:sz w:val="32"/>
+                        <w:szCs w:val="32"/>
+                      </w:rPr>
+                      <m:t>30</m:t>
+                    </m:r>
+                  </m:e>
+                </m:mr>
+              </m:m>
+            </m:e>
+          </m:d>
+        </m:oMath>
+      </m:oMathPara>
+    </w:p>
+    <w:p>
+      <w:pPr>
+        <w:rPr>
+          <w:sz w:val="36"/>
+          <w:szCs w:val="36"/>
+        </w:rPr>
+      </w:pPr>
+      <w:r>
+        <w:rPr>
+          <w:sz w:val="36"/>
+          <w:szCs w:val="36"/>
+        </w:rPr>
+        <w:t xml:space="preserve">                                                             =</w:t>
+      </w:r>
+    </w:p>
+    <w:p>
+      <w:pPr>
+        <w:rPr>
+          <w:sz w:val="32"/>
+          <w:szCs w:val="32"/>
+        </w:rPr>
+      </w:pPr>
+      <m:oMathPara>
+        <m:oMath>
+          <m:r>
+            <w:rPr>
+              <w:rFonts w:ascii="Cambria Math" w:hAnsi="Cambria Math"/>
+              <w:sz w:val="32"/>
+              <w:szCs w:val="32"/>
+            </w:rPr>
+            <m:t>T=</m:t>
+          </m:r>
+          <m:d>
+            <m:dPr>
+              <m:begChr m:val="["/>
+              <m:endChr m:val="]"/>
+              <m:ctrlPr>
+                <w:rPr>
+                  <w:rFonts w:ascii="Cambria Math" w:hAnsi="Cambria Math"/>
+                  <w:i/>
+                  <w:sz w:val="32"/>
+                  <w:szCs w:val="32"/>
+                </w:rPr>
+              </m:ctrlPr>
+            </m:dPr>
+            <m:e>
+              <m:m>
+                <m:mPr>
+                  <m:mcs>
+                    <m:mc>
+                      <m:mcPr>
+                        <m:count m:val="3"/>
+                        <m:mcJc m:val="center"/>
+                      </m:mcPr>
+                    </m:mc>
+                  </m:mcs>
+                  <m:ctrlPr>
+                    <w:rPr>
+                      <w:rFonts w:ascii="Cambria Math" w:hAnsi="Cambria Math"/>
+                      <w:i/>
+                      <w:sz w:val="32"/>
+                      <w:szCs w:val="32"/>
+                    </w:rPr>
+                  </m:ctrlPr>
+                </m:mPr>
+                <m:mr>
+                  <m:e>
+                    <m:r>
+                      <w:rPr>
+                        <w:rFonts w:ascii="Cambria Math" w:hAnsi="Cambria Math"/>
+                        <w:sz w:val="32"/>
+                        <w:szCs w:val="32"/>
+                      </w:rPr>
+                      <m:t>9850</m:t>
+                    </m:r>
+                  </m:e>
+                  <m:e>
+                    <m:r>
+                      <w:rPr>
+                        <w:rFonts w:ascii="Cambria Math" w:hAnsi="Cambria Math"/>
+                        <w:sz w:val="32"/>
+                        <w:szCs w:val="32"/>
+                      </w:rPr>
+                      <m:t>7150</m:t>
+                    </m:r>
+                  </m:e>
+                  <m:e>
+                    <m:r>
+                      <w:rPr>
+                        <w:rFonts w:ascii="Cambria Math" w:hAnsi="Cambria Math"/>
+                        <w:sz w:val="32"/>
+                        <w:szCs w:val="32"/>
+                      </w:rPr>
+                      <m:t>7200</m:t>
+                    </m:r>
+                  </m:e>
+                </m:mr>
+                <m:mr>
+                  <m:e>
+                    <m:r>
+                      <w:rPr>
+                        <w:rFonts w:ascii="Cambria Math" w:hAnsi="Cambria Math"/>
+                        <w:sz w:val="32"/>
+                        <w:szCs w:val="32"/>
+                      </w:rPr>
+                      <m:t>17500</m:t>
+                    </m:r>
+                  </m:e>
+                  <m:e>
+                    <m:r>
+                      <w:rPr>
+                        <w:rFonts w:ascii="Cambria Math" w:hAnsi="Cambria Math"/>
+                        <w:sz w:val="32"/>
+                        <w:szCs w:val="32"/>
+                      </w:rPr>
+                      <m:t>10700</m:t>
+                    </m:r>
+                  </m:e>
+                  <m:e>
+                    <m:r>
+                      <w:rPr>
+                        <w:rFonts w:ascii="Cambria Math" w:hAnsi="Cambria Math"/>
+                        <w:sz w:val="32"/>
+                        <w:szCs w:val="32"/>
+                      </w:rPr>
+                      <m:t>12200</m:t>
+                    </m:r>
+                  </m:e>
+                </m:mr>
+                <m:mr>
+                  <m:e>
+                    <m:r>
+                      <w:rPr>
+                        <w:rFonts w:ascii="Cambria Math" w:hAnsi="Cambria Math"/>
+                        <w:sz w:val="32"/>
+                        <w:szCs w:val="32"/>
+                      </w:rPr>
+                      <m:t>8150</m:t>
+                    </m:r>
+                  </m:e>
+                  <m:e>
+                    <m:r>
+                      <w:rPr>
+                        <w:rFonts w:ascii="Cambria Math" w:hAnsi="Cambria Math"/>
+                        <w:sz w:val="32"/>
+                        <w:szCs w:val="32"/>
+                      </w:rPr>
+                      <m:t>5500</m:t>
+                    </m:r>
+                  </m:e>
+                  <m:e>
+                    <m:r>
+                      <w:rPr>
+                        <w:rFonts w:ascii="Cambria Math" w:hAnsi="Cambria Math"/>
+                        <w:sz w:val="32"/>
+                        <w:szCs w:val="32"/>
+                      </w:rPr>
+                      <m:t>5950</m:t>
+                    </m:r>
+                  </m:e>
+                </m:mr>
+              </m:m>
+            </m:e>
+          </m:d>
+        </m:oMath>
+      </m:oMathPara>
+    </w:p>
+    <w:p>
+      <w:pPr>
+        <w:jc w:val="both"/>
+        <w:rPr>
+          <w:sz w:val="36"/>
+          <w:szCs w:val="36"/>
+        </w:rPr>
+      </w:pPr>
+      <w:r>
+        <w:rPr>
+          <w:sz w:val="36"/>
+          <w:szCs w:val="36"/>
+        </w:rPr>
+        <w:t>Parte D — Interpretación crítica</w:t>
+      </w:r>
+    </w:p>
+    <w:p>
+      <w:pPr>
+        <w:jc w:val="both"/>
+        <w:rPr>
+          <w:sz w:val="36"/>
+          <w:szCs w:val="36"/>
+        </w:rPr>
+      </w:pPr>
+      <w:r>
+        <w:rPr>
+          <w:sz w:val="36"/>
+          <w:szCs w:val="36"/>
+        </w:rPr>
+        <w:t>*¿Que podría representar cada valor de la matriz T?</w:t>
+      </w:r>
+    </w:p>
+    <w:p>
+      <w:pPr>
+        <w:jc w:val="both"/>
+        <w:rPr>
+          <w:sz w:val="36"/>
+          <w:szCs w:val="36"/>
+        </w:rPr>
+      </w:pPr>
+      <w:r>
+        <w:rPr>
+          <w:sz w:val="36"/>
+          <w:szCs w:val="36"/>
+        </w:rPr>
+        <w:t>Valor de t= (milisegundos) x (cantidad de ejecuciones)</w:t>
+      </w:r>
+    </w:p>
+    <w:p>
+      <w:pPr>
+        <w:jc w:val="both"/>
+        <w:rPr>
+          <w:sz w:val="36"/>
+          <w:szCs w:val="36"/>
+        </w:rPr>
+      </w:pPr>
+      <w:r>
+        <w:rPr>
+          <w:sz w:val="36"/>
+          <w:szCs w:val="36"/>
+        </w:rPr>
+        <w:lastRenderedPageBreak/>
+        <w:t>Representa el tiempo total acumulado en milisegundos que tomo procesar las tareas.</w:t>
+      </w:r>
+    </w:p>
+    <w:p>
+      <w:pPr>
+        <w:jc w:val="both"/>
+        <w:rPr>
+          <w:sz w:val="36"/>
+          <w:szCs w:val="36"/>
+        </w:rPr>
+      </w:pPr>
+      <w:r>
+        <w:rPr>
+          <w:sz w:val="36"/>
+          <w:szCs w:val="36"/>
+        </w:rPr>
+        <w:t>*¿Tiene sentido físico o practico esta operación en el contexto planteado?</w:t>
+      </w:r>
+    </w:p>
+    <w:p>
+      <w:pPr>
+        <w:jc w:val="both"/>
+        <w:rPr>
+          <w:sz w:val="36"/>
+          <w:szCs w:val="36"/>
+        </w:rPr>
+      </w:pPr>
+      <w:r>
+        <w:rPr>
+          <w:sz w:val="36"/>
+          <w:szCs w:val="36"/>
+        </w:rPr>
+        <w:t>No tiene sentido práctico, para que una multiplicación de matrices tenga sentido real, los elementos que se cruzan tienen que coincidir en su significado físico. Estamos mezclando peras con manzanas:</w:t>
+      </w:r>
+    </w:p>
+    <w:p>
+      <w:pPr>
+        <w:jc w:val="both"/>
+        <w:rPr>
+          <w:sz w:val="36"/>
+          <w:szCs w:val="36"/>
+        </w:rPr>
+      </w:pPr>
+      <w:r>
+        <w:rPr>
+          <w:sz w:val="36"/>
+          <w:szCs w:val="36"/>
+        </w:rPr>
+        <w:t>Tiempos de la función en cada servidor * Ejecuciones en cada servidor para la función.</w:t>
+      </w:r>
+    </w:p>
+    <w:p>
+      <w:pPr>
+        <w:jc w:val="both"/>
+        <w:rPr>
+          <w:sz w:val="36"/>
+          <w:szCs w:val="36"/>
+        </w:rPr>
+      </w:pPr>
+    </w:p>
+    <w:p>
+      <w:pPr>
+        <w:jc w:val="both"/>
+        <w:rPr>
+          <w:sz w:val="36"/>
+          <w:szCs w:val="36"/>
+        </w:rPr>
+      </w:pPr>
+    </w:p>
+    <w:p>
+      <w:pPr>
+        <w:jc w:val="both"/>
+        <w:rPr>
+          <w:sz w:val="36"/>
+          <w:szCs w:val="36"/>
+        </w:rPr>
+      </w:pPr>
+    </w:p>
+    <w:p>
+      <w:pPr>
+        <w:jc w:val="both"/>
+        <w:rPr>
+          <w:sz w:val="36"/>
+          <w:szCs w:val="36"/>
+        </w:rPr>
+      </w:pPr>
+    </w:p>
+    <w:p>
+      <w:pPr>
+        <w:jc w:val="both"/>
+        <w:rPr>
+          <w:sz w:val="36"/>
+          <w:szCs w:val="36"/>
+        </w:rPr>
+      </w:pPr>
+      <w:r>
+        <w:rPr>
+          <w:sz w:val="36"/>
+          <w:szCs w:val="36"/>
+        </w:rPr>
+        <w:t>*</w:t>
+      </w:r>
+      <w:r>
+        <w:t xml:space="preserve"> </w:t>
+      </w:r>
+      <w:r>
+        <w:rPr>
+          <w:sz w:val="36"/>
+          <w:szCs w:val="36"/>
+        </w:rPr>
+        <w:t>En caso de considerar que el producto no representa correctamente una</w:t>
+      </w:r>
+      <w:r>
+        <w:rPr>
+          <w:sz w:val="36"/>
+          <w:szCs w:val="36"/>
+        </w:rPr>
+        <w:t xml:space="preserve"> magnitud útil:</w:t>
+      </w:r>
+    </w:p>
+    <w:p>
+      <w:pPr>
+        <w:jc w:val="both"/>
+        <w:rPr>
+          <w:sz w:val="36"/>
+          <w:szCs w:val="36"/>
+        </w:rPr>
+      </w:pPr>
+      <w:r>
+        <w:rPr>
+          <w:sz w:val="36"/>
+          <w:szCs w:val="36"/>
+        </w:rPr>
+        <w:t>*Explicar por que</w:t>
+      </w:r>
+    </w:p>
+    <w:p>
+      <w:pPr>
+        <w:jc w:val="both"/>
+        <w:rPr>
+          <w:sz w:val="36"/>
+          <w:szCs w:val="36"/>
+        </w:rPr>
+      </w:pPr>
+      <w:r>
+        <w:rPr>
+          <w:sz w:val="36"/>
+          <w:szCs w:val="36"/>
+        </w:rPr>
+        <w:t>El producto matricial falla porque combina de forma cruzada variables que operan de manera independiente. Es una operación matemáticamente valida pero no nos permite aislar cuanto tiempo trabajo el servidor 1 en total o cuanto tiempo consumió la función 1.</w:t>
+      </w:r>
+    </w:p>
+    <w:p>
+      <w:pPr>
+        <w:jc w:val="both"/>
+        <w:rPr>
+          <w:sz w:val="36"/>
+          <w:szCs w:val="36"/>
+        </w:rPr>
+      </w:pPr>
+    </w:p>
+    <w:p>
+      <w:pPr>
+        <w:jc w:val="both"/>
+        <w:rPr>
+          <w:sz w:val="36"/>
+          <w:szCs w:val="36"/>
+        </w:rPr>
+      </w:pPr>
+      <w:r>
+        <w:rPr>
+          <w:sz w:val="36"/>
+          <w:szCs w:val="36"/>
+        </w:rPr>
+        <w:lastRenderedPageBreak/>
+        <w:t>*Propuesta alternativa</w:t>
+      </w:r>
+    </w:p>
+    <w:p>
+      <w:pPr>
+        <w:jc w:val="both"/>
+        <w:rPr>
+          <w:sz w:val="36"/>
+          <w:szCs w:val="36"/>
+        </w:rPr>
+      </w:pPr>
+      <w:r>
+        <w:rPr>
+          <w:sz w:val="36"/>
+          <w:szCs w:val="36"/>
+        </w:rPr>
+        <w:t>Multiplicar cada valor de la matriz M por el elemento que ocupa en la matriz C.</w:t>
+      </w:r>
+    </w:p>
+    <w:p>
+      <w:pPr>
+        <w:jc w:val="both"/>
+        <w:rPr>
+          <w:sz w:val="36"/>
+          <w:szCs w:val="36"/>
+        </w:rPr>
+      </w:pPr>
+      <w:r>
+        <w:rPr>
+          <w:sz w:val="36"/>
+          <w:szCs w:val="36"/>
+        </w:rPr>
+        <w:t>Resultado:</w:t>
+      </w:r>
+    </w:p>
+    <w:p>
+      <w:pPr>
+        <w:rPr>
+          <w:sz w:val="32"/>
+          <w:szCs w:val="32"/>
+        </w:rPr>
+      </w:pPr>
+      <m:oMathPara>
+        <m:oMath>
+          <m:r>
+            <w:rPr>
+              <w:rFonts w:ascii="Cambria Math" w:hAnsi="Cambria Math"/>
+              <w:sz w:val="32"/>
+              <w:szCs w:val="32"/>
+            </w:rPr>
+            <m:t>T=</m:t>
+          </m:r>
+          <m:d>
+            <m:dPr>
+              <m:begChr m:val="["/>
+              <m:endChr m:val="]"/>
+              <m:ctrlPr>
+                <w:rPr>
+                  <w:rFonts w:ascii="Cambria Math" w:hAnsi="Cambria Math"/>
+                  <w:i/>
+                  <w:sz w:val="32"/>
+                  <w:szCs w:val="32"/>
+                </w:rPr>
+              </m:ctrlPr>
+            </m:dPr>
+            <m:e>
+              <m:m>
+                <m:mPr>
+                  <m:mcs>
+                    <m:mc>
+                      <m:mcPr>
+                        <m:count m:val="3"/>
+                        <m:mcJc m:val="center"/>
+                      </m:mcPr>
+                    </m:mc>
+                  </m:mcs>
+                  <m:ctrlPr>
+                    <w:rPr>
+                      <w:rFonts w:ascii="Cambria Math" w:hAnsi="Cambria Math"/>
+                      <w:i/>
+                      <w:sz w:val="32"/>
+                      <w:szCs w:val="32"/>
+                    </w:rPr>
+                  </m:ctrlPr>
+                </m:mPr>
+                <m:mr>
+                  <m:e>
+                    <m:r>
+                      <w:rPr>
+                        <w:rFonts w:ascii="Cambria Math" w:hAnsi="Cambria Math"/>
+                        <w:sz w:val="32"/>
+                        <w:szCs w:val="32"/>
+                      </w:rPr>
+                      <m:t>3600</m:t>
+                    </m:r>
+                  </m:e>
+                  <m:e>
+                    <m:r>
+                      <w:rPr>
+                        <w:rFonts w:ascii="Cambria Math" w:hAnsi="Cambria Math"/>
+                        <w:sz w:val="32"/>
+                        <w:szCs w:val="32"/>
+                      </w:rPr>
+                      <m:t>3000</m:t>
+                    </m:r>
+                  </m:e>
+                  <m:e>
+                    <m:r>
+                      <w:rPr>
+                        <w:rFonts w:ascii="Cambria Math" w:hAnsi="Cambria Math"/>
+                        <w:sz w:val="32"/>
+                        <w:szCs w:val="32"/>
+                      </w:rPr>
+                      <m:t>1000</m:t>
+                    </m:r>
+                  </m:e>
+                </m:mr>
+                <m:mr>
+                  <m:e>
+                    <m:r>
+                      <w:rPr>
+                        <w:rFonts w:ascii="Cambria Math" w:hAnsi="Cambria Math"/>
+                        <w:sz w:val="32"/>
+                        <w:szCs w:val="32"/>
+                      </w:rPr>
+                      <m:t>3000</m:t>
+                    </m:r>
+                  </m:e>
+                  <m:e>
+                    <m:r>
+                      <w:rPr>
+                        <w:rFonts w:ascii="Cambria Math" w:hAnsi="Cambria Math"/>
+                        <w:sz w:val="32"/>
+                        <w:szCs w:val="32"/>
+                      </w:rPr>
+                      <m:t>4500</m:t>
+                    </m:r>
+                  </m:e>
+                  <m:e>
+                    <m:r>
+                      <w:rPr>
+                        <w:rFonts w:ascii="Cambria Math" w:hAnsi="Cambria Math"/>
+                        <w:sz w:val="32"/>
+                        <w:szCs w:val="32"/>
+                      </w:rPr>
+                      <m:t>4500</m:t>
+                    </m:r>
+                  </m:e>
+                </m:mr>
+                <m:mr>
+                  <m:e>
+                    <m:r>
+                      <w:rPr>
+                        <w:rFonts w:ascii="Cambria Math" w:hAnsi="Cambria Math"/>
+                        <w:sz w:val="32"/>
+                        <w:szCs w:val="32"/>
+                      </w:rPr>
+                      <m:t>3600</m:t>
+                    </m:r>
+                  </m:e>
+                  <m:e>
+                    <m:r>
+                      <w:rPr>
+                        <w:rFonts w:ascii="Cambria Math" w:hAnsi="Cambria Math"/>
+                        <w:sz w:val="32"/>
+                        <w:szCs w:val="32"/>
+                      </w:rPr>
+                      <m:t>1100</m:t>
+                    </m:r>
+                  </m:e>
+                  <m:e>
+                    <m:r>
+                      <w:rPr>
+                        <w:rFonts w:ascii="Cambria Math" w:hAnsi="Cambria Math"/>
+                        <w:sz w:val="32"/>
+                        <w:szCs w:val="32"/>
+                      </w:rPr>
+                      <m:t>2850</m:t>
+                    </m:r>
+                  </m:e>
+                </m:mr>
+              </m:m>
+            </m:e>
+          </m:d>
+        </m:oMath>
+      </m:oMathPara>
+    </w:p>
+    <w:p>
+      <w:pPr>
+        <w:jc w:val="both"/>
+        <w:rPr>
+          <w:sz w:val="36"/>
+          <w:szCs w:val="36"/>
+        </w:rPr>
+      </w:pPr>
+      <w:r>
+        <w:rPr>
+          <w:sz w:val="36"/>
+          <w:szCs w:val="36"/>
+        </w:rPr>
+        <w:t>Cada valor de esta nueva matriz representa los milisegundos totales que se consumieron ejecutando una función en un servidor especifico (Ejemplo: la función 1 consumió 3600ms en el Servidor 1).</w:t>
+      </w:r>
+    </w:p>
+    <w:p>
+      <w:pPr>
+        <w:jc w:val="both"/>
+        <w:rPr>
+          <w:sz w:val="36"/>
+          <w:szCs w:val="36"/>
+        </w:rPr>
+      </w:pPr>
+      <w:r>
+        <w:rPr>
+          <w:sz w:val="36"/>
+          <w:szCs w:val="36"/>
+        </w:rPr>
+        <w:t xml:space="preserve">Además, si sumamos una columna </w:t>
+      </w:r>
+      <w:r>
+        <w:rPr>
+          <w:sz w:val="36"/>
+          <w:szCs w:val="36"/>
+        </w:rPr>
+        <w:t>obtenemos el tiempo total de procesamiento que soportó ese servidor</w:t>
+      </w:r>
+      <w:r>
+        <w:rPr>
+          <w:sz w:val="36"/>
+          <w:szCs w:val="36"/>
+        </w:rPr>
+        <w:t>. Si sumamos una fila descubrimos cuanto tiempo el tomo esa función a toda la red.</w:t>
+      </w:r>
+    </w:p>
+    <w:p>
+      <w:pPr>
+        <w:jc w:val="both"/>
+        <w:rPr>
+          <w:rFonts w:eastAsiaTheme="minorEastAsia" w:cs="Cambria Math"/>
+          <w:sz w:val="36"/>
+          <w:szCs w:val="36"/>
+          <w:lang w:val="es-ES"/>
+        </w:rPr>
+      </w:pPr>
+    </w:p>
+    <w:p>
+      <w:pPr>
+        <w:jc w:val="both"/>
+        <w:rPr>
+          <w:sz w:val="36"/>
+          <w:szCs w:val="36"/>
+        </w:rPr>
+      </w:pPr>
+      <w:r>
+        <w:rPr>
+          <w:sz w:val="36"/>
+          <w:szCs w:val="36"/>
+        </w:rPr>
+        <w:t>Parte E — Propiedades de la matriz</w:t>
+      </w:r>
+    </w:p>
+    <w:p>
+      <w:pPr>
+        <w:jc w:val="both"/>
+        <w:rPr>
+          <w:sz w:val="36"/>
+          <w:szCs w:val="36"/>
+        </w:rPr>
+      </w:pPr>
+      <w:r>
+        <w:rPr>
+          <w:sz w:val="36"/>
+          <w:szCs w:val="36"/>
+        </w:rPr>
+        <w:t>*Determinar si la matriz M es simétrica. Justificar.</w:t>
+      </w:r>
+    </w:p>
+    <w:p>
+      <w:pPr>
+        <w:rPr>
+          <w:rFonts w:eastAsiaTheme="minorEastAsia"/>
+          <w:sz w:val="32"/>
+          <w:szCs w:val="32"/>
+        </w:rPr>
+      </w:pPr>
+      <m:oMath>
+        <m:r>
+          <w:rPr>
+            <w:rFonts w:ascii="Cambria Math" w:hAnsi="Cambria Math"/>
+            <w:sz w:val="32"/>
+            <w:szCs w:val="32"/>
+          </w:rPr>
+          <m:t>m=</m:t>
+        </m:r>
+        <m:d>
+          <m:dPr>
+            <m:begChr m:val="["/>
+            <m:endChr m:val="]"/>
+            <m:ctrlPr>
+              <w:rPr>
+                <w:rFonts w:ascii="Cambria Math" w:hAnsi="Cambria Math"/>
+                <w:i/>
+                <w:sz w:val="32"/>
+                <w:szCs w:val="32"/>
+              </w:rPr>
+            </m:ctrlPr>
+          </m:dPr>
+          <m:e>
+            <m:m>
+              <m:mPr>
+                <m:mcs>
+                  <m:mc>
+                    <m:mcPr>
+                      <m:count m:val="3"/>
+                      <m:mcJc m:val="center"/>
+                    </m:mcPr>
+                  </m:mc>
+                </m:mcs>
+                <m:ctrlPr>
+                  <w:rPr>
+                    <w:rFonts w:ascii="Cambria Math" w:hAnsi="Cambria Math"/>
+                    <w:i/>
+                    <w:sz w:val="32"/>
+                    <w:szCs w:val="32"/>
+                  </w:rPr>
+                </m:ctrlPr>
+              </m:mPr>
+              <m:mr>
+                <m:e>
+                  <m:r>
+                    <w:rPr>
+                      <w:rFonts w:ascii="Cambria Math" w:hAnsi="Cambria Math"/>
+                      <w:sz w:val="32"/>
+                      <w:szCs w:val="32"/>
+                    </w:rPr>
+                    <m:t>120</m:t>
+                  </m:r>
+                </m:e>
+                <m:e>
+                  <m:r>
+                    <w:rPr>
+                      <w:rFonts w:ascii="Cambria Math" w:hAnsi="Cambria Math"/>
+                      <w:sz w:val="32"/>
+                      <w:szCs w:val="32"/>
+                    </w:rPr>
+                    <m:t>150</m:t>
+                  </m:r>
+                </m:e>
+                <m:e>
+                  <m:r>
+                    <w:rPr>
+                      <w:rFonts w:ascii="Cambria Math" w:hAnsi="Cambria Math"/>
+                      <w:sz w:val="32"/>
+                      <w:szCs w:val="32"/>
+                    </w:rPr>
+                    <m:t>100</m:t>
+                  </m:r>
+                </m:e>
+              </m:mr>
+              <m:mr>
+                <m:e>
+                  <m:r>
+                    <w:rPr>
+                      <w:rFonts w:ascii="Cambria Math" w:hAnsi="Cambria Math"/>
+                      <w:sz w:val="32"/>
+                      <w:szCs w:val="32"/>
+                    </w:rPr>
+                    <m:t>200</m:t>
+                  </m:r>
+                </m:e>
+                <m:e>
+                  <m:r>
+                    <w:rPr>
+                      <w:rFonts w:ascii="Cambria Math" w:hAnsi="Cambria Math"/>
+                      <w:sz w:val="32"/>
+                      <w:szCs w:val="32"/>
+                    </w:rPr>
+                    <m:t>180</m:t>
+                  </m:r>
+                </m:e>
+                <m:e>
+                  <m:r>
+                    <w:rPr>
+                      <w:rFonts w:ascii="Cambria Math" w:hAnsi="Cambria Math"/>
+                      <w:sz w:val="32"/>
+                      <w:szCs w:val="32"/>
+                    </w:rPr>
+                    <m:t>220</m:t>
+                  </m:r>
+                </m:e>
+              </m:mr>
+              <m:mr>
+                <m:e>
+                  <m:r>
+                    <w:rPr>
+                      <w:rFonts w:ascii="Cambria Math" w:hAnsi="Cambria Math"/>
+                      <w:sz w:val="32"/>
+                      <w:szCs w:val="32"/>
+                    </w:rPr>
+                    <m:t>90</m:t>
+                  </m:r>
+                </m:e>
+                <m:e>
+                  <m:r>
+                    <w:rPr>
+                      <w:rFonts w:ascii="Cambria Math" w:hAnsi="Cambria Math"/>
+                      <w:sz w:val="32"/>
+                      <w:szCs w:val="32"/>
+                    </w:rPr>
+                    <m:t>110</m:t>
+                  </m:r>
+                </m:e>
+                <m:e>
+                  <m:r>
+                    <w:rPr>
+                      <w:rFonts w:ascii="Cambria Math" w:hAnsi="Cambria Math"/>
+                      <w:sz w:val="32"/>
+                      <w:szCs w:val="32"/>
+                    </w:rPr>
+                    <m:t>95</m:t>
+                  </m:r>
+                </m:e>
+              </m:mr>
+            </m:m>
+          </m:e>
+        </m:d>
+      </m:oMath>
+      <w:r>
+        <w:rPr>
+          <w:rFonts w:eastAsiaTheme="minorEastAsia"/>
+          <w:sz w:val="32"/>
+          <w:szCs w:val="32"/>
+        </w:rPr>
+        <w:t xml:space="preserve">      </w:t>
+      </w:r>
+      <m:oMath>
+        <m:sSup>
+          <m:sSupPr>
+            <m:ctrlPr>
+              <w:rPr>
+                <w:rFonts w:ascii="Cambria Math" w:hAnsi="Cambria Math"/>
+                <w:i/>
+                <w:sz w:val="32"/>
+                <w:szCs w:val="32"/>
+              </w:rPr>
+            </m:ctrlPr>
+          </m:sSupPr>
+          <m:e>
+            <m:r>
+              <w:rPr>
+                <w:rFonts w:ascii="Cambria Math" w:hAnsi="Cambria Math"/>
+                <w:sz w:val="32"/>
+                <w:szCs w:val="32"/>
+              </w:rPr>
+              <m:t>m</m:t>
+            </m:r>
+          </m:e>
+          <m:sup>
+            <m:r>
+              <w:rPr>
+                <w:rFonts w:ascii="Cambria Math" w:hAnsi="Cambria Math"/>
+                <w:sz w:val="32"/>
+                <w:szCs w:val="32"/>
+              </w:rPr>
+              <m:t>t</m:t>
+            </m:r>
+          </m:sup>
+        </m:sSup>
+        <m:r>
+          <w:rPr>
+            <w:rFonts w:ascii="Cambria Math" w:hAnsi="Cambria Math"/>
+            <w:sz w:val="32"/>
+            <w:szCs w:val="32"/>
+          </w:rPr>
+          <m:t>=</m:t>
+        </m:r>
+        <m:d>
+          <m:dPr>
+            <m:begChr m:val="["/>
+            <m:endChr m:val="]"/>
+            <m:ctrlPr>
+              <w:rPr>
+                <w:rFonts w:ascii="Cambria Math" w:hAnsi="Cambria Math"/>
+                <w:i/>
+                <w:sz w:val="32"/>
+                <w:szCs w:val="32"/>
+              </w:rPr>
+            </m:ctrlPr>
+          </m:dPr>
+          <m:e>
+            <m:m>
+              <m:mPr>
+                <m:mcs>
+                  <m:mc>
+                    <m:mcPr>
+                      <m:count m:val="3"/>
+                      <m:mcJc m:val="center"/>
+                    </m:mcPr>
+                  </m:mc>
+                </m:mcs>
+                <m:ctrlPr>
+                  <w:rPr>
+                    <w:rFonts w:ascii="Cambria Math" w:hAnsi="Cambria Math"/>
+                    <w:i/>
+                    <w:sz w:val="32"/>
+                    <w:szCs w:val="32"/>
+                  </w:rPr>
+                </m:ctrlPr>
+              </m:mPr>
+              <m:mr>
+                <m:e>
+                  <m:r>
+                    <w:rPr>
+                      <w:rFonts w:ascii="Cambria Math" w:hAnsi="Cambria Math"/>
+                      <w:sz w:val="32"/>
+                      <w:szCs w:val="32"/>
+                    </w:rPr>
+                    <m:t>120</m:t>
+                  </m:r>
+                </m:e>
+                <m:e>
+                  <m:r>
+                    <w:rPr>
+                      <w:rFonts w:ascii="Cambria Math" w:hAnsi="Cambria Math"/>
+                      <w:sz w:val="32"/>
+                      <w:szCs w:val="32"/>
+                    </w:rPr>
+                    <m:t>200</m:t>
+                  </m:r>
+                </m:e>
+                <m:e>
+                  <m:r>
+                    <w:rPr>
+                      <w:rFonts w:ascii="Cambria Math" w:hAnsi="Cambria Math"/>
+                      <w:sz w:val="32"/>
+                      <w:szCs w:val="32"/>
+                    </w:rPr>
+                    <m:t>90</m:t>
+                  </m:r>
+                </m:e>
+              </m:mr>
+              <m:mr>
+                <m:e>
+                  <m:r>
+                    <w:rPr>
+                      <w:rFonts w:ascii="Cambria Math" w:hAnsi="Cambria Math"/>
+                      <w:sz w:val="32"/>
+                      <w:szCs w:val="32"/>
+                    </w:rPr>
+                    <m:t>150</m:t>
+                  </m:r>
+                </m:e>
+                <m:e>
+                  <m:r>
+                    <w:rPr>
+                      <w:rFonts w:ascii="Cambria Math" w:hAnsi="Cambria Math"/>
+                      <w:sz w:val="32"/>
+                      <w:szCs w:val="32"/>
+                    </w:rPr>
+                    <m:t>180</m:t>
+                  </m:r>
+                </m:e>
+                <m:e>
+                  <m:r>
+                    <w:rPr>
+                      <w:rFonts w:ascii="Cambria Math" w:hAnsi="Cambria Math"/>
+                      <w:sz w:val="32"/>
+                      <w:szCs w:val="32"/>
+                    </w:rPr>
+                    <m:t>110</m:t>
+                  </m:r>
+                </m:e>
+              </m:mr>
+              <m:mr>
+                <m:e>
+                  <m:r>
+                    <w:rPr>
+                      <w:rFonts w:ascii="Cambria Math" w:hAnsi="Cambria Math"/>
+                      <w:sz w:val="32"/>
+                      <w:szCs w:val="32"/>
+                    </w:rPr>
+                    <m:t>100</m:t>
+                  </m:r>
+                </m:e>
+                <m:e>
+                  <m:r>
+                    <w:rPr>
+                      <w:rFonts w:ascii="Cambria Math" w:hAnsi="Cambria Math"/>
+                      <w:sz w:val="32"/>
+                      <w:szCs w:val="32"/>
+                    </w:rPr>
+                    <m:t>220</m:t>
+                  </m:r>
+                </m:e>
+                <m:e>
+                  <m:r>
+                    <w:rPr>
+                      <w:rFonts w:ascii="Cambria Math" w:hAnsi="Cambria Math"/>
+                      <w:sz w:val="32"/>
+                      <w:szCs w:val="32"/>
+                    </w:rPr>
+                    <m:t>95</m:t>
+                  </m:r>
+                </m:e>
+              </m:mr>
+            </m:m>
+          </m:e>
+        </m:d>
+      </m:oMath>
+    </w:p>
+    <w:p>
+      <w:pPr>
+        <w:jc w:val="both"/>
+        <w:rPr>
+          <w:sz w:val="36"/>
+          <w:szCs w:val="36"/>
+        </w:rPr>
+      </w:pPr>
+      <w:r>
+        <w:rPr>
+          <w:sz w:val="36"/>
+          <w:szCs w:val="36"/>
+        </w:rPr>
+        <w:t>Para que una matriz sea simétrica, tendría que ser un 'espejo' a través de su diagonal principal</w:t>
+      </w:r>
+      <w:r>
+        <w:rPr>
+          <w:sz w:val="36"/>
+          <w:szCs w:val="36"/>
+        </w:rPr>
+        <w:t>. E</w:t>
+      </w:r>
+      <w:r>
+        <w:rPr>
+          <w:sz w:val="36"/>
+          <w:szCs w:val="36"/>
+        </w:rPr>
+        <w:t>l tiempo que tarda el Servidor 2 en hacer la Función 1 debería ser el mismo que tarda el Servidor 1 en hacer la Función 2.</w:t>
+      </w:r>
+    </w:p>
+    <w:p>
+      <w:pPr>
+        <w:jc w:val="both"/>
+        <w:rPr>
+          <w:sz w:val="36"/>
+          <w:szCs w:val="36"/>
+        </w:rPr>
+      </w:pPr>
+    </w:p>
+    <w:p>
+      <w:pPr>
+        <w:jc w:val="both"/>
+        <w:rPr>
+          <w:sz w:val="36"/>
+          <w:szCs w:val="36"/>
+        </w:rPr>
+      </w:pPr>
+      <w:r>
+        <w:rPr>
+          <w:sz w:val="36"/>
+          <w:szCs w:val="36"/>
+        </w:rPr>
+        <w:t>*Evaluar si la matriz es invertible:</w:t>
+      </w:r>
+    </w:p>
+    <w:p>
+      <w:pPr>
+        <w:jc w:val="both"/>
+        <w:rPr>
+          <w:sz w:val="36"/>
+          <w:szCs w:val="36"/>
+        </w:rPr>
+      </w:pPr>
+      <w:r>
+        <w:rPr>
+          <w:sz w:val="36"/>
+          <w:szCs w:val="36"/>
+        </w:rPr>
+        <w:t>*Calcular su determinante. Indicar si es posible obtener su inversa.</w:t>
+      </w:r>
+    </w:p>
+    <w:p>
+      <w:pPr>
+        <w:jc w:val="both"/>
+        <w:rPr>
+          <w:sz w:val="36"/>
+          <w:szCs w:val="36"/>
+        </w:rPr>
+      </w:pPr>
+      <w:r>
+        <w:rPr>
+          <w:sz w:val="36"/>
+          <w:szCs w:val="36"/>
+        </w:rPr>
+        <w:t>(M)= (120*180*95) + (200*110*100) + (90*150*220)</w:t>
+      </w:r>
+    </w:p>
+    <w:p>
+      <w:pPr>
+        <w:jc w:val="both"/>
+        <w:rPr>
+          <w:sz w:val="36"/>
+          <w:szCs w:val="36"/>
+        </w:rPr>
+      </w:pPr>
+      <w:r>
+        <w:rPr>
+          <w:sz w:val="36"/>
+          <w:szCs w:val="36"/>
+        </w:rPr>
+        <w:t>7.222.000</w:t>
+      </w:r>
+    </w:p>
+    <w:p>
+      <w:pPr>
+        <w:jc w:val="both"/>
+        <w:rPr>
+          <w:sz w:val="36"/>
+          <w:szCs w:val="36"/>
+        </w:rPr>
+      </w:pPr>
+      <w:r>
+        <w:rPr>
+          <w:sz w:val="36"/>
+          <w:szCs w:val="36"/>
+        </w:rPr>
+        <w:t>(100*180*90) + (220*110*120) + (95*150*200)</w:t>
+      </w:r>
+    </w:p>
+    <w:p>
+      <w:pPr>
+        <w:jc w:val="both"/>
+        <w:rPr>
+          <w:sz w:val="36"/>
+          <w:szCs w:val="36"/>
+        </w:rPr>
+      </w:pPr>
+      <w:r>
+        <w:rPr>
+          <w:sz w:val="36"/>
+          <w:szCs w:val="36"/>
+        </w:rPr>
+        <w:t>7.374.000</w:t>
+      </w:r>
+    </w:p>
+    <w:p>
+      <w:pPr>
+        <w:jc w:val="both"/>
+        <w:rPr>
+          <w:sz w:val="36"/>
+          <w:szCs w:val="36"/>
+        </w:rPr>
+      </w:pPr>
+      <w:r>
+        <w:rPr>
+          <w:sz w:val="36"/>
+          <w:szCs w:val="36"/>
+        </w:rPr>
+        <w:t>Determinante= 7.222.000 – 7.374.000</w:t>
+      </w:r>
+    </w:p>
+    <w:p>
+      <w:pPr>
+        <w:jc w:val="both"/>
+        <w:rPr>
+          <w:sz w:val="36"/>
+          <w:szCs w:val="36"/>
+        </w:rPr>
+      </w:pPr>
+      <w:r>
+        <w:rPr>
+          <w:sz w:val="36"/>
+          <w:szCs w:val="36"/>
+        </w:rPr>
+        <w:t>Determinante= -152.000</w:t>
+      </w:r>
+    </w:p>
+    <w:p>
+      <w:pPr>
+        <w:jc w:val="both"/>
+        <w:rPr>
+          <w:sz w:val="36"/>
+          <w:szCs w:val="36"/>
+        </w:rPr>
+      </w:pPr>
+      <w:r>
+        <w:rPr>
+          <w:sz w:val="36"/>
+          <w:szCs w:val="36"/>
+        </w:rPr>
+        <w:t>Como el determinante es distinto de cero, la matriz M si es invertible. Es completamente posible obtener su inversa.</w:t>
+      </w:r>
+    </w:p>
+    <w:p>
+      <w:pPr>
+        <w:jc w:val="both"/>
+        <w:rPr>
+          <w:rFonts w:eastAsiaTheme="minorEastAsia" w:cs="Cambria Math"/>
+          <w:sz w:val="36"/>
+          <w:szCs w:val="36"/>
+          <w:lang w:val="es-ES"/>
+        </w:rPr>
+      </w:pPr>
+    </w:p>
+    <w:p>
+      <w:pPr>
+        <w:jc w:val="both"/>
+        <w:rPr>
+          <w:sz w:val="36"/>
+          <w:szCs w:val="36"/>
+        </w:rPr>
+      </w:pPr>
+      <w:r>
+        <w:rPr>
+          <w:sz w:val="36"/>
+          <w:szCs w:val="36"/>
+        </w:rPr>
+        <w:t>*¿Qué implicaría que la matriz no sea invertible en términos de la información que representa?</w:t>
+      </w:r>
+    </w:p>
+    <w:p>
+      <w:pPr>
+        <w:jc w:val="both"/>
+        <w:rPr>
+          <w:sz w:val="32"/>
+          <w:szCs w:val="32"/>
+        </w:rPr>
+      </w:pPr>
+      <w:r>
+        <w:rPr>
+          <w:sz w:val="32"/>
+          <w:szCs w:val="32"/>
+        </w:rPr>
+        <w:t xml:space="preserve">Si la matriz no se pudiera invertir </w:t>
+      </w:r>
+      <w:r>
+        <w:rPr>
+          <w:sz w:val="32"/>
+          <w:szCs w:val="32"/>
+        </w:rPr>
+        <w:t>(</w:t>
+      </w:r>
+      <w:r>
+        <w:rPr>
+          <w:sz w:val="32"/>
+          <w:szCs w:val="32"/>
+        </w:rPr>
+        <w:t>determinante</w:t>
+      </w:r>
+      <w:r>
+        <w:rPr>
+          <w:sz w:val="32"/>
+          <w:szCs w:val="32"/>
+        </w:rPr>
+        <w:t xml:space="preserve">=0) </w:t>
+      </w:r>
+      <w:r>
+        <w:rPr>
+          <w:sz w:val="32"/>
+          <w:szCs w:val="32"/>
+        </w:rPr>
+        <w:t>significaría que tenemos información repetida dentro de nuestro sistema</w:t>
+      </w:r>
+      <w:r>
+        <w:rPr>
+          <w:sz w:val="32"/>
+          <w:szCs w:val="32"/>
+        </w:rPr>
+        <w:t xml:space="preserve">. </w:t>
+      </w:r>
+      <w:r>
+        <w:rPr>
+          <w:sz w:val="32"/>
+          <w:szCs w:val="32"/>
+        </w:rPr>
+        <w:t>Con las funciones</w:t>
+      </w:r>
+      <w:r>
+        <w:rPr>
+          <w:sz w:val="32"/>
+          <w:szCs w:val="32"/>
+        </w:rPr>
+        <w:t xml:space="preserve"> s</w:t>
+      </w:r>
+      <w:r>
+        <w:rPr>
+          <w:sz w:val="32"/>
+          <w:szCs w:val="32"/>
+        </w:rPr>
+        <w:t xml:space="preserve">ignificaría que una función es una "copia" exacta de otra en cuanto a tiempos de respuesta. </w:t>
+      </w:r>
+    </w:p>
+    <w:p>
+      <w:pPr>
+        <w:jc w:val="both"/>
+        <w:rPr>
+          <w:sz w:val="32"/>
+          <w:szCs w:val="32"/>
+        </w:rPr>
+      </w:pPr>
+      <w:r>
+        <w:rPr>
+          <w:sz w:val="32"/>
+          <w:szCs w:val="32"/>
+        </w:rPr>
+        <w:t>Con los servidores</w:t>
+      </w:r>
+      <w:r>
+        <w:rPr>
+          <w:sz w:val="32"/>
+          <w:szCs w:val="32"/>
+        </w:rPr>
+        <w:t>, s</w:t>
+      </w:r>
+      <w:r>
+        <w:rPr>
+          <w:sz w:val="32"/>
+          <w:szCs w:val="32"/>
+        </w:rPr>
+        <w:t>ignificaría que se comportan de forma idéntica entre sí</w:t>
+      </w:r>
+      <w:r>
+        <w:rPr>
+          <w:sz w:val="32"/>
+          <w:szCs w:val="32"/>
+        </w:rPr>
+        <w:t>, n</w:t>
+      </w:r>
+      <w:r>
+        <w:rPr>
+          <w:sz w:val="32"/>
+          <w:szCs w:val="32"/>
+        </w:rPr>
+        <w:t>o podríamos detectar si un hardware es mejor o más eficiente para un proceso específico.</w:t>
+      </w:r>
+    </w:p>
+    <w:p>
+      <w:pPr>
+        <w:jc w:val="both"/>
+        <w:rPr>
+          <w:rFonts w:eastAsiaTheme="minorEastAsia" w:cs="Cambria Math"/>
+          <w:sz w:val="36"/>
+          <w:szCs w:val="36"/>
+          <w:lang w:val="es-ES"/>
+        </w:rPr>
+      </w:pPr>
     </w:p>
     <w:sectPr>
       <w:pgSz w:w="11906" w:h="16838"/>
@@ -5595,7 +8139,7 @@
 </file>
 
 <file path=word/numbering.xml><?xml version="1.0" encoding="utf-8"?>
-<w:numbering xmlns:wpc="http://schemas.microsoft.com/office/word/2010/wordprocessingCanvas" xmlns:cx="http://schemas.microsoft.com/office/drawing/2014/chartex" xmlns:cx1="http://schemas.microsoft.com/office/drawing/2015/9/8/chartex" xmlns:cx2="http://schemas.microsoft.com/office/drawing/2015/10/21/chartex" xmlns:cx3="http://schemas.microsoft.com/office/drawing/2016/5/9/chartex" xmlns:cx4="http://schemas.microsoft.com/office/drawing/2016/5/10/chartex" xmlns:cx5="http://schemas.microsoft.com/office/drawing/2016/5/11/chartex" xmlns:cx6="http://schemas.microsoft.com/office/drawing/2016/5/12/chartex" xmlns:cx7="http://schemas.microsoft.com/office/drawing/2016/5/13/chartex" xmlns:cx8="http://schemas.microsoft.com/office/drawing/2016/5/14/chartex" xmlns:mc="http://schemas.openxmlformats.org/markup-compatibility/2006" xmlns:aink="http://schemas.microsoft.com/office/drawing/2016/ink" xmlns:am3d="http://schemas.microsoft.com/office/drawing/2017/model3d" xmlns:o="urn:schemas-microsoft-com:office:office" xmlns:oel="http://schemas.microsoft.com/office/2019/extlst" xmlns:r="http://schemas.openxmlformats.org/officeDocument/2006/relationships" xmlns:m="http://schemas.openxmlformats.org/officeDocument/2006/math" xmlns:v="urn:schemas-microsoft-com:vml" xmlns:wp14="http://schemas.microsoft.com/office/word/2010/wordprocessingDrawing" xmlns:wp="http://schemas.openxmlformats.org/drawingml/2006/wordprocessingDrawing" xmlns:w10="urn:schemas-microsoft-com:office:word" xmlns:w="http://schemas.openxmlformats.org/wordprocessingml/2006/main" xmlns:w14="http://schemas.microsoft.com/office/word/2010/wordml" xmlns:w15="http://schemas.microsoft.com/office/word/2012/wordml" xmlns:w16cex="http://schemas.microsoft.com/office/word/2018/wordml/cex" xmlns:w16cid="http://schemas.microsoft.com/office/word/2016/wordml/cid" xmlns:w16="http://schemas.microsoft.com/office/word/2018/wordml" xmlns:w16sdtdh="http://schemas.microsoft.com/office/word/2020/wordml/sdtdatahash" xmlns:w16se="http://schemas.microsoft.com/office/word/2015/wordml/symex" xmlns:wpg="http://schemas.microsoft.com/office/word/2010/wordprocessingGroup" xmlns:wpi="http://schemas.microsoft.com/office/word/2010/wordprocessingInk" xmlns:wne="http://schemas.microsoft.com/office/word/2006/wordml" xmlns:wps="http://schemas.microsoft.com/office/word/2010/wordprocessingShape" mc:Ignorable="w14 w15 w16se w16cid w16 w16cex w16sdtdh wp14">
+<w:numbering xmlns:wpc="http://schemas.microsoft.com/office/word/2010/wordprocessingCanvas" xmlns:cx="http://schemas.microsoft.com/office/drawing/2014/chartex" xmlns:cx1="http://schemas.microsoft.com/office/drawing/2015/9/8/chartex" xmlns:cx2="http://schemas.microsoft.com/office/drawing/2015/10/21/chartex" xmlns:cx3="http://schemas.microsoft.com/office/drawing/2016/5/9/chartex" xmlns:cx4="http://schemas.microsoft.com/office/drawing/2016/5/10/chartex" xmlns:cx5="http://schemas.microsoft.com/office/drawing/2016/5/11/chartex" xmlns:cx6="http://schemas.microsoft.com/office/drawing/2016/5/12/chartex" xmlns:cx7="http://schemas.microsoft.com/office/drawing/2016/5/13/chartex" xmlns:cx8="http://schemas.microsoft.com/office/drawing/2016/5/14/chartex" xmlns:mc="http://schemas.openxmlformats.org/markup-compatibility/2006" xmlns:aink="http://schemas.microsoft.com/office/drawing/2016/ink" xmlns:am3d="http://schemas.microsoft.com/office/drawing/2017/model3d" xmlns:o="urn:schemas-microsoft-com:office:office" xmlns:oel="http://schemas.microsoft.com/office/2019/extlst" xmlns:r="http://schemas.openxmlformats.org/officeDocument/2006/relationships" xmlns:m="http://schemas.openxmlformats.org/officeDocument/2006/math" xmlns:v="urn:schemas-microsoft-com:vml" xmlns:wp14="http://schemas.microsoft.com/office/word/2010/wordprocessingDrawing" xmlns:wp="http://schemas.openxmlformats.org/drawingml/2006/wordprocessingDrawing" xmlns:w10="urn:schemas-microsoft-com:office:word" xmlns:w="http://schemas.openxmlformats.org/wordprocessingml/2006/main" xmlns:w14="http://schemas.microsoft.com/office/word/2010/wordml" xmlns:w15="http://schemas.microsoft.com/office/word/2012/wordml" xmlns:w16cex="http://schemas.microsoft.com/office/word/2018/wordml/cex" xmlns:w16cid="http://schemas.microsoft.com/office/word/2016/wordml/cid" xmlns:w16="http://schemas.microsoft.com/office/word/2018/wordml" xmlns:w16du="http://schemas.microsoft.com/office/word/2023/wordml/word16du" xmlns:w16sdtdh="http://schemas.microsoft.com/office/word/2020/wordml/sdtdatahash" xmlns:w16sdtfl="http://schemas.microsoft.com/office/word/2024/wordml/sdtformatlock" xmlns:w16se="http://schemas.microsoft.com/office/word/2015/wordml/symex" xmlns:wpg="http://schemas.microsoft.com/office/word/2010/wordprocessingGroup" xmlns:wpi="http://schemas.microsoft.com/office/word/2010/wordprocessingInk" xmlns:wne="http://schemas.microsoft.com/office/word/2006/wordml" xmlns:wps="http://schemas.microsoft.com/office/word/2010/wordprocessingShape" mc:Ignorable="w14 w15 w16se w16cid w16 w16cex w16sdtdh w16sdtfl w16du wp14">
   <w:abstractNum w:abstractNumId="0" w15:restartNumberingAfterBreak="0">
     <w:nsid w:val="4A41717B"/>
     <w:multiLevelType w:val="hybridMultilevel"/>
@@ -5692,7 +8236,7 @@
 </file>
 
 <file path=word/styles.xml><?xml version="1.0" encoding="utf-8"?>
-<w:styles xmlns:mc="http://schemas.openxmlformats.org/markup-compatibility/2006" xmlns:r="http://schemas.openxmlformats.org/officeDocument/2006/relationships" xmlns:w="http://schemas.openxmlformats.org/wordprocessingml/2006/main" xmlns:w14="http://schemas.microsoft.com/office/word/2010/wordml" xmlns:w15="http://schemas.microsoft.com/office/word/2012/wordml" xmlns:w16cex="http://schemas.microsoft.com/office/word/2018/wordml/cex" xmlns:w16cid="http://schemas.microsoft.com/office/word/2016/wordml/cid" xmlns:w16="http://schemas.microsoft.com/office/word/2018/wordml" xmlns:w16sdtdh="http://schemas.microsoft.com/office/word/2020/wordml/sdtdatahash" xmlns:w16se="http://schemas.microsoft.com/office/word/2015/wordml/symex" mc:Ignorable="w14 w15 w16se w16cid w16 w16cex w16sdtdh">
+<w:styles xmlns:mc="http://schemas.openxmlformats.org/markup-compatibility/2006" xmlns:r="http://schemas.openxmlformats.org/officeDocument/2006/relationships" xmlns:w="http://schemas.openxmlformats.org/wordprocessingml/2006/main" xmlns:w14="http://schemas.microsoft.com/office/word/2010/wordml" xmlns:w15="http://schemas.microsoft.com/office/word/2012/wordml" xmlns:w16cex="http://schemas.microsoft.com/office/word/2018/wordml/cex" xmlns:w16cid="http://schemas.microsoft.com/office/word/2016/wordml/cid" xmlns:w16="http://schemas.microsoft.com/office/word/2018/wordml" xmlns:w16du="http://schemas.microsoft.com/office/word/2023/wordml/word16du" xmlns:w16sdtdh="http://schemas.microsoft.com/office/word/2020/wordml/sdtdatahash" xmlns:w16sdtfl="http://schemas.microsoft.com/office/word/2024/wordml/sdtformatlock" xmlns:w16se="http://schemas.microsoft.com/office/word/2015/wordml/symex" mc:Ignorable="w14 w15 w16se w16cid w16 w16cex w16sdtdh w16sdtfl w16du">
   <w:docDefaults>
     <w:rPrDefault>
       <w:rPr>

--- a/TPI.docx
+++ b/TPI.docx
@@ -1,6 +1,6 @@
 
 <file path=word/document.xml><?xml version="1.0" encoding="utf-8"?>
-<w:document xmlns:wpc="http://schemas.microsoft.com/office/word/2010/wordprocessingCanvas" xmlns:cx="http://schemas.microsoft.com/office/drawing/2014/chartex" xmlns:cx1="http://schemas.microsoft.com/office/drawing/2015/9/8/chartex" xmlns:cx2="http://schemas.microsoft.com/office/drawing/2015/10/21/chartex" xmlns:cx3="http://schemas.microsoft.com/office/drawing/2016/5/9/chartex" xmlns:cx4="http://schemas.microsoft.com/office/drawing/2016/5/10/chartex" xmlns:cx5="http://schemas.microsoft.com/office/drawing/2016/5/11/chartex" xmlns:cx6="http://schemas.microsoft.com/office/drawing/2016/5/12/chartex" xmlns:cx7="http://schemas.microsoft.com/office/drawing/2016/5/13/chartex" xmlns:cx8="http://schemas.microsoft.com/office/drawing/2016/5/14/chartex" xmlns:mc="http://schemas.openxmlformats.org/markup-compatibility/2006" xmlns:aink="http://schemas.microsoft.com/office/drawing/2016/ink" xmlns:am3d="http://schemas.microsoft.com/office/drawing/2017/model3d" xmlns:o="urn:schemas-microsoft-com:office:office" xmlns:oel="http://schemas.microsoft.com/office/2019/extlst" xmlns:r="http://schemas.openxmlformats.org/officeDocument/2006/relationships" xmlns:m="http://schemas.openxmlformats.org/officeDocument/2006/math" xmlns:v="urn:schemas-microsoft-com:vml" xmlns:wp14="http://schemas.microsoft.com/office/word/2010/wordprocessingDrawing" xmlns:wp="http://schemas.openxmlformats.org/drawingml/2006/wordprocessingDrawing" xmlns:w10="urn:schemas-microsoft-com:office:word" xmlns:w="http://schemas.openxmlformats.org/wordprocessingml/2006/main" xmlns:w14="http://schemas.microsoft.com/office/word/2010/wordml" xmlns:w15="http://schemas.microsoft.com/office/word/2012/wordml" xmlns:w16cex="http://schemas.microsoft.com/office/word/2018/wordml/cex" xmlns:w16cid="http://schemas.microsoft.com/office/word/2016/wordml/cid" xmlns:w16="http://schemas.microsoft.com/office/word/2018/wordml" xmlns:w16du="http://schemas.microsoft.com/office/word/2023/wordml/word16du" xmlns:w16sdtdh="http://schemas.microsoft.com/office/word/2020/wordml/sdtdatahash" xmlns:w16sdtfl="http://schemas.microsoft.com/office/word/2024/wordml/sdtformatlock" xmlns:w16se="http://schemas.microsoft.com/office/word/2015/wordml/symex" xmlns:wpg="http://schemas.microsoft.com/office/word/2010/wordprocessingGroup" xmlns:wpi="http://schemas.microsoft.com/office/word/2010/wordprocessingInk" xmlns:wne="http://schemas.microsoft.com/office/word/2006/wordml" xmlns:wps="http://schemas.microsoft.com/office/word/2010/wordprocessingShape" mc:Ignorable="w14 w15 w16se w16cid w16 w16cex w16sdtdh w16sdtfl w16du wp14">
+<w:document xmlns:wpc="http://schemas.microsoft.com/office/word/2010/wordprocessingCanvas" xmlns:cx="http://schemas.microsoft.com/office/drawing/2014/chartex" xmlns:cx1="http://schemas.microsoft.com/office/drawing/2015/9/8/chartex" xmlns:cx2="http://schemas.microsoft.com/office/drawing/2015/10/21/chartex" xmlns:cx3="http://schemas.microsoft.com/office/drawing/2016/5/9/chartex" xmlns:cx4="http://schemas.microsoft.com/office/drawing/2016/5/10/chartex" xmlns:cx5="http://schemas.microsoft.com/office/drawing/2016/5/11/chartex" xmlns:cx6="http://schemas.microsoft.com/office/drawing/2016/5/12/chartex" xmlns:cx7="http://schemas.microsoft.com/office/drawing/2016/5/13/chartex" xmlns:cx8="http://schemas.microsoft.com/office/drawing/2016/5/14/chartex" xmlns:mc="http://schemas.openxmlformats.org/markup-compatibility/2006" xmlns:aink="http://schemas.microsoft.com/office/drawing/2016/ink" xmlns:am3d="http://schemas.microsoft.com/office/drawing/2017/model3d" xmlns:o="urn:schemas-microsoft-com:office:office" xmlns:oel="http://schemas.microsoft.com/office/2019/extlst" xmlns:r="http://schemas.openxmlformats.org/officeDocument/2006/relationships" xmlns:m="http://schemas.openxmlformats.org/officeDocument/2006/math" xmlns:v="urn:schemas-microsoft-com:vml" xmlns:wp14="http://schemas.microsoft.com/office/word/2010/wordprocessingDrawing" xmlns:wp="http://schemas.openxmlformats.org/drawingml/2006/wordprocessingDrawing" xmlns:w10="urn:schemas-microsoft-com:office:word" xmlns:w="http://schemas.openxmlformats.org/wordprocessingml/2006/main" xmlns:w14="http://schemas.microsoft.com/office/word/2010/wordml" xmlns:w15="http://schemas.microsoft.com/office/word/2012/wordml" xmlns:w16cex="http://schemas.microsoft.com/office/word/2018/wordml/cex" xmlns:w16cid="http://schemas.microsoft.com/office/word/2016/wordml/cid" xmlns:w16="http://schemas.microsoft.com/office/word/2018/wordml" xmlns:w16sdtdh="http://schemas.microsoft.com/office/word/2020/wordml/sdtdatahash" xmlns:w16se="http://schemas.microsoft.com/office/word/2015/wordml/symex" xmlns:wpg="http://schemas.microsoft.com/office/word/2010/wordprocessingGroup" xmlns:wpi="http://schemas.microsoft.com/office/word/2010/wordprocessingInk" xmlns:wne="http://schemas.microsoft.com/office/word/2006/wordml" xmlns:wps="http://schemas.microsoft.com/office/word/2010/wordprocessingShape" mc:Ignorable="w14 w15 w16se w16cid w16 w16cex w16sdtdh wp14">
   <w:body>
     <w:p>
       <w:pPr>
@@ -1629,19 +1629,18 @@
           <w:szCs w:val="32"/>
           <w:lang w:val="es-ES"/>
         </w:rPr>
-        <w:t xml:space="preserve">El conjunto de los elementos x tal que x pertenece a </w:t>
-      </w:r>
-      <w:proofErr w:type="spellStart"/>
-      <w:r>
+        <w:t>El conjunto de los elementos x tal que x pertenece a A y x pertenece a B</w:t>
+      </w:r>
+    </w:p>
+    <w:p>
+      <w:pPr>
         <w:rPr>
           <w:rFonts w:cs="Cambria Math"/>
           <w:sz w:val="32"/>
           <w:szCs w:val="32"/>
           <w:lang w:val="es-ES"/>
         </w:rPr>
-        <w:t>A</w:t>
-      </w:r>
-      <w:proofErr w:type="spellEnd"/>
+      </w:pPr>
       <w:r>
         <w:rPr>
           <w:rFonts w:cs="Cambria Math"/>
@@ -1649,18 +1648,120 @@
           <w:szCs w:val="32"/>
           <w:lang w:val="es-ES"/>
         </w:rPr>
-        <w:t xml:space="preserve"> y x pertenece a B</w:t>
-      </w:r>
-    </w:p>
-    <w:p>
-      <w:pPr>
+        <w:t>*Para al menos una plataforma (unión)</w:t>
+      </w:r>
+    </w:p>
+    <w:p>
+      <w:pPr>
+        <w:rPr>
+          <w:rFonts w:ascii="Cambria Math" w:hAnsi="Cambria Math" w:cs="Cambria Math"/>
+          <w:sz w:val="32"/>
+          <w:szCs w:val="32"/>
+          <w:lang w:val="es-ES"/>
+        </w:rPr>
+      </w:pPr>
+      <w:r>
         <w:rPr>
           <w:rFonts w:cs="Cambria Math"/>
           <w:sz w:val="32"/>
           <w:szCs w:val="32"/>
           <w:lang w:val="es-ES"/>
         </w:rPr>
-      </w:pPr>
+        <w:t xml:space="preserve">A </w:t>
+      </w:r>
+      <w:r>
+        <w:rPr>
+          <w:rFonts w:ascii="Cambria Math" w:hAnsi="Cambria Math" w:cs="Cambria Math"/>
+          <w:sz w:val="32"/>
+          <w:szCs w:val="32"/>
+          <w:lang w:val="es-ES"/>
+        </w:rPr>
+        <w:t>∪</w:t>
+      </w:r>
+      <w:r>
+        <w:rPr>
+          <w:rFonts w:ascii="Cambria Math" w:hAnsi="Cambria Math" w:cs="Cambria Math"/>
+          <w:sz w:val="32"/>
+          <w:szCs w:val="32"/>
+          <w:lang w:val="es-ES"/>
+        </w:rPr>
+        <w:t xml:space="preserve"> B = [x | x ∈ A ∨ x ∈ B]</w:t>
+      </w:r>
+    </w:p>
+    <w:p>
+      <w:pPr>
+        <w:rPr>
+          <w:rFonts w:ascii="Cambria Math" w:hAnsi="Cambria Math" w:cs="Cambria Math"/>
+          <w:sz w:val="32"/>
+          <w:szCs w:val="32"/>
+          <w:lang w:val="es-ES"/>
+        </w:rPr>
+      </w:pPr>
+      <w:r>
+        <w:rPr>
+          <w:rFonts w:ascii="Cambria Math" w:hAnsi="Cambria Math" w:cs="Cambria Math"/>
+          <w:sz w:val="32"/>
+          <w:szCs w:val="32"/>
+          <w:lang w:val="es-ES"/>
+        </w:rPr>
+        <w:t>El conjunto de los elementos x tal que x pertenece a A o x pertenece a B</w:t>
+      </w:r>
+    </w:p>
+    <w:p>
+      <w:pPr>
+        <w:rPr>
+          <w:rFonts w:ascii="Cambria Math" w:hAnsi="Cambria Math" w:cs="Cambria Math"/>
+          <w:sz w:val="32"/>
+          <w:szCs w:val="32"/>
+          <w:lang w:val="es-ES"/>
+        </w:rPr>
+      </w:pPr>
+      <w:r>
+        <w:rPr>
+          <w:rFonts w:ascii="Cambria Math" w:hAnsi="Cambria Math" w:cs="Cambria Math"/>
+          <w:sz w:val="32"/>
+          <w:szCs w:val="32"/>
+          <w:lang w:val="es-ES"/>
+        </w:rPr>
+        <w:t xml:space="preserve">3) Detectar usuarios que aparecen en C pero no en A </w:t>
+      </w:r>
+      <w:r>
+        <w:rPr>
+          <w:rFonts w:ascii="Cambria Math" w:hAnsi="Cambria Math" w:cs="Cambria Math"/>
+          <w:sz w:val="32"/>
+          <w:szCs w:val="32"/>
+          <w:lang w:val="es-ES"/>
+        </w:rPr>
+        <w:t>∪</w:t>
+      </w:r>
+      <w:r>
+        <w:rPr>
+          <w:rFonts w:ascii="Cambria Math" w:hAnsi="Cambria Math" w:cs="Cambria Math"/>
+          <w:sz w:val="32"/>
+          <w:szCs w:val="32"/>
+          <w:lang w:val="es-ES"/>
+        </w:rPr>
+        <w:t xml:space="preserve"> B</w:t>
+      </w:r>
+    </w:p>
+    <w:p>
+      <w:pPr>
+        <w:rPr>
+          <w:rFonts w:ascii="Cambria Math" w:hAnsi="Cambria Math" w:cs="Cambria Math"/>
+          <w:sz w:val="32"/>
+          <w:szCs w:val="32"/>
+          <w:lang w:val="es-ES"/>
+        </w:rPr>
+      </w:pPr>
+      <w:r>
+        <w:rPr>
+          <w:rFonts w:ascii="Cambria Math" w:hAnsi="Cambria Math" w:cs="Cambria Math"/>
+          <w:sz w:val="32"/>
+          <w:szCs w:val="32"/>
+          <w:lang w:val="es-ES"/>
+        </w:rPr>
+        <w:t xml:space="preserve">C </w:t>
+      </w:r>
       <w:r>
         <w:rPr>
           <w:rFonts w:cs="Cambria Math"/>
@@ -1668,140 +1769,54 @@
           <w:szCs w:val="32"/>
           <w:lang w:val="es-ES"/>
         </w:rPr>
-        <w:t>*Para al menos una plataforma (unión)</w:t>
-      </w:r>
-    </w:p>
-    <w:p>
-      <w:pPr>
+        <w:t>\</w:t>
+      </w:r>
+      <w:r>
+        <w:rPr>
+          <w:rFonts w:cs="Cambria Math"/>
+          <w:sz w:val="32"/>
+          <w:szCs w:val="32"/>
+          <w:lang w:val="es-ES"/>
+        </w:rPr>
+        <w:t xml:space="preserve"> (</w:t>
+      </w:r>
+      <w:r>
         <w:rPr>
           <w:rFonts w:ascii="Cambria Math" w:hAnsi="Cambria Math" w:cs="Cambria Math"/>
           <w:sz w:val="32"/>
           <w:szCs w:val="32"/>
           <w:lang w:val="es-ES"/>
         </w:rPr>
-      </w:pPr>
-      <w:r>
+        <w:t xml:space="preserve">A </w:t>
+      </w:r>
+      <w:r>
+        <w:rPr>
+          <w:rFonts w:ascii="Cambria Math" w:hAnsi="Cambria Math" w:cs="Cambria Math"/>
+          <w:sz w:val="32"/>
+          <w:szCs w:val="32"/>
+          <w:lang w:val="es-ES"/>
+        </w:rPr>
+        <w:t>∪</w:t>
+      </w:r>
+      <w:r>
+        <w:rPr>
+          <w:rFonts w:ascii="Cambria Math" w:hAnsi="Cambria Math" w:cs="Cambria Math"/>
+          <w:sz w:val="32"/>
+          <w:szCs w:val="32"/>
+          <w:lang w:val="es-ES"/>
+        </w:rPr>
+        <w:t xml:space="preserve"> B) = [109]</w:t>
+      </w:r>
+    </w:p>
+    <w:p>
+      <w:pPr>
         <w:rPr>
           <w:rFonts w:cs="Cambria Math"/>
           <w:sz w:val="32"/>
           <w:szCs w:val="32"/>
           <w:lang w:val="es-ES"/>
         </w:rPr>
-        <w:t xml:space="preserve">A </w:t>
-      </w:r>
-      <w:r>
-        <w:rPr>
-          <w:rFonts w:ascii="Cambria Math" w:hAnsi="Cambria Math" w:cs="Cambria Math"/>
-          <w:sz w:val="32"/>
-          <w:szCs w:val="32"/>
-          <w:lang w:val="es-ES"/>
-        </w:rPr>
-        <w:t>∪</w:t>
-      </w:r>
-      <w:r>
-        <w:rPr>
-          <w:rFonts w:ascii="Cambria Math" w:hAnsi="Cambria Math" w:cs="Cambria Math"/>
-          <w:sz w:val="32"/>
-          <w:szCs w:val="32"/>
-          <w:lang w:val="es-ES"/>
-        </w:rPr>
-        <w:t xml:space="preserve"> B = [x | x ∈ A ∨ x ∈ B]</w:t>
-      </w:r>
-    </w:p>
-    <w:p>
-      <w:pPr>
-        <w:rPr>
-          <w:rFonts w:ascii="Cambria Math" w:hAnsi="Cambria Math" w:cs="Cambria Math"/>
-          <w:sz w:val="32"/>
-          <w:szCs w:val="32"/>
-          <w:lang w:val="es-ES"/>
-        </w:rPr>
-      </w:pPr>
-      <w:r>
-        <w:rPr>
-          <w:rFonts w:ascii="Cambria Math" w:hAnsi="Cambria Math" w:cs="Cambria Math"/>
-          <w:sz w:val="32"/>
-          <w:szCs w:val="32"/>
-          <w:lang w:val="es-ES"/>
-        </w:rPr>
-        <w:t xml:space="preserve">El conjunto de los elementos x tal que x pertenece a </w:t>
-      </w:r>
-      <w:proofErr w:type="spellStart"/>
-      <w:r>
-        <w:rPr>
-          <w:rFonts w:ascii="Cambria Math" w:hAnsi="Cambria Math" w:cs="Cambria Math"/>
-          <w:sz w:val="32"/>
-          <w:szCs w:val="32"/>
-          <w:lang w:val="es-ES"/>
-        </w:rPr>
-        <w:t>A</w:t>
-      </w:r>
-      <w:proofErr w:type="spellEnd"/>
-      <w:r>
-        <w:rPr>
-          <w:rFonts w:ascii="Cambria Math" w:hAnsi="Cambria Math" w:cs="Cambria Math"/>
-          <w:sz w:val="32"/>
-          <w:szCs w:val="32"/>
-          <w:lang w:val="es-ES"/>
-        </w:rPr>
-        <w:t xml:space="preserve"> o x pertenece a B</w:t>
-      </w:r>
-    </w:p>
-    <w:p>
-      <w:pPr>
-        <w:rPr>
-          <w:rFonts w:ascii="Cambria Math" w:hAnsi="Cambria Math" w:cs="Cambria Math"/>
-          <w:sz w:val="32"/>
-          <w:szCs w:val="32"/>
-          <w:lang w:val="es-ES"/>
-        </w:rPr>
-      </w:pPr>
-      <w:r>
-        <w:rPr>
-          <w:rFonts w:ascii="Cambria Math" w:hAnsi="Cambria Math" w:cs="Cambria Math"/>
-          <w:sz w:val="32"/>
-          <w:szCs w:val="32"/>
-          <w:lang w:val="es-ES"/>
-        </w:rPr>
-        <w:t xml:space="preserve">3) Detectar usuarios que aparecen en C pero no en A </w:t>
-      </w:r>
-      <w:r>
-        <w:rPr>
-          <w:rFonts w:ascii="Cambria Math" w:hAnsi="Cambria Math" w:cs="Cambria Math"/>
-          <w:sz w:val="32"/>
-          <w:szCs w:val="32"/>
-          <w:lang w:val="es-ES"/>
-        </w:rPr>
-        <w:t>∪</w:t>
-      </w:r>
-      <w:r>
-        <w:rPr>
-          <w:rFonts w:ascii="Cambria Math" w:hAnsi="Cambria Math" w:cs="Cambria Math"/>
-          <w:sz w:val="32"/>
-          <w:szCs w:val="32"/>
-          <w:lang w:val="es-ES"/>
-        </w:rPr>
-        <w:t xml:space="preserve"> B</w:t>
-      </w:r>
-    </w:p>
-    <w:p>
-      <w:pPr>
-        <w:rPr>
-          <w:rFonts w:ascii="Cambria Math" w:hAnsi="Cambria Math" w:cs="Cambria Math"/>
-          <w:sz w:val="32"/>
-          <w:szCs w:val="32"/>
-          <w:lang w:val="es-ES"/>
-        </w:rPr>
-      </w:pPr>
-      <w:r>
-        <w:rPr>
-          <w:rFonts w:ascii="Cambria Math" w:hAnsi="Cambria Math" w:cs="Cambria Math"/>
-          <w:sz w:val="32"/>
-          <w:szCs w:val="32"/>
-          <w:lang w:val="es-ES"/>
-        </w:rPr>
-        <w:t xml:space="preserve">C </w:t>
-      </w:r>
+      </w:pPr>
       <w:r>
         <w:rPr>
           <w:rFonts w:cs="Cambria Math"/>
@@ -1809,93 +1824,27 @@
           <w:szCs w:val="32"/>
           <w:lang w:val="es-ES"/>
         </w:rPr>
-        <w:t>\</w:t>
-      </w:r>
-      <w:r>
+        <w:t>Parte B – Lógica proposicional</w:t>
+      </w:r>
+    </w:p>
+    <w:p>
+      <w:pPr>
         <w:rPr>
           <w:rFonts w:cs="Cambria Math"/>
           <w:sz w:val="32"/>
           <w:szCs w:val="32"/>
           <w:lang w:val="es-ES"/>
         </w:rPr>
-        <w:t xml:space="preserve"> (</w:t>
-      </w:r>
-      <w:r>
-        <w:rPr>
-          <w:rFonts w:ascii="Cambria Math" w:hAnsi="Cambria Math" w:cs="Cambria Math"/>
-          <w:sz w:val="32"/>
-          <w:szCs w:val="32"/>
-          <w:lang w:val="es-ES"/>
-        </w:rPr>
-        <w:t xml:space="preserve">A </w:t>
-      </w:r>
-      <w:r>
-        <w:rPr>
-          <w:rFonts w:ascii="Cambria Math" w:hAnsi="Cambria Math" w:cs="Cambria Math"/>
-          <w:sz w:val="32"/>
-          <w:szCs w:val="32"/>
-          <w:lang w:val="es-ES"/>
-        </w:rPr>
-        <w:t>∪</w:t>
-      </w:r>
-      <w:r>
-        <w:rPr>
-          <w:rFonts w:ascii="Cambria Math" w:hAnsi="Cambria Math" w:cs="Cambria Math"/>
-          <w:sz w:val="32"/>
-          <w:szCs w:val="32"/>
-          <w:lang w:val="es-ES"/>
-        </w:rPr>
-        <w:t xml:space="preserve"> B) = [109]</w:t>
-      </w:r>
-    </w:p>
-    <w:p>
-      <w:pPr>
+      </w:pPr>
+      <w:r>
         <w:rPr>
           <w:rFonts w:cs="Cambria Math"/>
           <w:sz w:val="32"/>
           <w:szCs w:val="32"/>
           <w:lang w:val="es-ES"/>
         </w:rPr>
-      </w:pPr>
-      <w:r>
-        <w:rPr>
-          <w:rFonts w:cs="Cambria Math"/>
-          <w:sz w:val="32"/>
-          <w:szCs w:val="32"/>
-          <w:lang w:val="es-ES"/>
-        </w:rPr>
-        <w:t>Parte B – Lógica proposicional</w:t>
-      </w:r>
-    </w:p>
-    <w:p>
-      <w:pPr>
-        <w:rPr>
-          <w:rFonts w:cs="Cambria Math"/>
-          <w:sz w:val="32"/>
-          <w:szCs w:val="32"/>
-          <w:lang w:val="es-ES"/>
-        </w:rPr>
-      </w:pPr>
-      <w:r>
-        <w:rPr>
-          <w:rFonts w:cs="Cambria Math"/>
-          <w:sz w:val="32"/>
-          <w:szCs w:val="32"/>
-          <w:lang w:val="es-ES"/>
-        </w:rPr>
-        <w:t xml:space="preserve">p: pertenece a </w:t>
-      </w:r>
-      <w:proofErr w:type="spellStart"/>
-      <w:r>
-        <w:rPr>
-          <w:rFonts w:cs="Cambria Math"/>
-          <w:sz w:val="32"/>
-          <w:szCs w:val="32"/>
-          <w:lang w:val="es-ES"/>
-        </w:rPr>
-        <w:t>A</w:t>
-      </w:r>
-      <w:proofErr w:type="spellEnd"/>
+        <w:t>p: pertenece a A</w:t>
+      </w:r>
     </w:p>
     <w:p>
       <w:pPr>
@@ -4253,7 +4202,6 @@
           <w:lang w:val="es-ES"/>
         </w:rPr>
       </w:pPr>
-      <w:proofErr w:type="spellStart"/>
       <w:r>
         <w:rPr>
           <w:rFonts w:eastAsiaTheme="minorEastAsia" w:cs="Cambria Math"/>
@@ -4261,17 +4209,7 @@
           <w:szCs w:val="32"/>
           <w:lang w:val="es-ES"/>
         </w:rPr>
-        <w:t>yv</w:t>
-      </w:r>
-      <w:proofErr w:type="spellEnd"/>
-      <w:r>
-        <w:rPr>
-          <w:rFonts w:eastAsiaTheme="minorEastAsia" w:cs="Cambria Math"/>
-          <w:sz w:val="32"/>
-          <w:szCs w:val="32"/>
-          <w:lang w:val="es-ES"/>
-        </w:rPr>
-        <w:t xml:space="preserve"> = -2</w:t>
+        <w:t>yv = -2</w:t>
       </w:r>
       <m:oMath>
         <m:sSup>
@@ -4329,7 +4267,6 @@
           <w:lang w:val="es-ES"/>
         </w:rPr>
       </w:pPr>
-      <w:proofErr w:type="spellStart"/>
       <w:r>
         <w:rPr>
           <w:rFonts w:eastAsiaTheme="minorEastAsia" w:cs="Cambria Math"/>
@@ -4337,47 +4274,26 @@
           <w:szCs w:val="32"/>
           <w:lang w:val="es-ES"/>
         </w:rPr>
-        <w:t>yv</w:t>
-      </w:r>
-      <w:proofErr w:type="spellEnd"/>
-      <w:r>
+        <w:t>yv = -2(400)+1600+100</w:t>
+      </w:r>
+    </w:p>
+    <w:p>
+      <w:pPr>
         <w:rPr>
           <w:rFonts w:eastAsiaTheme="minorEastAsia" w:cs="Cambria Math"/>
           <w:sz w:val="32"/>
           <w:szCs w:val="32"/>
           <w:lang w:val="es-ES"/>
         </w:rPr>
-        <w:t xml:space="preserve"> = -2(400)+1600+100</w:t>
-      </w:r>
-    </w:p>
-    <w:p>
-      <w:pPr>
+      </w:pPr>
+      <w:r>
         <w:rPr>
           <w:rFonts w:eastAsiaTheme="minorEastAsia" w:cs="Cambria Math"/>
           <w:sz w:val="32"/>
           <w:szCs w:val="32"/>
           <w:lang w:val="es-ES"/>
         </w:rPr>
-      </w:pPr>
-      <w:proofErr w:type="spellStart"/>
-      <w:r>
-        <w:rPr>
-          <w:rFonts w:eastAsiaTheme="minorEastAsia" w:cs="Cambria Math"/>
-          <w:sz w:val="32"/>
-          <w:szCs w:val="32"/>
-          <w:lang w:val="es-ES"/>
-        </w:rPr>
-        <w:t>yv</w:t>
-      </w:r>
-      <w:proofErr w:type="spellEnd"/>
-      <w:r>
-        <w:rPr>
-          <w:rFonts w:eastAsiaTheme="minorEastAsia" w:cs="Cambria Math"/>
-          <w:sz w:val="32"/>
-          <w:szCs w:val="32"/>
-          <w:lang w:val="es-ES"/>
-        </w:rPr>
-        <w:t xml:space="preserve"> = -800+1600+100 = 900</w:t>
+        <w:t>yv = -800+1600+100 = 900</w:t>
       </w:r>
     </w:p>
     <w:p>
@@ -8128,6 +8044,129 @@
         </w:rPr>
       </w:pPr>
     </w:p>
+    <w:p>
+      <w:pPr>
+        <w:jc w:val="both"/>
+        <w:rPr>
+          <w:rFonts w:eastAsiaTheme="minorEastAsia" w:cs="Cambria Math"/>
+          <w:sz w:val="36"/>
+          <w:szCs w:val="36"/>
+        </w:rPr>
+      </w:pPr>
+      <w:r>
+        <w:rPr>
+          <w:rFonts w:eastAsiaTheme="minorEastAsia" w:cs="Cambria Math"/>
+          <w:sz w:val="36"/>
+          <w:szCs w:val="36"/>
+        </w:rPr>
+        <w:lastRenderedPageBreak/>
+        <w:t>Parte F — Análisis aplicado</w:t>
+      </w:r>
+    </w:p>
+    <w:p>
+      <w:pPr>
+        <w:jc w:val="both"/>
+        <w:rPr>
+          <w:rFonts w:eastAsiaTheme="minorEastAsia" w:cs="Cambria Math"/>
+          <w:sz w:val="36"/>
+          <w:szCs w:val="36"/>
+        </w:rPr>
+      </w:pPr>
+      <w:r>
+        <w:rPr>
+          <w:rFonts w:eastAsiaTheme="minorEastAsia" w:cs="Cambria Math"/>
+          <w:sz w:val="36"/>
+          <w:szCs w:val="36"/>
+        </w:rPr>
+        <w:t>*</w:t>
+      </w:r>
+      <w:r>
+        <w:rPr>
+          <w:rFonts w:eastAsiaTheme="minorEastAsia" w:cs="Cambria Math"/>
+          <w:sz w:val="36"/>
+          <w:szCs w:val="36"/>
+        </w:rPr>
+        <w:t>Qué función presenta mayor costo computacional promedio</w:t>
+      </w:r>
+      <w:r>
+        <w:rPr>
+          <w:rFonts w:eastAsiaTheme="minorEastAsia" w:cs="Cambria Math"/>
+          <w:sz w:val="36"/>
+          <w:szCs w:val="36"/>
+        </w:rPr>
+        <w:t>.</w:t>
+      </w:r>
+    </w:p>
+    <w:p>
+      <w:pPr>
+        <w:jc w:val="both"/>
+        <w:rPr>
+          <w:rFonts w:eastAsiaTheme="minorEastAsia" w:cs="Cambria Math"/>
+          <w:sz w:val="36"/>
+          <w:szCs w:val="36"/>
+        </w:rPr>
+      </w:pPr>
+      <w:r>
+        <w:rPr>
+          <w:rFonts w:eastAsiaTheme="minorEastAsia" w:cs="Cambria Math"/>
+          <w:sz w:val="36"/>
+          <w:szCs w:val="36"/>
+        </w:rPr>
+        <w:t>La función 2 con un promedio de 200 es el proceso mas pesado y lento de todo el sistema, duplicando el tiempo de la función más rápida.</w:t>
+      </w:r>
+    </w:p>
+    <w:p>
+      <w:pPr>
+        <w:jc w:val="both"/>
+        <w:rPr>
+          <w:rFonts w:eastAsiaTheme="minorEastAsia" w:cs="Cambria Math"/>
+          <w:sz w:val="36"/>
+          <w:szCs w:val="36"/>
+        </w:rPr>
+      </w:pPr>
+      <w:r>
+        <w:rPr>
+          <w:rFonts w:eastAsiaTheme="minorEastAsia" w:cs="Cambria Math"/>
+          <w:sz w:val="36"/>
+          <w:szCs w:val="36"/>
+        </w:rPr>
+        <w:t>*</w:t>
+      </w:r>
+      <w:r>
+        <w:rPr>
+          <w:rFonts w:eastAsiaTheme="minorEastAsia" w:cs="Cambria Math"/>
+          <w:sz w:val="36"/>
+          <w:szCs w:val="36"/>
+        </w:rPr>
+        <w:t>Qué servidor resulta más eficiente</w:t>
+      </w:r>
+      <w:r>
+        <w:rPr>
+          <w:rFonts w:eastAsiaTheme="minorEastAsia" w:cs="Cambria Math"/>
+          <w:sz w:val="36"/>
+          <w:szCs w:val="36"/>
+        </w:rPr>
+        <w:t>.</w:t>
+      </w:r>
+    </w:p>
+    <w:p>
+      <w:pPr>
+        <w:jc w:val="both"/>
+        <w:rPr>
+          <w:rFonts w:eastAsiaTheme="minorEastAsia" w:cs="Cambria Math"/>
+          <w:sz w:val="36"/>
+          <w:szCs w:val="36"/>
+        </w:rPr>
+      </w:pPr>
+      <w:r>
+        <w:rPr>
+          <w:rFonts w:eastAsiaTheme="minorEastAsia" w:cs="Cambria Math"/>
+          <w:sz w:val="36"/>
+          <w:szCs w:val="36"/>
+        </w:rPr>
+        <w:t>El servidor 1 con un promedio de 136.6 es el mas eficiente, seguido del servidor 3 con un promedio de 138.3, el menos eficiente es el servidor 2 con un promedio de 146.6</w:t>
+      </w:r>
+    </w:p>
     <w:sectPr>
       <w:pgSz w:w="11906" w:h="16838"/>
       <w:pgMar w:top="1417" w:right="1701" w:bottom="1417" w:left="1701" w:header="708" w:footer="708" w:gutter="0"/>
@@ -8139,7 +8178,7 @@
 </file>
 
 <file path=word/numbering.xml><?xml version="1.0" encoding="utf-8"?>
-<w:numbering xmlns:wpc="http://schemas.microsoft.com/office/word/2010/wordprocessingCanvas" xmlns:cx="http://schemas.microsoft.com/office/drawing/2014/chartex" xmlns:cx1="http://schemas.microsoft.com/office/drawing/2015/9/8/chartex" xmlns:cx2="http://schemas.microsoft.com/office/drawing/2015/10/21/chartex" xmlns:cx3="http://schemas.microsoft.com/office/drawing/2016/5/9/chartex" xmlns:cx4="http://schemas.microsoft.com/office/drawing/2016/5/10/chartex" xmlns:cx5="http://schemas.microsoft.com/office/drawing/2016/5/11/chartex" xmlns:cx6="http://schemas.microsoft.com/office/drawing/2016/5/12/chartex" xmlns:cx7="http://schemas.microsoft.com/office/drawing/2016/5/13/chartex" xmlns:cx8="http://schemas.microsoft.com/office/drawing/2016/5/14/chartex" xmlns:mc="http://schemas.openxmlformats.org/markup-compatibility/2006" xmlns:aink="http://schemas.microsoft.com/office/drawing/2016/ink" xmlns:am3d="http://schemas.microsoft.com/office/drawing/2017/model3d" xmlns:o="urn:schemas-microsoft-com:office:office" xmlns:oel="http://schemas.microsoft.com/office/2019/extlst" xmlns:r="http://schemas.openxmlformats.org/officeDocument/2006/relationships" xmlns:m="http://schemas.openxmlformats.org/officeDocument/2006/math" xmlns:v="urn:schemas-microsoft-com:vml" xmlns:wp14="http://schemas.microsoft.com/office/word/2010/wordprocessingDrawing" xmlns:wp="http://schemas.openxmlformats.org/drawingml/2006/wordprocessingDrawing" xmlns:w10="urn:schemas-microsoft-com:office:word" xmlns:w="http://schemas.openxmlformats.org/wordprocessingml/2006/main" xmlns:w14="http://schemas.microsoft.com/office/word/2010/wordml" xmlns:w15="http://schemas.microsoft.com/office/word/2012/wordml" xmlns:w16cex="http://schemas.microsoft.com/office/word/2018/wordml/cex" xmlns:w16cid="http://schemas.microsoft.com/office/word/2016/wordml/cid" xmlns:w16="http://schemas.microsoft.com/office/word/2018/wordml" xmlns:w16du="http://schemas.microsoft.com/office/word/2023/wordml/word16du" xmlns:w16sdtdh="http://schemas.microsoft.com/office/word/2020/wordml/sdtdatahash" xmlns:w16sdtfl="http://schemas.microsoft.com/office/word/2024/wordml/sdtformatlock" xmlns:w16se="http://schemas.microsoft.com/office/word/2015/wordml/symex" xmlns:wpg="http://schemas.microsoft.com/office/word/2010/wordprocessingGroup" xmlns:wpi="http://schemas.microsoft.com/office/word/2010/wordprocessingInk" xmlns:wne="http://schemas.microsoft.com/office/word/2006/wordml" xmlns:wps="http://schemas.microsoft.com/office/word/2010/wordprocessingShape" mc:Ignorable="w14 w15 w16se w16cid w16 w16cex w16sdtdh w16sdtfl w16du wp14">
+<w:numbering xmlns:wpc="http://schemas.microsoft.com/office/word/2010/wordprocessingCanvas" xmlns:cx="http://schemas.microsoft.com/office/drawing/2014/chartex" xmlns:cx1="http://schemas.microsoft.com/office/drawing/2015/9/8/chartex" xmlns:cx2="http://schemas.microsoft.com/office/drawing/2015/10/21/chartex" xmlns:cx3="http://schemas.microsoft.com/office/drawing/2016/5/9/chartex" xmlns:cx4="http://schemas.microsoft.com/office/drawing/2016/5/10/chartex" xmlns:cx5="http://schemas.microsoft.com/office/drawing/2016/5/11/chartex" xmlns:cx6="http://schemas.microsoft.com/office/drawing/2016/5/12/chartex" xmlns:cx7="http://schemas.microsoft.com/office/drawing/2016/5/13/chartex" xmlns:cx8="http://schemas.microsoft.com/office/drawing/2016/5/14/chartex" xmlns:mc="http://schemas.openxmlformats.org/markup-compatibility/2006" xmlns:aink="http://schemas.microsoft.com/office/drawing/2016/ink" xmlns:am3d="http://schemas.microsoft.com/office/drawing/2017/model3d" xmlns:o="urn:schemas-microsoft-com:office:office" xmlns:oel="http://schemas.microsoft.com/office/2019/extlst" xmlns:r="http://schemas.openxmlformats.org/officeDocument/2006/relationships" xmlns:m="http://schemas.openxmlformats.org/officeDocument/2006/math" xmlns:v="urn:schemas-microsoft-com:vml" xmlns:wp14="http://schemas.microsoft.com/office/word/2010/wordprocessingDrawing" xmlns:wp="http://schemas.openxmlformats.org/drawingml/2006/wordprocessingDrawing" xmlns:w10="urn:schemas-microsoft-com:office:word" xmlns:w="http://schemas.openxmlformats.org/wordprocessingml/2006/main" xmlns:w14="http://schemas.microsoft.com/office/word/2010/wordml" xmlns:w15="http://schemas.microsoft.com/office/word/2012/wordml" xmlns:w16cex="http://schemas.microsoft.com/office/word/2018/wordml/cex" xmlns:w16cid="http://schemas.microsoft.com/office/word/2016/wordml/cid" xmlns:w16="http://schemas.microsoft.com/office/word/2018/wordml" xmlns:w16sdtdh="http://schemas.microsoft.com/office/word/2020/wordml/sdtdatahash" xmlns:w16se="http://schemas.microsoft.com/office/word/2015/wordml/symex" xmlns:wpg="http://schemas.microsoft.com/office/word/2010/wordprocessingGroup" xmlns:wpi="http://schemas.microsoft.com/office/word/2010/wordprocessingInk" xmlns:wne="http://schemas.microsoft.com/office/word/2006/wordml" xmlns:wps="http://schemas.microsoft.com/office/word/2010/wordprocessingShape" mc:Ignorable="w14 w15 w16se w16cid w16 w16cex w16sdtdh wp14">
   <w:abstractNum w:abstractNumId="0" w15:restartNumberingAfterBreak="0">
     <w:nsid w:val="4A41717B"/>
     <w:multiLevelType w:val="hybridMultilevel"/>
@@ -8236,7 +8275,7 @@
 </file>
 
 <file path=word/styles.xml><?xml version="1.0" encoding="utf-8"?>
-<w:styles xmlns:mc="http://schemas.openxmlformats.org/markup-compatibility/2006" xmlns:r="http://schemas.openxmlformats.org/officeDocument/2006/relationships" xmlns:w="http://schemas.openxmlformats.org/wordprocessingml/2006/main" xmlns:w14="http://schemas.microsoft.com/office/word/2010/wordml" xmlns:w15="http://schemas.microsoft.com/office/word/2012/wordml" xmlns:w16cex="http://schemas.microsoft.com/office/word/2018/wordml/cex" xmlns:w16cid="http://schemas.microsoft.com/office/word/2016/wordml/cid" xmlns:w16="http://schemas.microsoft.com/office/word/2018/wordml" xmlns:w16du="http://schemas.microsoft.com/office/word/2023/wordml/word16du" xmlns:w16sdtdh="http://schemas.microsoft.com/office/word/2020/wordml/sdtdatahash" xmlns:w16sdtfl="http://schemas.microsoft.com/office/word/2024/wordml/sdtformatlock" xmlns:w16se="http://schemas.microsoft.com/office/word/2015/wordml/symex" mc:Ignorable="w14 w15 w16se w16cid w16 w16cex w16sdtdh w16sdtfl w16du">
+<w:styles xmlns:mc="http://schemas.openxmlformats.org/markup-compatibility/2006" xmlns:r="http://schemas.openxmlformats.org/officeDocument/2006/relationships" xmlns:w="http://schemas.openxmlformats.org/wordprocessingml/2006/main" xmlns:w14="http://schemas.microsoft.com/office/word/2010/wordml" xmlns:w15="http://schemas.microsoft.com/office/word/2012/wordml" xmlns:w16cex="http://schemas.microsoft.com/office/word/2018/wordml/cex" xmlns:w16cid="http://schemas.microsoft.com/office/word/2016/wordml/cid" xmlns:w16="http://schemas.microsoft.com/office/word/2018/wordml" xmlns:w16sdtdh="http://schemas.microsoft.com/office/word/2020/wordml/sdtdatahash" xmlns:w16se="http://schemas.microsoft.com/office/word/2015/wordml/symex" mc:Ignorable="w14 w15 w16se w16cid w16 w16cex w16sdtdh">
   <w:docDefaults>
     <w:rPrDefault>
       <w:rPr>
@@ -8838,7 +8877,6 @@
   <w:style w:type="character" w:default="1" w:styleId="Fuentedeprrafopredeter">
     <w:name w:val="Default Paragraph Font"/>
     <w:uiPriority w:val="1"/>
-    <w:semiHidden/>
     <w:unhideWhenUsed/>
   </w:style>
   <w:style w:type="table" w:default="1" w:styleId="Tablanormal">
